--- a/_mpi2026_group2_pw4_document.docx
+++ b/_mpi2026_group2_pw4_document.docx
@@ -426,7 +426,7 @@
       <w:r>
         <w:t xml:space="preserve">: </w:t>
       </w:r>
-      <w:hyperlink r:id="rId7" w:history="1">
+      <w:hyperlink r:id="rId8" w:history="1">
         <w:r>
           <w:rPr>
             <w:rStyle w:val="Hyperlink"/>
@@ -589,11 +589,10 @@
             </w:rPr>
             <w:fldChar w:fldCharType="separate"/>
           </w:r>
-          <w:hyperlink w:anchor="_Toc241620264" w:history="1">
+          <w:hyperlink w:anchor="_Toc243508996" w:history="1">
             <w:r>
               <w:rPr>
                 <w:rStyle w:val="Hyperlink"/>
-                <w:rFonts w:cs="Arial"/>
                 <w:noProof/>
                 <w:lang w:val="lv-LV"/>
               </w:rPr>
@@ -615,11 +614,10 @@
             <w:r>
               <w:rPr>
                 <w:rStyle w:val="Hyperlink"/>
-                <w:rFonts w:cs="Arial"/>
                 <w:noProof/>
                 <w:lang w:val="lv-LV"/>
               </w:rPr>
-              <w:t>What was done and how?</w:t>
+              <w:t>How the CALC was made, what was used?</w:t>
             </w:r>
             <w:r>
               <w:rPr>
@@ -637,7 +635,7 @@
               <w:rPr>
                 <w:noProof/>
               </w:rPr>
-              <w:instrText xml:space="preserve"> PAGEREF _Toc241620264 \h </w:instrText>
+              <w:instrText xml:space="preserve"> PAGEREF _Toc243508996 \h </w:instrText>
             </w:r>
             <w:r>
               <w:rPr>
@@ -654,7 +652,92 @@
               <w:rPr>
                 <w:noProof/>
               </w:rPr>
+              <w:t>3</w:t>
+            </w:r>
+            <w:r>
+              <w:rPr>
+                <w:noProof/>
+              </w:rPr>
+              <w:fldChar w:fldCharType="end"/>
+            </w:r>
+          </w:hyperlink>
+        </w:p>
+        <w:p>
+          <w:pPr>
+            <w:pStyle w:val="TOC1"/>
+            <w:rPr>
+              <w:rFonts w:asciiTheme="minorHAnsi" w:eastAsiaTheme="minorEastAsia" w:hAnsiTheme="minorHAnsi" w:cstheme="minorBidi"/>
+              <w:b w:val="0"/>
+              <w:noProof/>
+              <w:kern w:val="2"/>
+              <w:sz w:val="24"/>
+              <w:szCs w:val="24"/>
+              <w:lang w:val="lv-LV" w:eastAsia="lv-LV"/>
+              <w14:ligatures w14:val="standardContextual"/>
+            </w:rPr>
+          </w:pPr>
+          <w:hyperlink w:anchor="_Toc243508997" w:history="1">
+            <w:r>
+              <w:rPr>
+                <w:rStyle w:val="Hyperlink"/>
+                <w:noProof/>
+              </w:rPr>
               <w:t>2</w:t>
+            </w:r>
+            <w:r>
+              <w:rPr>
+                <w:rFonts w:asciiTheme="minorHAnsi" w:eastAsiaTheme="minorEastAsia" w:hAnsiTheme="minorHAnsi" w:cstheme="minorBidi"/>
+                <w:b w:val="0"/>
+                <w:noProof/>
+                <w:kern w:val="2"/>
+                <w:sz w:val="24"/>
+                <w:szCs w:val="24"/>
+                <w:lang w:val="lv-LV" w:eastAsia="lv-LV"/>
+                <w14:ligatures w14:val="standardContextual"/>
+              </w:rPr>
+              <w:tab/>
+            </w:r>
+            <w:r>
+              <w:rPr>
+                <w:rStyle w:val="Hyperlink"/>
+                <w:noProof/>
+              </w:rPr>
+              <w:t>Core Components</w:t>
+            </w:r>
+            <w:r>
+              <w:rPr>
+                <w:noProof/>
+              </w:rPr>
+              <w:tab/>
+            </w:r>
+            <w:r>
+              <w:rPr>
+                <w:noProof/>
+              </w:rPr>
+              <w:fldChar w:fldCharType="begin"/>
+            </w:r>
+            <w:r>
+              <w:rPr>
+                <w:noProof/>
+              </w:rPr>
+              <w:instrText xml:space="preserve"> PAGEREF _Toc243508997 \h </w:instrText>
+            </w:r>
+            <w:r>
+              <w:rPr>
+                <w:noProof/>
+              </w:rPr>
+            </w:r>
+            <w:r>
+              <w:rPr>
+                <w:noProof/>
+              </w:rPr>
+              <w:fldChar w:fldCharType="separate"/>
+            </w:r>
+            <w:r>
+              <w:rPr>
+                <w:noProof/>
+              </w:rPr>
+              <w:t>4</w:t>
             </w:r>
             <w:r>
               <w:rPr>
@@ -772,7 +855,7 @@
           <w:sz w:val="22"/>
           <w:lang w:val="lv-LV"/>
         </w:rPr>
-        <w:t>29</w:t>
+        <w:t>21/10</w:t>
       </w:r>
       <w:r>
         <w:rPr>
@@ -780,7 +863,7 @@
           <w:sz w:val="22"/>
           <w:lang w:val="lv-LV"/>
         </w:rPr>
-        <w:t>/09/2026</w:t>
+        <w:t>/2026</w:t>
       </w:r>
     </w:p>
     <w:p>
@@ -1460,153 +1543,8941 @@
     <w:p/>
     <w:p/>
     <w:p/>
-    <w:p/>
     <w:p>
       <w:pPr>
+        <w:spacing w:after="0" w:line="240" w:lineRule="auto"/>
+      </w:pPr>
+      <w:r>
+        <w:br w:type="page"/>
+      </w:r>
+    </w:p>
+    <w:p>
+      <w:pPr>
         <w:pStyle w:val="Heading1"/>
+        <w:rPr>
+          <w:lang w:val="lv-LV"/>
+        </w:rPr>
+      </w:pPr>
+      <w:bookmarkStart w:id="2" w:name="_Toc243508996"/>
+      <w:proofErr w:type="spellStart"/>
+      <w:r>
+        <w:rPr>
+          <w:lang w:val="lv-LV"/>
+        </w:rPr>
+        <w:lastRenderedPageBreak/>
+        <w:t>How</w:t>
+      </w:r>
+      <w:proofErr w:type="spellEnd"/>
+      <w:r>
+        <w:rPr>
+          <w:lang w:val="lv-LV"/>
+        </w:rPr>
+        <w:t xml:space="preserve"> </w:t>
+      </w:r>
+      <w:proofErr w:type="spellStart"/>
+      <w:r>
+        <w:rPr>
+          <w:lang w:val="lv-LV"/>
+        </w:rPr>
+        <w:t>the</w:t>
+      </w:r>
+      <w:proofErr w:type="spellEnd"/>
+      <w:r>
+        <w:rPr>
+          <w:lang w:val="lv-LV"/>
+        </w:rPr>
+        <w:t xml:space="preserve"> CALC </w:t>
+      </w:r>
+      <w:proofErr w:type="spellStart"/>
+      <w:r>
+        <w:rPr>
+          <w:lang w:val="lv-LV"/>
+        </w:rPr>
+        <w:t>was</w:t>
+      </w:r>
+      <w:proofErr w:type="spellEnd"/>
+      <w:r>
+        <w:rPr>
+          <w:lang w:val="lv-LV"/>
+        </w:rPr>
+        <w:t xml:space="preserve"> </w:t>
+      </w:r>
+      <w:proofErr w:type="spellStart"/>
+      <w:r>
+        <w:rPr>
+          <w:lang w:val="lv-LV"/>
+        </w:rPr>
+        <w:t>made</w:t>
+      </w:r>
+      <w:proofErr w:type="spellEnd"/>
+      <w:r>
+        <w:rPr>
+          <w:lang w:val="lv-LV"/>
+        </w:rPr>
+        <w:t xml:space="preserve">, </w:t>
+      </w:r>
+      <w:proofErr w:type="spellStart"/>
+      <w:r>
+        <w:rPr>
+          <w:lang w:val="lv-LV"/>
+        </w:rPr>
+        <w:t>what</w:t>
+      </w:r>
+      <w:proofErr w:type="spellEnd"/>
+      <w:r>
+        <w:rPr>
+          <w:lang w:val="lv-LV"/>
+        </w:rPr>
+        <w:t xml:space="preserve"> </w:t>
+      </w:r>
+      <w:proofErr w:type="spellStart"/>
+      <w:r>
+        <w:rPr>
+          <w:lang w:val="lv-LV"/>
+        </w:rPr>
+        <w:t>was</w:t>
+      </w:r>
+      <w:proofErr w:type="spellEnd"/>
+      <w:r>
+        <w:rPr>
+          <w:lang w:val="lv-LV"/>
+        </w:rPr>
+        <w:t xml:space="preserve"> </w:t>
+      </w:r>
+      <w:proofErr w:type="spellStart"/>
+      <w:r>
+        <w:rPr>
+          <w:lang w:val="lv-LV"/>
+        </w:rPr>
+        <w:t>used</w:t>
+      </w:r>
+      <w:proofErr w:type="spellEnd"/>
+      <w:r>
+        <w:rPr>
+          <w:lang w:val="lv-LV"/>
+        </w:rPr>
+        <w:t>?</w:t>
+      </w:r>
+      <w:bookmarkEnd w:id="2"/>
+    </w:p>
+    <w:p>
+      <w:pPr>
+        <w:rPr>
+          <w:b/>
+          <w:bCs/>
+          <w:lang w:eastAsia="fi-FI"/>
+        </w:rPr>
+      </w:pPr>
+    </w:p>
+    <w:p>
+      <w:pPr>
+        <w:rPr>
+          <w:b/>
+          <w:bCs/>
+          <w:lang w:eastAsia="fi-FI"/>
+        </w:rPr>
+      </w:pPr>
+      <w:proofErr w:type="spellStart"/>
+      <w:r>
+        <w:rPr>
+          <w:b/>
+          <w:bCs/>
+          <w:lang w:eastAsia="fi-FI"/>
+        </w:rPr>
+        <w:t>Key</w:t>
+      </w:r>
+      <w:proofErr w:type="spellEnd"/>
+      <w:r>
+        <w:rPr>
+          <w:b/>
+          <w:bCs/>
+          <w:lang w:eastAsia="fi-FI"/>
+        </w:rPr>
+        <w:t xml:space="preserve"> </w:t>
+      </w:r>
+      <w:proofErr w:type="spellStart"/>
+      <w:r>
+        <w:rPr>
+          <w:b/>
+          <w:bCs/>
+          <w:lang w:eastAsia="fi-FI"/>
+        </w:rPr>
+        <w:t>Features</w:t>
+      </w:r>
+      <w:proofErr w:type="spellEnd"/>
+      <w:r>
+        <w:rPr>
+          <w:b/>
+          <w:bCs/>
+          <w:lang w:eastAsia="fi-FI"/>
+        </w:rPr>
+        <w:t xml:space="preserve"> &amp; </w:t>
+      </w:r>
+      <w:proofErr w:type="spellStart"/>
+      <w:r>
+        <w:rPr>
+          <w:b/>
+          <w:bCs/>
+          <w:lang w:eastAsia="fi-FI"/>
+        </w:rPr>
+        <w:t>Requirements</w:t>
+      </w:r>
+      <w:proofErr w:type="spellEnd"/>
+    </w:p>
+    <w:p>
+      <w:pPr>
+        <w:rPr>
+          <w:b/>
+          <w:bCs/>
+          <w:lang w:eastAsia="fi-FI"/>
+        </w:rPr>
+      </w:pPr>
+      <w:r>
+        <w:rPr>
+          <w:b/>
+          <w:bCs/>
+          <w:lang w:eastAsia="fi-FI"/>
+        </w:rPr>
+        <w:t>1. B</w:t>
+      </w:r>
+      <w:proofErr w:type="spellStart"/>
+      <w:r>
+        <w:rPr>
+          <w:b/>
+          <w:bCs/>
+          <w:lang w:eastAsia="fi-FI"/>
+        </w:rPr>
+        <w:t>asic</w:t>
+      </w:r>
+      <w:proofErr w:type="spellEnd"/>
+      <w:r>
+        <w:rPr>
+          <w:b/>
+          <w:bCs/>
+          <w:lang w:eastAsia="fi-FI"/>
+        </w:rPr>
+        <w:t xml:space="preserve"> </w:t>
+      </w:r>
+      <w:proofErr w:type="spellStart"/>
+      <w:r>
+        <w:rPr>
+          <w:b/>
+          <w:bCs/>
+          <w:lang w:eastAsia="fi-FI"/>
+        </w:rPr>
+        <w:t>Arithmetic</w:t>
+      </w:r>
+      <w:proofErr w:type="spellEnd"/>
+      <w:r>
+        <w:rPr>
+          <w:b/>
+          <w:bCs/>
+          <w:lang w:eastAsia="fi-FI"/>
+        </w:rPr>
+        <w:t xml:space="preserve"> </w:t>
+      </w:r>
+      <w:proofErr w:type="spellStart"/>
+      <w:r>
+        <w:rPr>
+          <w:b/>
+          <w:bCs/>
+          <w:lang w:eastAsia="fi-FI"/>
+        </w:rPr>
+        <w:t>Operations</w:t>
+      </w:r>
+      <w:proofErr w:type="spellEnd"/>
+      <w:r>
+        <w:rPr>
+          <w:b/>
+          <w:bCs/>
+          <w:lang w:eastAsia="fi-FI"/>
+        </w:rPr>
+        <w:t xml:space="preserve"> </w:t>
+      </w:r>
+      <w:r>
+        <w:rPr>
+          <w:b/>
+          <w:bCs/>
+          <w:lang w:eastAsia="fi-FI"/>
+        </w:rPr>
+        <w:t>(</w:t>
+      </w:r>
+      <w:r>
+        <w:rPr>
+          <w:b/>
+          <w:bCs/>
+          <w:lang w:eastAsia="fi-FI"/>
+        </w:rPr>
+        <w:t xml:space="preserve"> </w:t>
+      </w:r>
+      <w:r>
+        <w:rPr>
+          <w:b/>
+          <w:bCs/>
+          <w:lang w:eastAsia="fi-FI"/>
+        </w:rPr>
+        <w:t>+</w:t>
+      </w:r>
+      <w:r>
+        <w:rPr>
+          <w:b/>
+          <w:bCs/>
+          <w:lang w:eastAsia="fi-FI"/>
+        </w:rPr>
+        <w:t xml:space="preserve"> </w:t>
+      </w:r>
+      <w:r>
+        <w:rPr>
+          <w:b/>
+          <w:bCs/>
+          <w:lang w:eastAsia="fi-FI"/>
+        </w:rPr>
+        <w:t>)</w:t>
+      </w:r>
+      <w:r>
+        <w:rPr>
+          <w:b/>
+          <w:bCs/>
+          <w:lang w:eastAsia="fi-FI"/>
+        </w:rPr>
+        <w:t xml:space="preserve"> </w:t>
+      </w:r>
+      <w:r>
+        <w:rPr>
+          <w:b/>
+          <w:bCs/>
+          <w:lang w:eastAsia="fi-FI"/>
+        </w:rPr>
+        <w:t>(</w:t>
+      </w:r>
+      <w:r>
+        <w:rPr>
+          <w:b/>
+          <w:bCs/>
+          <w:lang w:eastAsia="fi-FI"/>
+        </w:rPr>
+        <w:t xml:space="preserve"> </w:t>
+      </w:r>
+      <w:r>
+        <w:rPr>
+          <w:b/>
+          <w:bCs/>
+          <w:lang w:eastAsia="fi-FI"/>
+        </w:rPr>
+        <w:t>-</w:t>
+      </w:r>
+      <w:r>
+        <w:rPr>
+          <w:b/>
+          <w:bCs/>
+          <w:lang w:eastAsia="fi-FI"/>
+        </w:rPr>
+        <w:t xml:space="preserve"> </w:t>
+      </w:r>
+      <w:r>
+        <w:rPr>
+          <w:b/>
+          <w:bCs/>
+          <w:lang w:eastAsia="fi-FI"/>
+        </w:rPr>
+        <w:t>)</w:t>
+      </w:r>
+      <w:r>
+        <w:rPr>
+          <w:b/>
+          <w:bCs/>
+          <w:lang w:eastAsia="fi-FI"/>
+        </w:rPr>
+        <w:t xml:space="preserve"> </w:t>
+      </w:r>
+      <w:r>
+        <w:rPr>
+          <w:b/>
+          <w:bCs/>
+          <w:lang w:eastAsia="fi-FI"/>
+        </w:rPr>
+        <w:t>(</w:t>
+      </w:r>
+      <w:r>
+        <w:rPr>
+          <w:b/>
+          <w:bCs/>
+          <w:lang w:eastAsia="fi-FI"/>
+        </w:rPr>
+        <w:t xml:space="preserve"> </w:t>
+      </w:r>
+      <w:r>
+        <w:rPr>
+          <w:b/>
+          <w:bCs/>
+          <w:lang w:eastAsia="fi-FI"/>
+        </w:rPr>
+        <w:t>*</w:t>
+      </w:r>
+      <w:r>
+        <w:rPr>
+          <w:b/>
+          <w:bCs/>
+          <w:lang w:eastAsia="fi-FI"/>
+        </w:rPr>
+        <w:t xml:space="preserve"> </w:t>
+      </w:r>
+      <w:r>
+        <w:rPr>
+          <w:b/>
+          <w:bCs/>
+          <w:lang w:eastAsia="fi-FI"/>
+        </w:rPr>
+        <w:t>)</w:t>
+      </w:r>
+      <w:r>
+        <w:rPr>
+          <w:b/>
+          <w:bCs/>
+          <w:lang w:eastAsia="fi-FI"/>
+        </w:rPr>
+        <w:t xml:space="preserve"> </w:t>
+      </w:r>
+      <w:r>
+        <w:rPr>
+          <w:b/>
+          <w:bCs/>
+          <w:lang w:eastAsia="fi-FI"/>
+        </w:rPr>
+        <w:t>(</w:t>
+      </w:r>
+      <w:r>
+        <w:rPr>
+          <w:b/>
+          <w:bCs/>
+          <w:lang w:eastAsia="fi-FI"/>
+        </w:rPr>
+        <w:t xml:space="preserve"> </w:t>
+      </w:r>
+      <w:r>
+        <w:rPr>
+          <w:b/>
+          <w:bCs/>
+          <w:lang w:eastAsia="fi-FI"/>
+        </w:rPr>
+        <w:t>/</w:t>
+      </w:r>
+      <w:r>
+        <w:rPr>
+          <w:b/>
+          <w:bCs/>
+          <w:lang w:eastAsia="fi-FI"/>
+        </w:rPr>
+        <w:t xml:space="preserve"> </w:t>
+      </w:r>
+      <w:r>
+        <w:rPr>
+          <w:b/>
+          <w:bCs/>
+          <w:lang w:eastAsia="fi-FI"/>
+        </w:rPr>
+        <w:t>)</w:t>
+      </w:r>
+    </w:p>
+    <w:p>
+      <w:pPr>
+        <w:rPr>
+          <w:b/>
+          <w:bCs/>
+          <w:lang w:eastAsia="fi-FI"/>
+        </w:rPr>
+      </w:pPr>
+      <w:r>
+        <w:rPr>
+          <w:b/>
+          <w:bCs/>
+          <w:lang w:eastAsia="fi-FI"/>
+        </w:rPr>
+        <w:t xml:space="preserve">2. </w:t>
+      </w:r>
+      <w:proofErr w:type="spellStart"/>
+      <w:r>
+        <w:rPr>
+          <w:b/>
+          <w:bCs/>
+          <w:lang w:eastAsia="fi-FI"/>
+        </w:rPr>
+        <w:t>Memory</w:t>
+      </w:r>
+      <w:proofErr w:type="spellEnd"/>
+      <w:r>
+        <w:rPr>
+          <w:b/>
+          <w:bCs/>
+          <w:lang w:eastAsia="fi-FI"/>
+        </w:rPr>
+        <w:t xml:space="preserve"> </w:t>
+      </w:r>
+      <w:proofErr w:type="spellStart"/>
+      <w:r>
+        <w:rPr>
+          <w:b/>
+          <w:bCs/>
+          <w:lang w:eastAsia="fi-FI"/>
+        </w:rPr>
+        <w:t>Operations</w:t>
+      </w:r>
+      <w:proofErr w:type="spellEnd"/>
+    </w:p>
+    <w:p>
+      <w:pPr>
         <w:numPr>
           <w:ilvl w:val="0"/>
-          <w:numId w:val="2"/>
+          <w:numId w:val="11"/>
         </w:numPr>
         <w:rPr>
-          <w:rFonts w:cs="Arial"/>
-          <w:lang w:val="lv-LV"/>
-        </w:rPr>
-      </w:pPr>
-      <w:proofErr w:type="spellStart"/>
-      <w:r>
-        <w:rPr>
-          <w:rFonts w:cs="Arial"/>
-          <w:lang w:val="lv-LV"/>
-        </w:rPr>
-        <w:t>How</w:t>
-      </w:r>
-      <w:proofErr w:type="spellEnd"/>
-      <w:r>
-        <w:rPr>
-          <w:rFonts w:cs="Arial"/>
-          <w:lang w:val="lv-LV"/>
-        </w:rPr>
-        <w:t xml:space="preserve"> </w:t>
-      </w:r>
-      <w:proofErr w:type="spellStart"/>
-      <w:r>
-        <w:rPr>
-          <w:rFonts w:cs="Arial"/>
-          <w:lang w:val="lv-LV"/>
+          <w:lang w:eastAsia="fi-FI"/>
+        </w:rPr>
+      </w:pPr>
+      <w:r>
+        <w:rPr>
+          <w:b/>
+          <w:bCs/>
+          <w:lang w:eastAsia="fi-FI"/>
+        </w:rPr>
+        <w:t>MS (</w:t>
+      </w:r>
+      <w:proofErr w:type="spellStart"/>
+      <w:r>
+        <w:rPr>
+          <w:b/>
+          <w:bCs/>
+          <w:lang w:eastAsia="fi-FI"/>
+        </w:rPr>
+        <w:t>Memory</w:t>
+      </w:r>
+      <w:proofErr w:type="spellEnd"/>
+      <w:r>
+        <w:rPr>
+          <w:b/>
+          <w:bCs/>
+          <w:lang w:eastAsia="fi-FI"/>
+        </w:rPr>
+        <w:t xml:space="preserve"> </w:t>
+      </w:r>
+      <w:proofErr w:type="spellStart"/>
+      <w:r>
+        <w:rPr>
+          <w:b/>
+          <w:bCs/>
+          <w:lang w:eastAsia="fi-FI"/>
+        </w:rPr>
+        <w:t>Save</w:t>
+      </w:r>
+      <w:proofErr w:type="spellEnd"/>
+      <w:r>
+        <w:rPr>
+          <w:b/>
+          <w:bCs/>
+          <w:lang w:eastAsia="fi-FI"/>
+        </w:rPr>
+        <w:t>)</w:t>
+      </w:r>
+      <w:r>
+        <w:rPr>
+          <w:lang w:eastAsia="fi-FI"/>
+        </w:rPr>
+        <w:t xml:space="preserve">: </w:t>
+      </w:r>
+      <w:proofErr w:type="spellStart"/>
+      <w:r>
+        <w:rPr>
+          <w:lang w:eastAsia="fi-FI"/>
+        </w:rPr>
+        <w:t>Saves</w:t>
+      </w:r>
+      <w:proofErr w:type="spellEnd"/>
+      <w:r>
+        <w:rPr>
+          <w:lang w:eastAsia="fi-FI"/>
+        </w:rPr>
+        <w:t xml:space="preserve"> </w:t>
+      </w:r>
+      <w:proofErr w:type="spellStart"/>
+      <w:r>
+        <w:rPr>
+          <w:lang w:eastAsia="fi-FI"/>
         </w:rPr>
         <w:t>the</w:t>
       </w:r>
       <w:proofErr w:type="spellEnd"/>
       <w:r>
         <w:rPr>
-          <w:rFonts w:cs="Arial"/>
-          <w:lang w:val="lv-LV"/>
-        </w:rPr>
-        <w:t xml:space="preserve"> CALC </w:t>
-      </w:r>
-      <w:proofErr w:type="spellStart"/>
-      <w:r>
-        <w:rPr>
-          <w:rFonts w:cs="Arial"/>
-          <w:lang w:val="lv-LV"/>
-        </w:rPr>
-        <w:t>was</w:t>
-      </w:r>
-      <w:proofErr w:type="spellEnd"/>
-      <w:r>
-        <w:rPr>
-          <w:rFonts w:cs="Arial"/>
-          <w:lang w:val="lv-LV"/>
-        </w:rPr>
-        <w:t xml:space="preserve"> </w:t>
-      </w:r>
-      <w:proofErr w:type="spellStart"/>
-      <w:r>
-        <w:rPr>
-          <w:rFonts w:cs="Arial"/>
-          <w:lang w:val="lv-LV"/>
-        </w:rPr>
-        <w:t>made</w:t>
-      </w:r>
-      <w:proofErr w:type="spellEnd"/>
-      <w:r>
-        <w:rPr>
-          <w:rFonts w:cs="Arial"/>
-          <w:lang w:val="lv-LV"/>
-        </w:rPr>
-        <w:t xml:space="preserve">, </w:t>
-      </w:r>
-      <w:proofErr w:type="spellStart"/>
-      <w:r>
-        <w:rPr>
-          <w:rFonts w:cs="Arial"/>
-          <w:lang w:val="lv-LV"/>
-        </w:rPr>
-        <w:t>what</w:t>
-      </w:r>
-      <w:proofErr w:type="spellEnd"/>
-      <w:r>
-        <w:rPr>
-          <w:rFonts w:cs="Arial"/>
-          <w:lang w:val="lv-LV"/>
-        </w:rPr>
-        <w:t xml:space="preserve"> </w:t>
-      </w:r>
-      <w:proofErr w:type="spellStart"/>
-      <w:r>
-        <w:rPr>
-          <w:rFonts w:cs="Arial"/>
-          <w:lang w:val="lv-LV"/>
-        </w:rPr>
-        <w:t>was</w:t>
-      </w:r>
-      <w:proofErr w:type="spellEnd"/>
-      <w:r>
-        <w:rPr>
-          <w:rFonts w:cs="Arial"/>
-          <w:lang w:val="lv-LV"/>
-        </w:rPr>
-        <w:t xml:space="preserve"> </w:t>
-      </w:r>
-      <w:proofErr w:type="spellStart"/>
-      <w:r>
-        <w:rPr>
-          <w:rFonts w:cs="Arial"/>
-          <w:lang w:val="lv-LV"/>
-        </w:rPr>
-        <w:t>used</w:t>
-      </w:r>
-      <w:proofErr w:type="spellEnd"/>
-      <w:r>
-        <w:rPr>
-          <w:rFonts w:cs="Arial"/>
-          <w:lang w:val="lv-LV"/>
-        </w:rPr>
-        <w:t>?</w:t>
+          <w:lang w:eastAsia="fi-FI"/>
+        </w:rPr>
+        <w:t xml:space="preserve"> </w:t>
+      </w:r>
+      <w:proofErr w:type="spellStart"/>
+      <w:r>
+        <w:rPr>
+          <w:lang w:eastAsia="fi-FI"/>
+        </w:rPr>
+        <w:t>currently</w:t>
+      </w:r>
+      <w:proofErr w:type="spellEnd"/>
+      <w:r>
+        <w:rPr>
+          <w:lang w:eastAsia="fi-FI"/>
+        </w:rPr>
+        <w:t xml:space="preserve"> </w:t>
+      </w:r>
+      <w:proofErr w:type="spellStart"/>
+      <w:r>
+        <w:rPr>
+          <w:lang w:eastAsia="fi-FI"/>
+        </w:rPr>
+        <w:t>displayed</w:t>
+      </w:r>
+      <w:proofErr w:type="spellEnd"/>
+      <w:r>
+        <w:rPr>
+          <w:lang w:eastAsia="fi-FI"/>
+        </w:rPr>
+        <w:t xml:space="preserve"> </w:t>
+      </w:r>
+      <w:proofErr w:type="spellStart"/>
+      <w:r>
+        <w:rPr>
+          <w:lang w:eastAsia="fi-FI"/>
+        </w:rPr>
+        <w:t>number</w:t>
+      </w:r>
+      <w:proofErr w:type="spellEnd"/>
+      <w:r>
+        <w:rPr>
+          <w:lang w:eastAsia="fi-FI"/>
+        </w:rPr>
+        <w:t xml:space="preserve"> </w:t>
+      </w:r>
+      <w:proofErr w:type="spellStart"/>
+      <w:r>
+        <w:rPr>
+          <w:lang w:eastAsia="fi-FI"/>
+        </w:rPr>
+        <w:t>into</w:t>
+      </w:r>
+      <w:proofErr w:type="spellEnd"/>
+      <w:r>
+        <w:rPr>
+          <w:lang w:eastAsia="fi-FI"/>
+        </w:rPr>
+        <w:t xml:space="preserve"> </w:t>
+      </w:r>
+      <w:proofErr w:type="spellStart"/>
+      <w:r>
+        <w:rPr>
+          <w:lang w:eastAsia="fi-FI"/>
+        </w:rPr>
+        <w:t>memory</w:t>
+      </w:r>
+      <w:proofErr w:type="spellEnd"/>
+      <w:r>
+        <w:rPr>
+          <w:lang w:eastAsia="fi-FI"/>
+        </w:rPr>
+        <w:t xml:space="preserve"> </w:t>
+      </w:r>
+      <w:proofErr w:type="spellStart"/>
+      <w:r>
+        <w:rPr>
+          <w:lang w:eastAsia="fi-FI"/>
+        </w:rPr>
+        <w:t>while</w:t>
+      </w:r>
+      <w:proofErr w:type="spellEnd"/>
+      <w:r>
+        <w:rPr>
+          <w:lang w:eastAsia="fi-FI"/>
+        </w:rPr>
+        <w:t xml:space="preserve"> </w:t>
+      </w:r>
+      <w:proofErr w:type="spellStart"/>
+      <w:r>
+        <w:rPr>
+          <w:lang w:eastAsia="fi-FI"/>
+        </w:rPr>
+        <w:t>the</w:t>
+      </w:r>
+      <w:proofErr w:type="spellEnd"/>
+      <w:r>
+        <w:rPr>
+          <w:lang w:eastAsia="fi-FI"/>
+        </w:rPr>
+        <w:t xml:space="preserve"> </w:t>
+      </w:r>
+      <w:proofErr w:type="spellStart"/>
+      <w:r>
+        <w:rPr>
+          <w:lang w:eastAsia="fi-FI"/>
+        </w:rPr>
+        <w:t>application</w:t>
+      </w:r>
+      <w:proofErr w:type="spellEnd"/>
+      <w:r>
+        <w:rPr>
+          <w:lang w:eastAsia="fi-FI"/>
+        </w:rPr>
+        <w:t xml:space="preserve"> </w:t>
+      </w:r>
+      <w:proofErr w:type="spellStart"/>
+      <w:r>
+        <w:rPr>
+          <w:lang w:eastAsia="fi-FI"/>
+        </w:rPr>
+        <w:t>is</w:t>
+      </w:r>
+      <w:proofErr w:type="spellEnd"/>
+      <w:r>
+        <w:rPr>
+          <w:lang w:eastAsia="fi-FI"/>
+        </w:rPr>
+        <w:t xml:space="preserve"> </w:t>
+      </w:r>
+      <w:proofErr w:type="spellStart"/>
+      <w:r>
+        <w:rPr>
+          <w:lang w:eastAsia="fi-FI"/>
+        </w:rPr>
+        <w:t>running</w:t>
+      </w:r>
+      <w:proofErr w:type="spellEnd"/>
+      <w:r>
+        <w:rPr>
+          <w:lang w:eastAsia="fi-FI"/>
+        </w:rPr>
+        <w:t xml:space="preserve">. A </w:t>
+      </w:r>
+      <w:proofErr w:type="spellStart"/>
+      <w:r>
+        <w:rPr>
+          <w:lang w:eastAsia="fi-FI"/>
+        </w:rPr>
+        <w:t>memory</w:t>
+      </w:r>
+      <w:proofErr w:type="spellEnd"/>
+      <w:r>
+        <w:rPr>
+          <w:lang w:eastAsia="fi-FI"/>
+        </w:rPr>
+        <w:t xml:space="preserve"> </w:t>
+      </w:r>
+      <w:proofErr w:type="spellStart"/>
+      <w:r>
+        <w:rPr>
+          <w:lang w:eastAsia="fi-FI"/>
+        </w:rPr>
+        <w:t>chip</w:t>
+      </w:r>
+      <w:proofErr w:type="spellEnd"/>
+      <w:r>
+        <w:rPr>
+          <w:lang w:eastAsia="fi-FI"/>
+        </w:rPr>
+        <w:t xml:space="preserve"> (M: &lt;</w:t>
+      </w:r>
+      <w:proofErr w:type="spellStart"/>
+      <w:r>
+        <w:rPr>
+          <w:lang w:eastAsia="fi-FI"/>
+        </w:rPr>
+        <w:t>value</w:t>
+      </w:r>
+      <w:proofErr w:type="spellEnd"/>
+      <w:r>
+        <w:rPr>
+          <w:lang w:eastAsia="fi-FI"/>
+        </w:rPr>
+        <w:t xml:space="preserve">&gt;) </w:t>
+      </w:r>
+      <w:proofErr w:type="spellStart"/>
+      <w:r>
+        <w:rPr>
+          <w:lang w:eastAsia="fi-FI"/>
+        </w:rPr>
+        <w:t>appears</w:t>
+      </w:r>
+      <w:proofErr w:type="spellEnd"/>
+      <w:r>
+        <w:rPr>
+          <w:lang w:eastAsia="fi-FI"/>
+        </w:rPr>
+        <w:t xml:space="preserve"> </w:t>
+      </w:r>
+      <w:proofErr w:type="spellStart"/>
+      <w:r>
+        <w:rPr>
+          <w:lang w:eastAsia="fi-FI"/>
+        </w:rPr>
+        <w:t>on</w:t>
+      </w:r>
+      <w:proofErr w:type="spellEnd"/>
+      <w:r>
+        <w:rPr>
+          <w:lang w:eastAsia="fi-FI"/>
+        </w:rPr>
+        <w:t xml:space="preserve"> </w:t>
+      </w:r>
+      <w:proofErr w:type="spellStart"/>
+      <w:r>
+        <w:rPr>
+          <w:lang w:eastAsia="fi-FI"/>
+        </w:rPr>
+        <w:t>screen</w:t>
+      </w:r>
+      <w:proofErr w:type="spellEnd"/>
+      <w:r>
+        <w:rPr>
+          <w:lang w:eastAsia="fi-FI"/>
+        </w:rPr>
+        <w:t xml:space="preserve"> </w:t>
+      </w:r>
+      <w:proofErr w:type="spellStart"/>
+      <w:r>
+        <w:rPr>
+          <w:lang w:eastAsia="fi-FI"/>
+        </w:rPr>
+        <w:t>when</w:t>
+      </w:r>
+      <w:proofErr w:type="spellEnd"/>
+      <w:r>
+        <w:rPr>
+          <w:lang w:eastAsia="fi-FI"/>
+        </w:rPr>
+        <w:t xml:space="preserve"> </w:t>
+      </w:r>
+      <w:proofErr w:type="spellStart"/>
+      <w:r>
+        <w:rPr>
+          <w:lang w:eastAsia="fi-FI"/>
+        </w:rPr>
+        <w:t>memory</w:t>
+      </w:r>
+      <w:proofErr w:type="spellEnd"/>
+      <w:r>
+        <w:rPr>
+          <w:lang w:eastAsia="fi-FI"/>
+        </w:rPr>
+        <w:t xml:space="preserve"> </w:t>
+      </w:r>
+      <w:proofErr w:type="spellStart"/>
+      <w:r>
+        <w:rPr>
+          <w:lang w:eastAsia="fi-FI"/>
+        </w:rPr>
+        <w:t>contains</w:t>
+      </w:r>
+      <w:proofErr w:type="spellEnd"/>
+      <w:r>
+        <w:rPr>
+          <w:lang w:eastAsia="fi-FI"/>
+        </w:rPr>
+        <w:t xml:space="preserve"> a </w:t>
+      </w:r>
+      <w:proofErr w:type="spellStart"/>
+      <w:r>
+        <w:rPr>
+          <w:lang w:eastAsia="fi-FI"/>
+        </w:rPr>
+        <w:t>value</w:t>
+      </w:r>
+      <w:proofErr w:type="spellEnd"/>
+      <w:r>
+        <w:rPr>
+          <w:lang w:eastAsia="fi-FI"/>
+        </w:rPr>
+        <w:t>.</w:t>
       </w:r>
     </w:p>
     <w:p>
       <w:pPr>
-        <w:rPr>
-          <w:lang w:eastAsia="fi-FI"/>
-        </w:rPr>
-      </w:pPr>
+        <w:numPr>
+          <w:ilvl w:val="0"/>
+          <w:numId w:val="11"/>
+        </w:numPr>
+        <w:rPr>
+          <w:lang w:eastAsia="fi-FI"/>
+        </w:rPr>
+      </w:pPr>
+      <w:r>
+        <w:rPr>
+          <w:noProof/>
+        </w:rPr>
+        <w:pict w14:anchorId="40D214E0">
+          <v:shapetype id="_x0000_t202" coordsize="21600,21600" o:spt="202" path="m,l,21600r21600,l21600,xe">
+            <v:stroke joinstyle="miter"/>
+            <v:path gradientshapeok="t" o:connecttype="rect"/>
+          </v:shapetype>
+          <v:shape id="_x0000_s2050" type="#_x0000_t202" style="position:absolute;left:0;text-align:left;margin-left:292.45pt;margin-top:409.9pt;width:173.95pt;height:.05pt;z-index:251660288;mso-position-horizontal-relative:text;mso-position-vertical-relative:text" stroked="f">
+            <v:textbox style="mso-fit-shape-to-text:t" inset="0,0,0,0">
+              <w:txbxContent>
+                <w:p>
+                  <w:pPr>
+                    <w:pStyle w:val="Caption"/>
+                    <w:jc w:val="center"/>
+                    <w:rPr>
+                      <w:i w:val="0"/>
+                      <w:iCs w:val="0"/>
+                      <w:noProof/>
+                      <w:sz w:val="22"/>
+                      <w:szCs w:val="22"/>
+                      <w:lang w:val="en-US"/>
+                    </w:rPr>
+                  </w:pPr>
+                  <w:r>
+                    <w:rPr>
+                      <w:i w:val="0"/>
+                      <w:iCs w:val="0"/>
+                      <w:lang w:val="en-US"/>
+                    </w:rPr>
+                    <w:t>Figure 1. Calculator</w:t>
+                  </w:r>
+                </w:p>
+              </w:txbxContent>
+            </v:textbox>
+            <w10:wrap type="square"/>
+          </v:shape>
+        </w:pict>
+      </w:r>
+      <w:r>
+        <w:rPr>
+          <w:noProof/>
+        </w:rPr>
+        <w:drawing>
+          <wp:anchor distT="0" distB="0" distL="114300" distR="114300" simplePos="0" relativeHeight="251657728" behindDoc="0" locked="0" layoutInCell="1" allowOverlap="1" wp14:anchorId="59FF1927" wp14:editId="20A439F2">
+            <wp:simplePos x="0" y="0"/>
+            <wp:positionH relativeFrom="column">
+              <wp:posOffset>3714115</wp:posOffset>
+            </wp:positionH>
+            <wp:positionV relativeFrom="paragraph">
+              <wp:posOffset>490220</wp:posOffset>
+            </wp:positionV>
+            <wp:extent cx="2209165" cy="4658360"/>
+            <wp:effectExtent l="0" t="0" r="0" b="0"/>
+            <wp:wrapSquare wrapText="bothSides"/>
+            <wp:docPr id="278765279" name="Picture 1"/>
+            <wp:cNvGraphicFramePr>
+              <a:graphicFrameLocks xmlns:a="http://schemas.openxmlformats.org/drawingml/2006/main" noChangeAspect="1"/>
+            </wp:cNvGraphicFramePr>
+            <a:graphic xmlns:a="http://schemas.openxmlformats.org/drawingml/2006/main">
+              <a:graphicData uri="http://schemas.openxmlformats.org/drawingml/2006/picture">
+                <pic:pic xmlns:pic="http://schemas.openxmlformats.org/drawingml/2006/picture">
+                  <pic:nvPicPr>
+                    <pic:cNvPr id="0" name="Picture 46"/>
+                    <pic:cNvPicPr>
+                      <a:picLocks noChangeAspect="1" noChangeArrowheads="1"/>
+                    </pic:cNvPicPr>
+                  </pic:nvPicPr>
+                  <pic:blipFill>
+                    <a:blip r:embed="rId9">
+                      <a:extLst>
+                        <a:ext uri="{28A0092B-C50C-407E-A947-70E740481C1C}">
+                          <a14:useLocalDpi xmlns:a14="http://schemas.microsoft.com/office/drawing/2010/main" val="0"/>
+                        </a:ext>
+                      </a:extLst>
+                    </a:blip>
+                    <a:srcRect/>
+                    <a:stretch>
+                      <a:fillRect/>
+                    </a:stretch>
+                  </pic:blipFill>
+                  <pic:spPr bwMode="auto">
+                    <a:xfrm>
+                      <a:off x="0" y="0"/>
+                      <a:ext cx="2209165" cy="4658360"/>
+                    </a:xfrm>
+                    <a:prstGeom prst="rect">
+                      <a:avLst/>
+                    </a:prstGeom>
+                    <a:noFill/>
+                    <a:ln>
+                      <a:noFill/>
+                    </a:ln>
+                  </pic:spPr>
+                </pic:pic>
+              </a:graphicData>
+            </a:graphic>
+            <wp14:sizeRelH relativeFrom="page">
+              <wp14:pctWidth>0</wp14:pctWidth>
+            </wp14:sizeRelH>
+            <wp14:sizeRelV relativeFrom="page">
+              <wp14:pctHeight>0</wp14:pctHeight>
+            </wp14:sizeRelV>
+          </wp:anchor>
+        </w:drawing>
+      </w:r>
+      <w:r>
+        <w:rPr>
+          <w:b/>
+          <w:bCs/>
+          <w:lang w:eastAsia="fi-FI"/>
+        </w:rPr>
+        <w:t>MR (</w:t>
+      </w:r>
+      <w:proofErr w:type="spellStart"/>
+      <w:r>
+        <w:rPr>
+          <w:b/>
+          <w:bCs/>
+          <w:lang w:eastAsia="fi-FI"/>
+        </w:rPr>
+        <w:t>Memory</w:t>
+      </w:r>
+      <w:proofErr w:type="spellEnd"/>
+      <w:r>
+        <w:rPr>
+          <w:b/>
+          <w:bCs/>
+          <w:lang w:eastAsia="fi-FI"/>
+        </w:rPr>
+        <w:t xml:space="preserve"> </w:t>
+      </w:r>
+      <w:proofErr w:type="spellStart"/>
+      <w:r>
+        <w:rPr>
+          <w:b/>
+          <w:bCs/>
+          <w:lang w:eastAsia="fi-FI"/>
+        </w:rPr>
+        <w:t>Read</w:t>
+      </w:r>
+      <w:proofErr w:type="spellEnd"/>
+      <w:r>
+        <w:rPr>
+          <w:b/>
+          <w:bCs/>
+          <w:lang w:eastAsia="fi-FI"/>
+        </w:rPr>
+        <w:t>)</w:t>
+      </w:r>
+      <w:r>
+        <w:rPr>
+          <w:lang w:eastAsia="fi-FI"/>
+        </w:rPr>
+        <w:t xml:space="preserve">: </w:t>
+      </w:r>
+      <w:proofErr w:type="spellStart"/>
+      <w:r>
+        <w:rPr>
+          <w:lang w:eastAsia="fi-FI"/>
+        </w:rPr>
+        <w:t>Retrieves</w:t>
+      </w:r>
+      <w:proofErr w:type="spellEnd"/>
+      <w:r>
+        <w:rPr>
+          <w:lang w:eastAsia="fi-FI"/>
+        </w:rPr>
+        <w:t xml:space="preserve"> </w:t>
+      </w:r>
+      <w:proofErr w:type="spellStart"/>
+      <w:r>
+        <w:rPr>
+          <w:lang w:eastAsia="fi-FI"/>
+        </w:rPr>
+        <w:t>the</w:t>
+      </w:r>
+      <w:proofErr w:type="spellEnd"/>
+      <w:r>
+        <w:rPr>
+          <w:lang w:eastAsia="fi-FI"/>
+        </w:rPr>
+        <w:t xml:space="preserve"> </w:t>
+      </w:r>
+      <w:proofErr w:type="spellStart"/>
+      <w:r>
+        <w:rPr>
+          <w:lang w:eastAsia="fi-FI"/>
+        </w:rPr>
+        <w:t>number</w:t>
+      </w:r>
+      <w:proofErr w:type="spellEnd"/>
+      <w:r>
+        <w:rPr>
+          <w:lang w:eastAsia="fi-FI"/>
+        </w:rPr>
+        <w:t xml:space="preserve"> saved </w:t>
+      </w:r>
+      <w:proofErr w:type="spellStart"/>
+      <w:r>
+        <w:rPr>
+          <w:lang w:eastAsia="fi-FI"/>
+        </w:rPr>
+        <w:t>in</w:t>
+      </w:r>
+      <w:proofErr w:type="spellEnd"/>
+      <w:r>
+        <w:rPr>
+          <w:lang w:eastAsia="fi-FI"/>
+        </w:rPr>
+        <w:t xml:space="preserve"> </w:t>
+      </w:r>
+      <w:proofErr w:type="spellStart"/>
+      <w:r>
+        <w:rPr>
+          <w:lang w:eastAsia="fi-FI"/>
+        </w:rPr>
+        <w:t>memory</w:t>
+      </w:r>
+      <w:proofErr w:type="spellEnd"/>
+      <w:r>
+        <w:rPr>
+          <w:lang w:eastAsia="fi-FI"/>
+        </w:rPr>
+        <w:t xml:space="preserve"> </w:t>
+      </w:r>
+      <w:proofErr w:type="spellStart"/>
+      <w:r>
+        <w:rPr>
+          <w:lang w:eastAsia="fi-FI"/>
+        </w:rPr>
+        <w:t>and</w:t>
+      </w:r>
+      <w:proofErr w:type="spellEnd"/>
+      <w:r>
+        <w:rPr>
+          <w:lang w:eastAsia="fi-FI"/>
+        </w:rPr>
+        <w:t xml:space="preserve"> </w:t>
+      </w:r>
+      <w:proofErr w:type="spellStart"/>
+      <w:r>
+        <w:rPr>
+          <w:lang w:eastAsia="fi-FI"/>
+        </w:rPr>
+        <w:t>inputs</w:t>
+      </w:r>
+      <w:proofErr w:type="spellEnd"/>
+      <w:r>
+        <w:rPr>
+          <w:lang w:eastAsia="fi-FI"/>
+        </w:rPr>
+        <w:t xml:space="preserve"> it </w:t>
+      </w:r>
+      <w:proofErr w:type="spellStart"/>
+      <w:r>
+        <w:rPr>
+          <w:lang w:eastAsia="fi-FI"/>
+        </w:rPr>
+        <w:t>into</w:t>
+      </w:r>
+      <w:proofErr w:type="spellEnd"/>
+      <w:r>
+        <w:rPr>
+          <w:lang w:eastAsia="fi-FI"/>
+        </w:rPr>
+        <w:t xml:space="preserve"> </w:t>
+      </w:r>
+      <w:proofErr w:type="spellStart"/>
+      <w:r>
+        <w:rPr>
+          <w:lang w:eastAsia="fi-FI"/>
+        </w:rPr>
+        <w:t>the</w:t>
+      </w:r>
+      <w:proofErr w:type="spellEnd"/>
+      <w:r>
+        <w:rPr>
+          <w:lang w:eastAsia="fi-FI"/>
+        </w:rPr>
+        <w:t xml:space="preserve"> </w:t>
+      </w:r>
+      <w:proofErr w:type="spellStart"/>
+      <w:r>
+        <w:rPr>
+          <w:lang w:eastAsia="fi-FI"/>
+        </w:rPr>
+        <w:t>current</w:t>
+      </w:r>
+      <w:proofErr w:type="spellEnd"/>
+      <w:r>
+        <w:rPr>
+          <w:lang w:eastAsia="fi-FI"/>
+        </w:rPr>
+        <w:t xml:space="preserve"> </w:t>
+      </w:r>
+      <w:proofErr w:type="spellStart"/>
+      <w:r>
+        <w:rPr>
+          <w:lang w:eastAsia="fi-FI"/>
+        </w:rPr>
+        <w:t>calculation</w:t>
+      </w:r>
+      <w:proofErr w:type="spellEnd"/>
+      <w:r>
+        <w:rPr>
+          <w:lang w:eastAsia="fi-FI"/>
+        </w:rPr>
+        <w:t xml:space="preserve"> </w:t>
+      </w:r>
+      <w:proofErr w:type="spellStart"/>
+      <w:r>
+        <w:rPr>
+          <w:lang w:eastAsia="fi-FI"/>
+        </w:rPr>
+        <w:t>display</w:t>
+      </w:r>
+      <w:proofErr w:type="spellEnd"/>
+      <w:r>
+        <w:rPr>
+          <w:lang w:eastAsia="fi-FI"/>
+        </w:rPr>
+        <w:t>.</w:t>
+      </w:r>
     </w:p>
     <w:p>
       <w:pPr>
-        <w:rPr>
-          <w:lang w:val="en-US" w:eastAsia="fi-FI"/>
+        <w:numPr>
+          <w:ilvl w:val="0"/>
+          <w:numId w:val="11"/>
+        </w:numPr>
+        <w:rPr>
+          <w:lang w:eastAsia="fi-FI"/>
+        </w:rPr>
+      </w:pPr>
+      <w:r>
+        <w:rPr>
+          <w:b/>
+          <w:bCs/>
+          <w:lang w:eastAsia="fi-FI"/>
+        </w:rPr>
+        <w:t>MC (</w:t>
+      </w:r>
+      <w:proofErr w:type="spellStart"/>
+      <w:r>
+        <w:rPr>
+          <w:b/>
+          <w:bCs/>
+          <w:lang w:eastAsia="fi-FI"/>
+        </w:rPr>
+        <w:t>Memory</w:t>
+      </w:r>
+      <w:proofErr w:type="spellEnd"/>
+      <w:r>
+        <w:rPr>
+          <w:b/>
+          <w:bCs/>
+          <w:lang w:eastAsia="fi-FI"/>
+        </w:rPr>
+        <w:t xml:space="preserve"> </w:t>
+      </w:r>
+      <w:proofErr w:type="spellStart"/>
+      <w:r>
+        <w:rPr>
+          <w:b/>
+          <w:bCs/>
+          <w:lang w:eastAsia="fi-FI"/>
+        </w:rPr>
+        <w:t>Clear</w:t>
+      </w:r>
+      <w:proofErr w:type="spellEnd"/>
+      <w:r>
+        <w:rPr>
+          <w:b/>
+          <w:bCs/>
+          <w:lang w:eastAsia="fi-FI"/>
+        </w:rPr>
+        <w:t>)</w:t>
+      </w:r>
+      <w:r>
+        <w:rPr>
+          <w:lang w:eastAsia="fi-FI"/>
+        </w:rPr>
+        <w:t xml:space="preserve">: </w:t>
+      </w:r>
+      <w:proofErr w:type="spellStart"/>
+      <w:r>
+        <w:rPr>
+          <w:lang w:eastAsia="fi-FI"/>
+        </w:rPr>
+        <w:t>Clears</w:t>
+      </w:r>
+      <w:proofErr w:type="spellEnd"/>
+      <w:r>
+        <w:rPr>
+          <w:lang w:eastAsia="fi-FI"/>
+        </w:rPr>
+        <w:t xml:space="preserve"> </w:t>
+      </w:r>
+      <w:proofErr w:type="spellStart"/>
+      <w:r>
+        <w:rPr>
+          <w:lang w:eastAsia="fi-FI"/>
+        </w:rPr>
+        <w:t>the</w:t>
+      </w:r>
+      <w:proofErr w:type="spellEnd"/>
+      <w:r>
+        <w:rPr>
+          <w:lang w:eastAsia="fi-FI"/>
+        </w:rPr>
+        <w:t xml:space="preserve"> saved </w:t>
+      </w:r>
+      <w:proofErr w:type="spellStart"/>
+      <w:r>
+        <w:rPr>
+          <w:lang w:eastAsia="fi-FI"/>
+        </w:rPr>
+        <w:t>memory</w:t>
+      </w:r>
+      <w:proofErr w:type="spellEnd"/>
+      <w:r>
+        <w:rPr>
+          <w:lang w:eastAsia="fi-FI"/>
+        </w:rPr>
+        <w:t xml:space="preserve"> </w:t>
+      </w:r>
+      <w:proofErr w:type="spellStart"/>
+      <w:r>
+        <w:rPr>
+          <w:lang w:eastAsia="fi-FI"/>
+        </w:rPr>
+        <w:t>value</w:t>
+      </w:r>
+      <w:proofErr w:type="spellEnd"/>
+      <w:r>
+        <w:rPr>
+          <w:lang w:eastAsia="fi-FI"/>
+        </w:rPr>
+        <w:t xml:space="preserve"> (</w:t>
+      </w:r>
+      <w:proofErr w:type="spellStart"/>
+      <w:r>
+        <w:rPr>
+          <w:lang w:eastAsia="fi-FI"/>
+        </w:rPr>
+        <w:t>resets</w:t>
+      </w:r>
+      <w:proofErr w:type="spellEnd"/>
+      <w:r>
+        <w:rPr>
+          <w:lang w:eastAsia="fi-FI"/>
+        </w:rPr>
+        <w:t xml:space="preserve"> </w:t>
+      </w:r>
+      <w:proofErr w:type="spellStart"/>
+      <w:r>
+        <w:rPr>
+          <w:lang w:eastAsia="fi-FI"/>
+        </w:rPr>
+        <w:t>memory</w:t>
+      </w:r>
+      <w:proofErr w:type="spellEnd"/>
+      <w:r>
+        <w:rPr>
+          <w:lang w:eastAsia="fi-FI"/>
+        </w:rPr>
+        <w:t xml:space="preserve"> to </w:t>
+      </w:r>
+      <w:proofErr w:type="spellStart"/>
+      <w:r>
+        <w:rPr>
+          <w:lang w:eastAsia="fi-FI"/>
+        </w:rPr>
+        <w:t>null</w:t>
+      </w:r>
+      <w:proofErr w:type="spellEnd"/>
+      <w:r>
+        <w:rPr>
+          <w:lang w:eastAsia="fi-FI"/>
+        </w:rPr>
+        <w:t>).</w:t>
+      </w:r>
+    </w:p>
+    <w:p>
+      <w:pPr>
+        <w:rPr>
+          <w:b/>
+          <w:bCs/>
+          <w:lang w:eastAsia="fi-FI"/>
+        </w:rPr>
+      </w:pPr>
+      <w:r>
+        <w:rPr>
+          <w:b/>
+          <w:bCs/>
+          <w:lang w:eastAsia="fi-FI"/>
+        </w:rPr>
+        <w:t xml:space="preserve">3. </w:t>
+      </w:r>
+      <w:proofErr w:type="spellStart"/>
+      <w:r>
+        <w:rPr>
+          <w:b/>
+          <w:bCs/>
+          <w:lang w:eastAsia="fi-FI"/>
+        </w:rPr>
+        <w:t>Utility</w:t>
+      </w:r>
+      <w:proofErr w:type="spellEnd"/>
+      <w:r>
+        <w:rPr>
+          <w:b/>
+          <w:bCs/>
+          <w:lang w:eastAsia="fi-FI"/>
+        </w:rPr>
+        <w:t xml:space="preserve"> &amp; </w:t>
+      </w:r>
+      <w:proofErr w:type="spellStart"/>
+      <w:r>
+        <w:rPr>
+          <w:b/>
+          <w:bCs/>
+          <w:lang w:eastAsia="fi-FI"/>
+        </w:rPr>
+        <w:t>Navigation</w:t>
+      </w:r>
+      <w:proofErr w:type="spellEnd"/>
+      <w:r>
+        <w:rPr>
+          <w:b/>
+          <w:bCs/>
+          <w:lang w:eastAsia="fi-FI"/>
+        </w:rPr>
+        <w:t xml:space="preserve"> </w:t>
+      </w:r>
+      <w:proofErr w:type="spellStart"/>
+      <w:r>
+        <w:rPr>
+          <w:b/>
+          <w:bCs/>
+          <w:lang w:eastAsia="fi-FI"/>
+        </w:rPr>
+        <w:t>Controls</w:t>
+      </w:r>
+      <w:proofErr w:type="spellEnd"/>
+    </w:p>
+    <w:p>
+      <w:pPr>
+        <w:numPr>
+          <w:ilvl w:val="0"/>
+          <w:numId w:val="12"/>
+        </w:numPr>
+        <w:rPr>
+          <w:lang w:eastAsia="fi-FI"/>
+        </w:rPr>
+      </w:pPr>
+      <w:r>
+        <w:rPr>
+          <w:b/>
+          <w:bCs/>
+          <w:lang w:eastAsia="fi-FI"/>
+        </w:rPr>
+        <w:t>C (</w:t>
+      </w:r>
+      <w:proofErr w:type="spellStart"/>
+      <w:r>
+        <w:rPr>
+          <w:b/>
+          <w:bCs/>
+          <w:lang w:eastAsia="fi-FI"/>
+        </w:rPr>
+        <w:t>Clear</w:t>
+      </w:r>
+      <w:proofErr w:type="spellEnd"/>
+      <w:r>
+        <w:rPr>
+          <w:b/>
+          <w:bCs/>
+          <w:lang w:eastAsia="fi-FI"/>
+        </w:rPr>
+        <w:t>)</w:t>
+      </w:r>
+      <w:r>
+        <w:rPr>
+          <w:lang w:eastAsia="fi-FI"/>
+        </w:rPr>
+        <w:t xml:space="preserve">: </w:t>
+      </w:r>
+      <w:proofErr w:type="spellStart"/>
+      <w:r>
+        <w:rPr>
+          <w:lang w:eastAsia="fi-FI"/>
+        </w:rPr>
+        <w:t>Clears</w:t>
+      </w:r>
+      <w:proofErr w:type="spellEnd"/>
+      <w:r>
+        <w:rPr>
+          <w:lang w:eastAsia="fi-FI"/>
+        </w:rPr>
+        <w:t xml:space="preserve"> </w:t>
+      </w:r>
+      <w:proofErr w:type="spellStart"/>
+      <w:r>
+        <w:rPr>
+          <w:lang w:eastAsia="fi-FI"/>
+        </w:rPr>
+        <w:t>current</w:t>
+      </w:r>
+      <w:proofErr w:type="spellEnd"/>
+      <w:r>
+        <w:rPr>
+          <w:lang w:eastAsia="fi-FI"/>
+        </w:rPr>
+        <w:t xml:space="preserve"> </w:t>
+      </w:r>
+      <w:proofErr w:type="spellStart"/>
+      <w:r>
+        <w:rPr>
+          <w:lang w:eastAsia="fi-FI"/>
+        </w:rPr>
+        <w:t>input</w:t>
+      </w:r>
+      <w:proofErr w:type="spellEnd"/>
+      <w:r>
+        <w:rPr>
+          <w:lang w:eastAsia="fi-FI"/>
+        </w:rPr>
+        <w:t xml:space="preserve"> </w:t>
+      </w:r>
+      <w:proofErr w:type="spellStart"/>
+      <w:r>
+        <w:rPr>
+          <w:lang w:eastAsia="fi-FI"/>
+        </w:rPr>
+        <w:t>and</w:t>
+      </w:r>
+      <w:proofErr w:type="spellEnd"/>
+      <w:r>
+        <w:rPr>
+          <w:lang w:eastAsia="fi-FI"/>
+        </w:rPr>
+        <w:t xml:space="preserve"> </w:t>
+      </w:r>
+      <w:proofErr w:type="spellStart"/>
+      <w:r>
+        <w:rPr>
+          <w:lang w:eastAsia="fi-FI"/>
+        </w:rPr>
+        <w:t>expression</w:t>
+      </w:r>
+      <w:proofErr w:type="spellEnd"/>
+      <w:r>
+        <w:rPr>
+          <w:lang w:eastAsia="fi-FI"/>
+        </w:rPr>
+        <w:t xml:space="preserve"> </w:t>
+      </w:r>
+      <w:proofErr w:type="spellStart"/>
+      <w:r>
+        <w:rPr>
+          <w:lang w:eastAsia="fi-FI"/>
+        </w:rPr>
+        <w:t>history</w:t>
+      </w:r>
+      <w:proofErr w:type="spellEnd"/>
+      <w:r>
+        <w:rPr>
+          <w:lang w:eastAsia="fi-FI"/>
+        </w:rPr>
+        <w:t>.</w:t>
+      </w:r>
+    </w:p>
+    <w:p>
+      <w:pPr>
+        <w:numPr>
+          <w:ilvl w:val="0"/>
+          <w:numId w:val="12"/>
+        </w:numPr>
+        <w:rPr>
+          <w:lang w:eastAsia="fi-FI"/>
+        </w:rPr>
+      </w:pPr>
+      <w:r>
+        <w:rPr>
+          <w:b/>
+          <w:bCs/>
+          <w:lang w:eastAsia="fi-FI"/>
+        </w:rPr>
+        <w:t>CE (</w:t>
+      </w:r>
+      <w:proofErr w:type="spellStart"/>
+      <w:r>
+        <w:rPr>
+          <w:b/>
+          <w:bCs/>
+          <w:lang w:eastAsia="fi-FI"/>
+        </w:rPr>
+        <w:t>Clear</w:t>
+      </w:r>
+      <w:proofErr w:type="spellEnd"/>
+      <w:r>
+        <w:rPr>
+          <w:b/>
+          <w:bCs/>
+          <w:lang w:eastAsia="fi-FI"/>
+        </w:rPr>
+        <w:t xml:space="preserve"> </w:t>
+      </w:r>
+      <w:proofErr w:type="spellStart"/>
+      <w:r>
+        <w:rPr>
+          <w:b/>
+          <w:bCs/>
+          <w:lang w:eastAsia="fi-FI"/>
+        </w:rPr>
+        <w:t>Entry</w:t>
+      </w:r>
+      <w:proofErr w:type="spellEnd"/>
+      <w:r>
+        <w:rPr>
+          <w:b/>
+          <w:bCs/>
+          <w:lang w:eastAsia="fi-FI"/>
+        </w:rPr>
+        <w:t>)</w:t>
+      </w:r>
+      <w:r>
+        <w:rPr>
+          <w:lang w:eastAsia="fi-FI"/>
+        </w:rPr>
+        <w:t xml:space="preserve">: </w:t>
+      </w:r>
+      <w:proofErr w:type="spellStart"/>
+      <w:r>
+        <w:rPr>
+          <w:lang w:eastAsia="fi-FI"/>
+        </w:rPr>
+        <w:t>Resets</w:t>
+      </w:r>
+      <w:proofErr w:type="spellEnd"/>
+      <w:r>
+        <w:rPr>
+          <w:lang w:eastAsia="fi-FI"/>
+        </w:rPr>
+        <w:t xml:space="preserve"> </w:t>
+      </w:r>
+      <w:proofErr w:type="spellStart"/>
+      <w:r>
+        <w:rPr>
+          <w:lang w:eastAsia="fi-FI"/>
+        </w:rPr>
+        <w:t>the</w:t>
+      </w:r>
+      <w:proofErr w:type="spellEnd"/>
+      <w:r>
+        <w:rPr>
+          <w:lang w:eastAsia="fi-FI"/>
+        </w:rPr>
+        <w:t xml:space="preserve"> </w:t>
+      </w:r>
+      <w:proofErr w:type="spellStart"/>
+      <w:r>
+        <w:rPr>
+          <w:lang w:eastAsia="fi-FI"/>
+        </w:rPr>
+        <w:t>current</w:t>
+      </w:r>
+      <w:proofErr w:type="spellEnd"/>
+      <w:r>
+        <w:rPr>
+          <w:lang w:eastAsia="fi-FI"/>
+        </w:rPr>
+        <w:t xml:space="preserve"> </w:t>
+      </w:r>
+      <w:proofErr w:type="spellStart"/>
+      <w:r>
+        <w:rPr>
+          <w:lang w:eastAsia="fi-FI"/>
+        </w:rPr>
+        <w:t>display</w:t>
+      </w:r>
+      <w:proofErr w:type="spellEnd"/>
+      <w:r>
+        <w:rPr>
+          <w:lang w:eastAsia="fi-FI"/>
+        </w:rPr>
+        <w:t xml:space="preserve"> </w:t>
+      </w:r>
+      <w:proofErr w:type="spellStart"/>
+      <w:r>
+        <w:rPr>
+          <w:lang w:eastAsia="fi-FI"/>
+        </w:rPr>
+        <w:t>input</w:t>
+      </w:r>
+      <w:proofErr w:type="spellEnd"/>
+      <w:r>
+        <w:rPr>
+          <w:lang w:eastAsia="fi-FI"/>
+        </w:rPr>
+        <w:t xml:space="preserve"> to "0".</w:t>
+      </w:r>
+    </w:p>
+    <w:p>
+      <w:pPr>
+        <w:numPr>
+          <w:ilvl w:val="0"/>
+          <w:numId w:val="12"/>
+        </w:numPr>
+        <w:rPr>
+          <w:lang w:eastAsia="fi-FI"/>
+        </w:rPr>
+      </w:pPr>
+      <w:r>
+        <w:rPr>
+          <w:rFonts w:ascii="Segoe UI Symbol" w:hAnsi="Segoe UI Symbol" w:cs="Segoe UI Symbol"/>
+          <w:b/>
+          <w:bCs/>
+          <w:lang w:eastAsia="fi-FI"/>
+        </w:rPr>
+        <w:t>⌫</w:t>
+      </w:r>
+      <w:r>
+        <w:rPr>
+          <w:b/>
+          <w:bCs/>
+          <w:lang w:eastAsia="fi-FI"/>
+        </w:rPr>
+        <w:t> </w:t>
+      </w:r>
+      <w:r>
+        <w:rPr>
+          <w:lang w:eastAsia="fi-FI"/>
+        </w:rPr>
+        <w:t xml:space="preserve"> </w:t>
+      </w:r>
+      <w:proofErr w:type="spellStart"/>
+      <w:r>
+        <w:rPr>
+          <w:lang w:eastAsia="fi-FI"/>
+        </w:rPr>
+        <w:t>Deletes</w:t>
+      </w:r>
+      <w:proofErr w:type="spellEnd"/>
+      <w:r>
+        <w:rPr>
+          <w:lang w:eastAsia="fi-FI"/>
+        </w:rPr>
+        <w:t xml:space="preserve"> </w:t>
+      </w:r>
+      <w:proofErr w:type="spellStart"/>
+      <w:r>
+        <w:rPr>
+          <w:lang w:eastAsia="fi-FI"/>
+        </w:rPr>
+        <w:t>the</w:t>
+      </w:r>
+      <w:proofErr w:type="spellEnd"/>
+      <w:r>
+        <w:rPr>
+          <w:lang w:eastAsia="fi-FI"/>
+        </w:rPr>
+        <w:t xml:space="preserve"> </w:t>
+      </w:r>
+      <w:proofErr w:type="spellStart"/>
+      <w:r>
+        <w:rPr>
+          <w:lang w:eastAsia="fi-FI"/>
+        </w:rPr>
+        <w:t>last</w:t>
+      </w:r>
+      <w:proofErr w:type="spellEnd"/>
+      <w:r>
+        <w:rPr>
+          <w:lang w:eastAsia="fi-FI"/>
+        </w:rPr>
+        <w:t xml:space="preserve"> </w:t>
+      </w:r>
+      <w:proofErr w:type="spellStart"/>
+      <w:r>
+        <w:rPr>
+          <w:lang w:eastAsia="fi-FI"/>
+        </w:rPr>
+        <w:t>entered</w:t>
+      </w:r>
+      <w:proofErr w:type="spellEnd"/>
+      <w:r>
+        <w:rPr>
+          <w:lang w:eastAsia="fi-FI"/>
+        </w:rPr>
+        <w:t xml:space="preserve"> </w:t>
+      </w:r>
+      <w:proofErr w:type="spellStart"/>
+      <w:r>
+        <w:rPr>
+          <w:lang w:eastAsia="fi-FI"/>
+        </w:rPr>
+        <w:t>character</w:t>
+      </w:r>
+      <w:proofErr w:type="spellEnd"/>
+      <w:r>
+        <w:rPr>
+          <w:lang w:eastAsia="fi-FI"/>
+        </w:rPr>
+        <w:t xml:space="preserve"> </w:t>
+      </w:r>
+      <w:proofErr w:type="spellStart"/>
+      <w:r>
+        <w:rPr>
+          <w:lang w:eastAsia="fi-FI"/>
+        </w:rPr>
+        <w:t>from</w:t>
+      </w:r>
+      <w:proofErr w:type="spellEnd"/>
+      <w:r>
+        <w:rPr>
+          <w:lang w:eastAsia="fi-FI"/>
+        </w:rPr>
+        <w:t xml:space="preserve"> </w:t>
+      </w:r>
+      <w:proofErr w:type="spellStart"/>
+      <w:r>
+        <w:rPr>
+          <w:lang w:eastAsia="fi-FI"/>
+        </w:rPr>
+        <w:t>the</w:t>
+      </w:r>
+      <w:proofErr w:type="spellEnd"/>
+      <w:r>
+        <w:rPr>
+          <w:lang w:eastAsia="fi-FI"/>
+        </w:rPr>
+        <w:t xml:space="preserve"> </w:t>
+      </w:r>
+      <w:proofErr w:type="spellStart"/>
+      <w:r>
+        <w:rPr>
+          <w:lang w:eastAsia="fi-FI"/>
+        </w:rPr>
+        <w:t>display</w:t>
+      </w:r>
+      <w:proofErr w:type="spellEnd"/>
+      <w:r>
+        <w:rPr>
+          <w:lang w:eastAsia="fi-FI"/>
+        </w:rPr>
+        <w:t>.</w:t>
+      </w:r>
+    </w:p>
+    <w:p>
+      <w:pPr>
+        <w:numPr>
+          <w:ilvl w:val="0"/>
+          <w:numId w:val="12"/>
+        </w:numPr>
+        <w:rPr>
+          <w:lang w:eastAsia="fi-FI"/>
+        </w:rPr>
+      </w:pPr>
+      <w:r>
+        <w:rPr>
+          <w:b/>
+          <w:bCs/>
+          <w:lang w:eastAsia="fi-FI"/>
+        </w:rPr>
+        <w:t>±</w:t>
+      </w:r>
+      <w:r>
+        <w:rPr>
+          <w:b/>
+          <w:bCs/>
+          <w:lang w:eastAsia="fi-FI"/>
+        </w:rPr>
+        <w:t xml:space="preserve"> </w:t>
+      </w:r>
+      <w:r>
+        <w:rPr>
+          <w:lang w:eastAsia="fi-FI"/>
+        </w:rPr>
+        <w:t xml:space="preserve"> </w:t>
+      </w:r>
+      <w:proofErr w:type="spellStart"/>
+      <w:r>
+        <w:rPr>
+          <w:lang w:eastAsia="fi-FI"/>
+        </w:rPr>
+        <w:t>Toggles</w:t>
+      </w:r>
+      <w:proofErr w:type="spellEnd"/>
+      <w:r>
+        <w:rPr>
+          <w:lang w:eastAsia="fi-FI"/>
+        </w:rPr>
+        <w:t xml:space="preserve"> </w:t>
+      </w:r>
+      <w:proofErr w:type="spellStart"/>
+      <w:r>
+        <w:rPr>
+          <w:lang w:eastAsia="fi-FI"/>
+        </w:rPr>
+        <w:t>between</w:t>
+      </w:r>
+      <w:proofErr w:type="spellEnd"/>
+      <w:r>
+        <w:rPr>
+          <w:lang w:eastAsia="fi-FI"/>
+        </w:rPr>
+        <w:t xml:space="preserve"> </w:t>
+      </w:r>
+      <w:proofErr w:type="spellStart"/>
+      <w:r>
+        <w:rPr>
+          <w:lang w:eastAsia="fi-FI"/>
+        </w:rPr>
+        <w:t>positive</w:t>
+      </w:r>
+      <w:proofErr w:type="spellEnd"/>
+      <w:r>
+        <w:rPr>
+          <w:lang w:eastAsia="fi-FI"/>
+        </w:rPr>
+        <w:t xml:space="preserve"> </w:t>
+      </w:r>
+      <w:proofErr w:type="spellStart"/>
+      <w:r>
+        <w:rPr>
+          <w:lang w:eastAsia="fi-FI"/>
+        </w:rPr>
+        <w:t>and</w:t>
+      </w:r>
+      <w:proofErr w:type="spellEnd"/>
+      <w:r>
+        <w:rPr>
+          <w:lang w:eastAsia="fi-FI"/>
+        </w:rPr>
+        <w:t xml:space="preserve"> </w:t>
+      </w:r>
+      <w:proofErr w:type="spellStart"/>
+      <w:r>
+        <w:rPr>
+          <w:lang w:eastAsia="fi-FI"/>
+        </w:rPr>
+        <w:t>negative</w:t>
+      </w:r>
+      <w:proofErr w:type="spellEnd"/>
+      <w:r>
+        <w:rPr>
+          <w:lang w:eastAsia="fi-FI"/>
+        </w:rPr>
+        <w:t xml:space="preserve"> </w:t>
+      </w:r>
+      <w:proofErr w:type="spellStart"/>
+      <w:r>
+        <w:rPr>
+          <w:lang w:eastAsia="fi-FI"/>
+        </w:rPr>
+        <w:t>numbers</w:t>
+      </w:r>
+      <w:proofErr w:type="spellEnd"/>
+      <w:r>
+        <w:rPr>
+          <w:lang w:eastAsia="fi-FI"/>
+        </w:rPr>
+        <w:t>.</w:t>
+      </w:r>
+    </w:p>
+    <w:p>
+      <w:pPr>
+        <w:numPr>
+          <w:ilvl w:val="0"/>
+          <w:numId w:val="12"/>
+        </w:numPr>
+        <w:rPr>
+          <w:lang w:eastAsia="fi-FI"/>
+        </w:rPr>
+      </w:pPr>
+      <w:r>
+        <w:rPr>
+          <w:b/>
+          <w:bCs/>
+          <w:lang w:eastAsia="fi-FI"/>
+        </w:rPr>
+        <w:t>. (</w:t>
+      </w:r>
+      <w:proofErr w:type="spellStart"/>
+      <w:r>
+        <w:rPr>
+          <w:b/>
+          <w:bCs/>
+          <w:lang w:eastAsia="fi-FI"/>
+        </w:rPr>
+        <w:t>Decimal</w:t>
+      </w:r>
+      <w:proofErr w:type="spellEnd"/>
+      <w:r>
+        <w:rPr>
+          <w:b/>
+          <w:bCs/>
+          <w:lang w:eastAsia="fi-FI"/>
+        </w:rPr>
+        <w:t xml:space="preserve"> </w:t>
+      </w:r>
+      <w:proofErr w:type="spellStart"/>
+      <w:r>
+        <w:rPr>
+          <w:b/>
+          <w:bCs/>
+          <w:lang w:eastAsia="fi-FI"/>
+        </w:rPr>
+        <w:t>Point</w:t>
+      </w:r>
+      <w:proofErr w:type="spellEnd"/>
+      <w:r>
+        <w:rPr>
+          <w:b/>
+          <w:bCs/>
+          <w:lang w:eastAsia="fi-FI"/>
+        </w:rPr>
+        <w:t>)</w:t>
+      </w:r>
+      <w:r>
+        <w:rPr>
+          <w:lang w:eastAsia="fi-FI"/>
+        </w:rPr>
+        <w:t xml:space="preserve">: </w:t>
+      </w:r>
+      <w:proofErr w:type="spellStart"/>
+      <w:r>
+        <w:rPr>
+          <w:lang w:eastAsia="fi-FI"/>
+        </w:rPr>
+        <w:t>Allows</w:t>
+      </w:r>
+      <w:proofErr w:type="spellEnd"/>
+      <w:r>
+        <w:rPr>
+          <w:lang w:eastAsia="fi-FI"/>
+        </w:rPr>
+        <w:t xml:space="preserve"> </w:t>
+      </w:r>
+      <w:proofErr w:type="spellStart"/>
+      <w:r>
+        <w:rPr>
+          <w:lang w:eastAsia="fi-FI"/>
+        </w:rPr>
+        <w:t>decimal</w:t>
+      </w:r>
+      <w:proofErr w:type="spellEnd"/>
+      <w:r>
+        <w:rPr>
+          <w:lang w:eastAsia="fi-FI"/>
+        </w:rPr>
+        <w:t xml:space="preserve"> </w:t>
+      </w:r>
+      <w:proofErr w:type="spellStart"/>
+      <w:r>
+        <w:rPr>
+          <w:lang w:eastAsia="fi-FI"/>
+        </w:rPr>
+        <w:t>fraction</w:t>
+      </w:r>
+      <w:proofErr w:type="spellEnd"/>
+      <w:r>
+        <w:rPr>
+          <w:lang w:eastAsia="fi-FI"/>
+        </w:rPr>
+        <w:t xml:space="preserve"> </w:t>
+      </w:r>
+      <w:proofErr w:type="spellStart"/>
+      <w:r>
+        <w:rPr>
+          <w:lang w:eastAsia="fi-FI"/>
+        </w:rPr>
+        <w:t>entries</w:t>
+      </w:r>
+      <w:proofErr w:type="spellEnd"/>
+      <w:r>
+        <w:rPr>
+          <w:lang w:eastAsia="fi-FI"/>
+        </w:rPr>
+        <w:t xml:space="preserve"> (</w:t>
+      </w:r>
+      <w:proofErr w:type="spellStart"/>
+      <w:r>
+        <w:rPr>
+          <w:lang w:eastAsia="fi-FI"/>
+        </w:rPr>
+        <w:t>prevents</w:t>
+      </w:r>
+      <w:proofErr w:type="spellEnd"/>
+      <w:r>
+        <w:rPr>
+          <w:lang w:eastAsia="fi-FI"/>
+        </w:rPr>
+        <w:t xml:space="preserve"> </w:t>
+      </w:r>
+      <w:proofErr w:type="spellStart"/>
+      <w:r>
+        <w:rPr>
+          <w:lang w:eastAsia="fi-FI"/>
+        </w:rPr>
+        <w:t>duplicate</w:t>
+      </w:r>
+      <w:proofErr w:type="spellEnd"/>
+      <w:r>
+        <w:rPr>
+          <w:lang w:eastAsia="fi-FI"/>
+        </w:rPr>
+        <w:t xml:space="preserve"> </w:t>
+      </w:r>
+      <w:proofErr w:type="spellStart"/>
+      <w:r>
+        <w:rPr>
+          <w:lang w:eastAsia="fi-FI"/>
+        </w:rPr>
+        <w:t>decimal</w:t>
+      </w:r>
+      <w:proofErr w:type="spellEnd"/>
+      <w:r>
+        <w:rPr>
+          <w:lang w:eastAsia="fi-FI"/>
+        </w:rPr>
+        <w:t xml:space="preserve"> </w:t>
+      </w:r>
+      <w:proofErr w:type="spellStart"/>
+      <w:r>
+        <w:rPr>
+          <w:lang w:eastAsia="fi-FI"/>
+        </w:rPr>
+        <w:t>points</w:t>
+      </w:r>
+      <w:proofErr w:type="spellEnd"/>
+      <w:r>
+        <w:rPr>
+          <w:lang w:eastAsia="fi-FI"/>
+        </w:rPr>
+        <w:t>).</w:t>
+      </w:r>
+    </w:p>
+    <w:p>
+      <w:pPr>
+        <w:numPr>
+          <w:ilvl w:val="0"/>
+          <w:numId w:val="12"/>
+        </w:numPr>
+        <w:rPr>
+          <w:lang w:eastAsia="fi-FI"/>
+        </w:rPr>
+      </w:pPr>
+      <w:r>
+        <w:rPr>
+          <w:b/>
+          <w:bCs/>
+          <w:lang w:eastAsia="fi-FI"/>
+        </w:rPr>
+        <w:t>= (</w:t>
+      </w:r>
+      <w:proofErr w:type="spellStart"/>
+      <w:r>
+        <w:rPr>
+          <w:b/>
+          <w:bCs/>
+          <w:lang w:eastAsia="fi-FI"/>
+        </w:rPr>
+        <w:t>Equals</w:t>
+      </w:r>
+      <w:proofErr w:type="spellEnd"/>
+      <w:r>
+        <w:rPr>
+          <w:b/>
+          <w:bCs/>
+          <w:lang w:eastAsia="fi-FI"/>
+        </w:rPr>
+        <w:t>)</w:t>
+      </w:r>
+      <w:r>
+        <w:rPr>
+          <w:lang w:eastAsia="fi-FI"/>
+        </w:rPr>
+        <w:t xml:space="preserve">: </w:t>
+      </w:r>
+      <w:proofErr w:type="spellStart"/>
+      <w:r>
+        <w:rPr>
+          <w:lang w:eastAsia="fi-FI"/>
+        </w:rPr>
+        <w:t>Calculates</w:t>
+      </w:r>
+      <w:proofErr w:type="spellEnd"/>
+      <w:r>
+        <w:rPr>
+          <w:lang w:eastAsia="fi-FI"/>
+        </w:rPr>
+        <w:t xml:space="preserve"> </w:t>
+      </w:r>
+      <w:proofErr w:type="spellStart"/>
+      <w:r>
+        <w:rPr>
+          <w:lang w:eastAsia="fi-FI"/>
+        </w:rPr>
+        <w:t>and</w:t>
+      </w:r>
+      <w:proofErr w:type="spellEnd"/>
+      <w:r>
+        <w:rPr>
+          <w:lang w:eastAsia="fi-FI"/>
+        </w:rPr>
+        <w:t xml:space="preserve"> </w:t>
+      </w:r>
+      <w:proofErr w:type="spellStart"/>
+      <w:r>
+        <w:rPr>
+          <w:lang w:eastAsia="fi-FI"/>
+        </w:rPr>
+        <w:t>displays</w:t>
+      </w:r>
+      <w:proofErr w:type="spellEnd"/>
+      <w:r>
+        <w:rPr>
+          <w:lang w:eastAsia="fi-FI"/>
+        </w:rPr>
+        <w:t xml:space="preserve"> </w:t>
+      </w:r>
+      <w:proofErr w:type="spellStart"/>
+      <w:r>
+        <w:rPr>
+          <w:lang w:eastAsia="fi-FI"/>
+        </w:rPr>
+        <w:t>the</w:t>
+      </w:r>
+      <w:proofErr w:type="spellEnd"/>
+      <w:r>
+        <w:rPr>
+          <w:lang w:eastAsia="fi-FI"/>
+        </w:rPr>
+        <w:t xml:space="preserve"> </w:t>
+      </w:r>
+      <w:proofErr w:type="spellStart"/>
+      <w:r>
+        <w:rPr>
+          <w:lang w:eastAsia="fi-FI"/>
+        </w:rPr>
+        <w:t>result</w:t>
+      </w:r>
+      <w:proofErr w:type="spellEnd"/>
+      <w:r>
+        <w:rPr>
+          <w:lang w:eastAsia="fi-FI"/>
+        </w:rPr>
+        <w:t>.</w:t>
+      </w:r>
+    </w:p>
+    <w:p>
+      <w:pPr>
+        <w:spacing w:after="0" w:line="240" w:lineRule="auto"/>
+        <w:rPr>
+          <w:lang w:eastAsia="fi-FI"/>
+        </w:rPr>
+      </w:pPr>
+      <w:r>
+        <w:rPr>
+          <w:lang w:eastAsia="fi-FI"/>
+        </w:rPr>
+        <w:br w:type="page"/>
+      </w:r>
+    </w:p>
+    <w:p>
+      <w:pPr>
+        <w:pStyle w:val="Heading1"/>
+      </w:pPr>
+      <w:bookmarkStart w:id="3" w:name="_Toc243508997"/>
+      <w:r>
+        <w:lastRenderedPageBreak/>
+        <w:t>Core Components</w:t>
+      </w:r>
+      <w:bookmarkEnd w:id="3"/>
+    </w:p>
+    <w:p>
+      <w:pPr>
+        <w:rPr>
+          <w:b/>
+          <w:bCs/>
+          <w:lang w:eastAsia="fi-FI"/>
+        </w:rPr>
+      </w:pPr>
+    </w:p>
+    <w:p>
+      <w:pPr>
+        <w:rPr>
+          <w:b/>
+          <w:bCs/>
+          <w:lang w:eastAsia="fi-FI"/>
+        </w:rPr>
+      </w:pPr>
+      <w:r>
+        <w:rPr>
+          <w:b/>
+          <w:bCs/>
+          <w:lang w:eastAsia="fi-FI"/>
+        </w:rPr>
+        <w:t>1. S</w:t>
+      </w:r>
+      <w:proofErr w:type="spellStart"/>
+      <w:r>
+        <w:rPr>
+          <w:b/>
+          <w:bCs/>
+          <w:lang w:eastAsia="fi-FI"/>
+        </w:rPr>
+        <w:t>tate</w:t>
+      </w:r>
+      <w:proofErr w:type="spellEnd"/>
+      <w:r>
+        <w:rPr>
+          <w:b/>
+          <w:bCs/>
+          <w:lang w:eastAsia="fi-FI"/>
+        </w:rPr>
+        <w:t xml:space="preserve"> </w:t>
+      </w:r>
+      <w:proofErr w:type="spellStart"/>
+      <w:r>
+        <w:rPr>
+          <w:b/>
+          <w:bCs/>
+          <w:lang w:eastAsia="fi-FI"/>
+        </w:rPr>
+        <w:t>Definition</w:t>
+      </w:r>
+      <w:proofErr w:type="spellEnd"/>
+      <w:r>
+        <w:rPr>
+          <w:b/>
+          <w:bCs/>
+          <w:lang w:eastAsia="fi-FI"/>
+        </w:rPr>
+        <w:t xml:space="preserve"> (</w:t>
+      </w:r>
+      <w:proofErr w:type="spellStart"/>
+      <w:r>
+        <w:rPr>
+          <w:b/>
+          <w:bCs/>
+          <w:lang w:eastAsia="fi-FI"/>
+        </w:rPr>
+        <w:t>CalculatorUiState</w:t>
+      </w:r>
+      <w:proofErr w:type="spellEnd"/>
+      <w:r>
+        <w:rPr>
+          <w:b/>
+          <w:bCs/>
+          <w:lang w:eastAsia="fi-FI"/>
+        </w:rPr>
+        <w:t>)</w:t>
+      </w:r>
+    </w:p>
+    <w:p>
+      <w:pPr>
+        <w:rPr>
+          <w:lang w:eastAsia="fi-FI"/>
+        </w:rPr>
+      </w:pPr>
+      <w:proofErr w:type="spellStart"/>
+      <w:r>
+        <w:rPr>
+          <w:lang w:eastAsia="fi-FI"/>
+        </w:rPr>
+        <w:t>The</w:t>
+      </w:r>
+      <w:proofErr w:type="spellEnd"/>
+      <w:r>
+        <w:rPr>
+          <w:lang w:eastAsia="fi-FI"/>
+        </w:rPr>
+        <w:t xml:space="preserve"> </w:t>
+      </w:r>
+      <w:proofErr w:type="spellStart"/>
+      <w:r>
+        <w:rPr>
+          <w:lang w:eastAsia="fi-FI"/>
+        </w:rPr>
+        <w:t>state</w:t>
+      </w:r>
+      <w:proofErr w:type="spellEnd"/>
+      <w:r>
+        <w:rPr>
+          <w:lang w:eastAsia="fi-FI"/>
+        </w:rPr>
+        <w:t xml:space="preserve"> </w:t>
+      </w:r>
+      <w:proofErr w:type="spellStart"/>
+      <w:r>
+        <w:rPr>
+          <w:lang w:eastAsia="fi-FI"/>
+        </w:rPr>
+        <w:t>of</w:t>
+      </w:r>
+      <w:proofErr w:type="spellEnd"/>
+      <w:r>
+        <w:rPr>
+          <w:lang w:eastAsia="fi-FI"/>
+        </w:rPr>
+        <w:t xml:space="preserve"> </w:t>
+      </w:r>
+      <w:proofErr w:type="spellStart"/>
+      <w:r>
+        <w:rPr>
+          <w:lang w:eastAsia="fi-FI"/>
+        </w:rPr>
+        <w:t>the</w:t>
+      </w:r>
+      <w:proofErr w:type="spellEnd"/>
+      <w:r>
+        <w:rPr>
+          <w:lang w:eastAsia="fi-FI"/>
+        </w:rPr>
+        <w:t xml:space="preserve"> </w:t>
+      </w:r>
+      <w:proofErr w:type="spellStart"/>
+      <w:r>
+        <w:rPr>
+          <w:lang w:eastAsia="fi-FI"/>
+        </w:rPr>
+        <w:t>calculator</w:t>
+      </w:r>
+      <w:proofErr w:type="spellEnd"/>
+      <w:r>
+        <w:rPr>
+          <w:lang w:eastAsia="fi-FI"/>
+        </w:rPr>
+        <w:t xml:space="preserve"> </w:t>
+      </w:r>
+      <w:proofErr w:type="spellStart"/>
+      <w:r>
+        <w:rPr>
+          <w:lang w:eastAsia="fi-FI"/>
+        </w:rPr>
+        <w:t>is</w:t>
+      </w:r>
+      <w:proofErr w:type="spellEnd"/>
+      <w:r>
+        <w:rPr>
+          <w:lang w:eastAsia="fi-FI"/>
+        </w:rPr>
+        <w:t xml:space="preserve"> </w:t>
+      </w:r>
+      <w:proofErr w:type="spellStart"/>
+      <w:r>
+        <w:rPr>
+          <w:lang w:eastAsia="fi-FI"/>
+        </w:rPr>
+        <w:t>encapsulated</w:t>
+      </w:r>
+      <w:proofErr w:type="spellEnd"/>
+      <w:r>
+        <w:rPr>
+          <w:lang w:eastAsia="fi-FI"/>
+        </w:rPr>
+        <w:t xml:space="preserve"> </w:t>
+      </w:r>
+      <w:proofErr w:type="spellStart"/>
+      <w:r>
+        <w:rPr>
+          <w:lang w:eastAsia="fi-FI"/>
+        </w:rPr>
+        <w:t>in</w:t>
+      </w:r>
+      <w:proofErr w:type="spellEnd"/>
+      <w:r>
+        <w:rPr>
+          <w:lang w:eastAsia="fi-FI"/>
+        </w:rPr>
+        <w:t xml:space="preserve"> </w:t>
+      </w:r>
+      <w:proofErr w:type="spellStart"/>
+      <w:r>
+        <w:rPr>
+          <w:lang w:eastAsia="fi-FI"/>
+        </w:rPr>
+        <w:t>an</w:t>
+      </w:r>
+      <w:proofErr w:type="spellEnd"/>
+      <w:r>
+        <w:rPr>
+          <w:lang w:eastAsia="fi-FI"/>
+        </w:rPr>
+        <w:t xml:space="preserve"> </w:t>
+      </w:r>
+      <w:proofErr w:type="spellStart"/>
+      <w:r>
+        <w:rPr>
+          <w:lang w:eastAsia="fi-FI"/>
+        </w:rPr>
+        <w:t>immutable</w:t>
+      </w:r>
+      <w:proofErr w:type="spellEnd"/>
+      <w:r>
+        <w:rPr>
+          <w:lang w:eastAsia="fi-FI"/>
+        </w:rPr>
+        <w:t xml:space="preserve"> </w:t>
+      </w:r>
+      <w:proofErr w:type="spellStart"/>
+      <w:r>
+        <w:rPr>
+          <w:lang w:eastAsia="fi-FI"/>
+        </w:rPr>
+        <w:t>data</w:t>
+      </w:r>
+      <w:proofErr w:type="spellEnd"/>
+      <w:r>
+        <w:rPr>
+          <w:lang w:eastAsia="fi-FI"/>
+        </w:rPr>
+        <w:t xml:space="preserve"> </w:t>
+      </w:r>
+      <w:proofErr w:type="spellStart"/>
+      <w:r>
+        <w:rPr>
+          <w:lang w:eastAsia="fi-FI"/>
+        </w:rPr>
+        <w:t>class</w:t>
+      </w:r>
+      <w:proofErr w:type="spellEnd"/>
+      <w:r>
+        <w:rPr>
+          <w:lang w:eastAsia="fi-FI"/>
+        </w:rPr>
+        <w:t>:</w:t>
+      </w:r>
+    </w:p>
+    <w:p>
+      <w:pPr>
+        <w:pStyle w:val="HTMLPreformatted"/>
+        <w:shd w:val="clear" w:color="auto" w:fill="191A1C"/>
+        <w:rPr>
+          <w:color w:val="BCBEC4"/>
+        </w:rPr>
+      </w:pPr>
+      <w:proofErr w:type="spellStart"/>
+      <w:r>
+        <w:rPr>
+          <w:color w:val="CF8E6D"/>
+        </w:rPr>
+        <w:t>data</w:t>
+      </w:r>
+      <w:proofErr w:type="spellEnd"/>
+      <w:r>
+        <w:rPr>
+          <w:color w:val="CF8E6D"/>
+        </w:rPr>
+        <w:t xml:space="preserve"> </w:t>
+      </w:r>
+      <w:proofErr w:type="spellStart"/>
+      <w:r>
+        <w:rPr>
+          <w:color w:val="CF8E6D"/>
+        </w:rPr>
+        <w:t>class</w:t>
+      </w:r>
+      <w:proofErr w:type="spellEnd"/>
+      <w:r>
+        <w:rPr>
+          <w:color w:val="CF8E6D"/>
+        </w:rPr>
+        <w:t xml:space="preserve"> </w:t>
+      </w:r>
+      <w:proofErr w:type="spellStart"/>
+      <w:r>
+        <w:rPr>
+          <w:color w:val="BCBEC4"/>
+        </w:rPr>
+        <w:t>CalculatorUiState</w:t>
+      </w:r>
+      <w:proofErr w:type="spellEnd"/>
+      <w:r>
+        <w:rPr>
+          <w:color w:val="BCBEC4"/>
+        </w:rPr>
+        <w:t>(</w:t>
+      </w:r>
+      <w:r>
+        <w:rPr>
+          <w:color w:val="BCBEC4"/>
+        </w:rPr>
+        <w:br/>
+        <w:t xml:space="preserve">    </w:t>
+      </w:r>
+      <w:proofErr w:type="spellStart"/>
+      <w:r>
+        <w:rPr>
+          <w:color w:val="CF8E6D"/>
+        </w:rPr>
+        <w:t>val</w:t>
+      </w:r>
+      <w:proofErr w:type="spellEnd"/>
+      <w:r>
+        <w:rPr>
+          <w:color w:val="CF8E6D"/>
+        </w:rPr>
+        <w:t xml:space="preserve"> </w:t>
+      </w:r>
+      <w:proofErr w:type="spellStart"/>
+      <w:r>
+        <w:rPr>
+          <w:color w:val="C77DBB"/>
+        </w:rPr>
+        <w:t>display</w:t>
+      </w:r>
+      <w:proofErr w:type="spellEnd"/>
+      <w:r>
+        <w:rPr>
+          <w:color w:val="BCBEC4"/>
+        </w:rPr>
+        <w:t xml:space="preserve">: </w:t>
+      </w:r>
+      <w:proofErr w:type="spellStart"/>
+      <w:r>
+        <w:rPr>
+          <w:color w:val="BCBEC4"/>
+        </w:rPr>
+        <w:t>String</w:t>
+      </w:r>
+      <w:proofErr w:type="spellEnd"/>
+      <w:r>
+        <w:rPr>
+          <w:color w:val="BCBEC4"/>
+        </w:rPr>
+        <w:t xml:space="preserve"> = </w:t>
+      </w:r>
+      <w:r>
+        <w:rPr>
+          <w:color w:val="6AAB73"/>
+        </w:rPr>
+        <w:t>"0"</w:t>
+      </w:r>
+      <w:r>
+        <w:rPr>
+          <w:color w:val="BCBEC4"/>
+        </w:rPr>
+        <w:t>,</w:t>
+      </w:r>
+      <w:r>
+        <w:rPr>
+          <w:color w:val="BCBEC4"/>
+        </w:rPr>
+        <w:br/>
+        <w:t xml:space="preserve">    </w:t>
+      </w:r>
+      <w:proofErr w:type="spellStart"/>
+      <w:r>
+        <w:rPr>
+          <w:color w:val="CF8E6D"/>
+        </w:rPr>
+        <w:t>val</w:t>
+      </w:r>
+      <w:proofErr w:type="spellEnd"/>
+      <w:r>
+        <w:rPr>
+          <w:color w:val="CF8E6D"/>
+        </w:rPr>
+        <w:t xml:space="preserve"> </w:t>
+      </w:r>
+      <w:proofErr w:type="spellStart"/>
+      <w:r>
+        <w:rPr>
+          <w:color w:val="C77DBB"/>
+        </w:rPr>
+        <w:t>expression</w:t>
+      </w:r>
+      <w:proofErr w:type="spellEnd"/>
+      <w:r>
+        <w:rPr>
+          <w:color w:val="BCBEC4"/>
+        </w:rPr>
+        <w:t xml:space="preserve">: </w:t>
+      </w:r>
+      <w:proofErr w:type="spellStart"/>
+      <w:r>
+        <w:rPr>
+          <w:color w:val="BCBEC4"/>
+        </w:rPr>
+        <w:t>String</w:t>
+      </w:r>
+      <w:proofErr w:type="spellEnd"/>
+      <w:r>
+        <w:rPr>
+          <w:color w:val="BCBEC4"/>
+        </w:rPr>
+        <w:t xml:space="preserve"> = </w:t>
+      </w:r>
+      <w:r>
+        <w:rPr>
+          <w:color w:val="6AAB73"/>
+        </w:rPr>
+        <w:t>""</w:t>
+      </w:r>
+      <w:r>
+        <w:rPr>
+          <w:color w:val="BCBEC4"/>
+        </w:rPr>
+        <w:t>,</w:t>
+      </w:r>
+      <w:r>
+        <w:rPr>
+          <w:color w:val="BCBEC4"/>
+        </w:rPr>
+        <w:br/>
+        <w:t xml:space="preserve">    </w:t>
+      </w:r>
+      <w:proofErr w:type="spellStart"/>
+      <w:r>
+        <w:rPr>
+          <w:color w:val="CF8E6D"/>
+        </w:rPr>
+        <w:t>val</w:t>
+      </w:r>
+      <w:proofErr w:type="spellEnd"/>
+      <w:r>
+        <w:rPr>
+          <w:color w:val="CF8E6D"/>
+        </w:rPr>
+        <w:t xml:space="preserve"> </w:t>
+      </w:r>
+      <w:proofErr w:type="spellStart"/>
+      <w:r>
+        <w:rPr>
+          <w:color w:val="C77DBB"/>
+        </w:rPr>
+        <w:t>memory</w:t>
+      </w:r>
+      <w:proofErr w:type="spellEnd"/>
+      <w:r>
+        <w:rPr>
+          <w:color w:val="BCBEC4"/>
+        </w:rPr>
+        <w:t xml:space="preserve">: </w:t>
+      </w:r>
+      <w:proofErr w:type="spellStart"/>
+      <w:r>
+        <w:rPr>
+          <w:color w:val="BCBEC4"/>
+        </w:rPr>
+        <w:t>Double</w:t>
+      </w:r>
+      <w:proofErr w:type="spellEnd"/>
+      <w:r>
+        <w:rPr>
+          <w:color w:val="BCBEC4"/>
+        </w:rPr>
+        <w:t xml:space="preserve">? = </w:t>
+      </w:r>
+      <w:proofErr w:type="spellStart"/>
+      <w:r>
+        <w:rPr>
+          <w:color w:val="CF8E6D"/>
+        </w:rPr>
+        <w:t>null</w:t>
+      </w:r>
+      <w:proofErr w:type="spellEnd"/>
+      <w:r>
+        <w:rPr>
+          <w:color w:val="BCBEC4"/>
+        </w:rPr>
+        <w:t>,</w:t>
+      </w:r>
+      <w:r>
+        <w:rPr>
+          <w:color w:val="BCBEC4"/>
+        </w:rPr>
+        <w:br/>
+        <w:t xml:space="preserve">    </w:t>
+      </w:r>
+      <w:proofErr w:type="spellStart"/>
+      <w:r>
+        <w:rPr>
+          <w:color w:val="CF8E6D"/>
+        </w:rPr>
+        <w:t>val</w:t>
+      </w:r>
+      <w:proofErr w:type="spellEnd"/>
+      <w:r>
+        <w:rPr>
+          <w:color w:val="CF8E6D"/>
+        </w:rPr>
+        <w:t xml:space="preserve"> </w:t>
+      </w:r>
+      <w:proofErr w:type="spellStart"/>
+      <w:r>
+        <w:rPr>
+          <w:color w:val="C77DBB"/>
+        </w:rPr>
+        <w:t>previousOperand</w:t>
+      </w:r>
+      <w:proofErr w:type="spellEnd"/>
+      <w:r>
+        <w:rPr>
+          <w:color w:val="BCBEC4"/>
+        </w:rPr>
+        <w:t xml:space="preserve">: </w:t>
+      </w:r>
+      <w:proofErr w:type="spellStart"/>
+      <w:r>
+        <w:rPr>
+          <w:color w:val="BCBEC4"/>
+        </w:rPr>
+        <w:t>Double</w:t>
+      </w:r>
+      <w:proofErr w:type="spellEnd"/>
+      <w:r>
+        <w:rPr>
+          <w:color w:val="BCBEC4"/>
+        </w:rPr>
+        <w:t xml:space="preserve">? = </w:t>
+      </w:r>
+      <w:proofErr w:type="spellStart"/>
+      <w:r>
+        <w:rPr>
+          <w:color w:val="CF8E6D"/>
+        </w:rPr>
+        <w:t>null</w:t>
+      </w:r>
+      <w:proofErr w:type="spellEnd"/>
+      <w:r>
+        <w:rPr>
+          <w:color w:val="BCBEC4"/>
+        </w:rPr>
+        <w:t>,</w:t>
+      </w:r>
+      <w:r>
+        <w:rPr>
+          <w:color w:val="BCBEC4"/>
+        </w:rPr>
+        <w:br/>
+        <w:t xml:space="preserve">    </w:t>
+      </w:r>
+      <w:proofErr w:type="spellStart"/>
+      <w:r>
+        <w:rPr>
+          <w:color w:val="CF8E6D"/>
+        </w:rPr>
+        <w:t>val</w:t>
+      </w:r>
+      <w:proofErr w:type="spellEnd"/>
+      <w:r>
+        <w:rPr>
+          <w:color w:val="CF8E6D"/>
+        </w:rPr>
+        <w:t xml:space="preserve"> </w:t>
+      </w:r>
+      <w:proofErr w:type="spellStart"/>
+      <w:r>
+        <w:rPr>
+          <w:color w:val="C77DBB"/>
+        </w:rPr>
+        <w:t>pendingOperation</w:t>
+      </w:r>
+      <w:proofErr w:type="spellEnd"/>
+      <w:r>
+        <w:rPr>
+          <w:color w:val="BCBEC4"/>
+        </w:rPr>
+        <w:t xml:space="preserve">: </w:t>
+      </w:r>
+      <w:proofErr w:type="spellStart"/>
+      <w:r>
+        <w:rPr>
+          <w:color w:val="BCBEC4"/>
+        </w:rPr>
+        <w:t>String</w:t>
+      </w:r>
+      <w:proofErr w:type="spellEnd"/>
+      <w:r>
+        <w:rPr>
+          <w:color w:val="BCBEC4"/>
+        </w:rPr>
+        <w:t xml:space="preserve">? = </w:t>
+      </w:r>
+      <w:proofErr w:type="spellStart"/>
+      <w:r>
+        <w:rPr>
+          <w:color w:val="CF8E6D"/>
+        </w:rPr>
+        <w:t>null</w:t>
+      </w:r>
+      <w:proofErr w:type="spellEnd"/>
+      <w:r>
+        <w:rPr>
+          <w:color w:val="BCBEC4"/>
+        </w:rPr>
+        <w:t>,</w:t>
+      </w:r>
+      <w:r>
+        <w:rPr>
+          <w:color w:val="BCBEC4"/>
+        </w:rPr>
+        <w:br/>
+        <w:t xml:space="preserve">    </w:t>
+      </w:r>
+      <w:proofErr w:type="spellStart"/>
+      <w:r>
+        <w:rPr>
+          <w:color w:val="CF8E6D"/>
+        </w:rPr>
+        <w:t>val</w:t>
+      </w:r>
+      <w:proofErr w:type="spellEnd"/>
+      <w:r>
+        <w:rPr>
+          <w:color w:val="CF8E6D"/>
+        </w:rPr>
+        <w:t xml:space="preserve"> </w:t>
+      </w:r>
+      <w:proofErr w:type="spellStart"/>
+      <w:r>
+        <w:rPr>
+          <w:color w:val="C77DBB"/>
+        </w:rPr>
+        <w:t>isNewInput</w:t>
+      </w:r>
+      <w:proofErr w:type="spellEnd"/>
+      <w:r>
+        <w:rPr>
+          <w:color w:val="BCBEC4"/>
+        </w:rPr>
+        <w:t xml:space="preserve">: </w:t>
+      </w:r>
+      <w:proofErr w:type="spellStart"/>
+      <w:r>
+        <w:rPr>
+          <w:color w:val="BCBEC4"/>
+        </w:rPr>
+        <w:t>Boolean</w:t>
+      </w:r>
+      <w:proofErr w:type="spellEnd"/>
+      <w:r>
+        <w:rPr>
+          <w:color w:val="BCBEC4"/>
+        </w:rPr>
+        <w:t xml:space="preserve"> = </w:t>
+      </w:r>
+      <w:proofErr w:type="spellStart"/>
+      <w:r>
+        <w:rPr>
+          <w:color w:val="CF8E6D"/>
+        </w:rPr>
+        <w:t>true</w:t>
+      </w:r>
+      <w:proofErr w:type="spellEnd"/>
+      <w:r>
+        <w:rPr>
+          <w:color w:val="BCBEC4"/>
+        </w:rPr>
+        <w:t>,</w:t>
+      </w:r>
+      <w:r>
+        <w:rPr>
+          <w:color w:val="BCBEC4"/>
+        </w:rPr>
+        <w:br/>
+        <w:t xml:space="preserve">    </w:t>
+      </w:r>
+      <w:proofErr w:type="spellStart"/>
+      <w:r>
+        <w:rPr>
+          <w:color w:val="CF8E6D"/>
+        </w:rPr>
+        <w:t>val</w:t>
+      </w:r>
+      <w:proofErr w:type="spellEnd"/>
+      <w:r>
+        <w:rPr>
+          <w:color w:val="CF8E6D"/>
+        </w:rPr>
+        <w:t xml:space="preserve"> </w:t>
+      </w:r>
+      <w:proofErr w:type="spellStart"/>
+      <w:r>
+        <w:rPr>
+          <w:color w:val="C77DBB"/>
+        </w:rPr>
+        <w:t>isError</w:t>
+      </w:r>
+      <w:proofErr w:type="spellEnd"/>
+      <w:r>
+        <w:rPr>
+          <w:color w:val="BCBEC4"/>
+        </w:rPr>
+        <w:t xml:space="preserve">: </w:t>
+      </w:r>
+      <w:proofErr w:type="spellStart"/>
+      <w:r>
+        <w:rPr>
+          <w:color w:val="BCBEC4"/>
+        </w:rPr>
+        <w:t>Boolean</w:t>
+      </w:r>
+      <w:proofErr w:type="spellEnd"/>
+      <w:r>
+        <w:rPr>
+          <w:color w:val="BCBEC4"/>
+        </w:rPr>
+        <w:t xml:space="preserve"> = </w:t>
+      </w:r>
+      <w:proofErr w:type="spellStart"/>
+      <w:r>
+        <w:rPr>
+          <w:color w:val="CF8E6D"/>
+        </w:rPr>
+        <w:t>false</w:t>
+      </w:r>
+      <w:proofErr w:type="spellEnd"/>
+      <w:r>
+        <w:rPr>
+          <w:color w:val="CF8E6D"/>
+        </w:rPr>
+        <w:br/>
+      </w:r>
+      <w:r>
+        <w:rPr>
+          <w:color w:val="BCBEC4"/>
+        </w:rPr>
+        <w:t>)</w:t>
+      </w:r>
+    </w:p>
+    <w:p>
+      <w:pPr>
+        <w:rPr>
+          <w:lang w:eastAsia="fi-FI"/>
+        </w:rPr>
+      </w:pPr>
+    </w:p>
+    <w:p>
+      <w:pPr>
+        <w:rPr>
+          <w:b/>
+          <w:bCs/>
+          <w:lang w:eastAsia="fi-FI"/>
+        </w:rPr>
+      </w:pPr>
+      <w:r>
+        <w:rPr>
+          <w:b/>
+          <w:bCs/>
+          <w:lang w:eastAsia="fi-FI"/>
+        </w:rPr>
+        <w:t xml:space="preserve">2. </w:t>
+      </w:r>
+      <w:proofErr w:type="spellStart"/>
+      <w:r>
+        <w:rPr>
+          <w:b/>
+          <w:bCs/>
+          <w:lang w:eastAsia="fi-FI"/>
+        </w:rPr>
+        <w:t>ViewModel</w:t>
+      </w:r>
+      <w:proofErr w:type="spellEnd"/>
+      <w:r>
+        <w:rPr>
+          <w:b/>
+          <w:bCs/>
+          <w:lang w:eastAsia="fi-FI"/>
+        </w:rPr>
+        <w:t xml:space="preserve"> &amp; </w:t>
+      </w:r>
+      <w:proofErr w:type="spellStart"/>
+      <w:r>
+        <w:rPr>
+          <w:b/>
+          <w:bCs/>
+          <w:lang w:eastAsia="fi-FI"/>
+        </w:rPr>
+        <w:t>Business</w:t>
+      </w:r>
+      <w:proofErr w:type="spellEnd"/>
+      <w:r>
+        <w:rPr>
+          <w:b/>
+          <w:bCs/>
+          <w:lang w:eastAsia="fi-FI"/>
+        </w:rPr>
+        <w:t xml:space="preserve"> </w:t>
+      </w:r>
+      <w:proofErr w:type="spellStart"/>
+      <w:r>
+        <w:rPr>
+          <w:b/>
+          <w:bCs/>
+          <w:lang w:eastAsia="fi-FI"/>
+        </w:rPr>
+        <w:t>Logic</w:t>
+      </w:r>
+      <w:proofErr w:type="spellEnd"/>
+      <w:r>
+        <w:rPr>
+          <w:b/>
+          <w:bCs/>
+          <w:lang w:eastAsia="fi-FI"/>
+        </w:rPr>
+        <w:t xml:space="preserve"> (</w:t>
+      </w:r>
+      <w:proofErr w:type="spellStart"/>
+      <w:r>
+        <w:rPr>
+          <w:b/>
+          <w:bCs/>
+          <w:lang w:eastAsia="fi-FI"/>
+        </w:rPr>
+        <w:t>CalculatorViewModel</w:t>
+      </w:r>
+      <w:proofErr w:type="spellEnd"/>
+      <w:r>
+        <w:rPr>
+          <w:b/>
+          <w:bCs/>
+          <w:lang w:eastAsia="fi-FI"/>
+        </w:rPr>
+        <w:t>)</w:t>
+      </w:r>
+    </w:p>
+    <w:p>
+      <w:pPr>
+        <w:rPr>
+          <w:lang w:eastAsia="fi-FI"/>
+        </w:rPr>
+      </w:pPr>
+      <w:proofErr w:type="spellStart"/>
+      <w:r>
+        <w:rPr>
+          <w:lang w:eastAsia="fi-FI"/>
+        </w:rPr>
+        <w:t>The</w:t>
+      </w:r>
+      <w:proofErr w:type="spellEnd"/>
+      <w:r>
+        <w:rPr>
+          <w:lang w:eastAsia="fi-FI"/>
+        </w:rPr>
+        <w:t> </w:t>
+      </w:r>
+      <w:proofErr w:type="spellStart"/>
+      <w:r>
+        <w:rPr>
+          <w:lang w:eastAsia="fi-FI"/>
+        </w:rPr>
+        <w:t>CalculatorViewModel</w:t>
+      </w:r>
+      <w:proofErr w:type="spellEnd"/>
+      <w:r>
+        <w:rPr>
+          <w:lang w:eastAsia="fi-FI"/>
+        </w:rPr>
+        <w:t> </w:t>
+      </w:r>
+      <w:proofErr w:type="spellStart"/>
+      <w:r>
+        <w:rPr>
+          <w:lang w:eastAsia="fi-FI"/>
+        </w:rPr>
+        <w:t>holds</w:t>
+      </w:r>
+      <w:proofErr w:type="spellEnd"/>
+      <w:r>
+        <w:rPr>
+          <w:lang w:eastAsia="fi-FI"/>
+        </w:rPr>
+        <w:t xml:space="preserve"> </w:t>
+      </w:r>
+      <w:proofErr w:type="spellStart"/>
+      <w:r>
+        <w:rPr>
+          <w:lang w:eastAsia="fi-FI"/>
+        </w:rPr>
+        <w:t>the</w:t>
+      </w:r>
+      <w:proofErr w:type="spellEnd"/>
+      <w:r>
+        <w:rPr>
+          <w:lang w:eastAsia="fi-FI"/>
+        </w:rPr>
+        <w:t> </w:t>
+      </w:r>
+      <w:proofErr w:type="spellStart"/>
+      <w:r>
+        <w:rPr>
+          <w:lang w:eastAsia="fi-FI"/>
+        </w:rPr>
+        <w:t>CalculatorUiState</w:t>
+      </w:r>
+      <w:proofErr w:type="spellEnd"/>
+      <w:r>
+        <w:rPr>
+          <w:lang w:eastAsia="fi-FI"/>
+        </w:rPr>
+        <w:t> </w:t>
+      </w:r>
+      <w:proofErr w:type="spellStart"/>
+      <w:r>
+        <w:rPr>
+          <w:lang w:eastAsia="fi-FI"/>
+        </w:rPr>
+        <w:t>in</w:t>
+      </w:r>
+      <w:proofErr w:type="spellEnd"/>
+      <w:r>
+        <w:rPr>
+          <w:lang w:eastAsia="fi-FI"/>
+        </w:rPr>
+        <w:t xml:space="preserve"> a </w:t>
+      </w:r>
+      <w:proofErr w:type="spellStart"/>
+      <w:r>
+        <w:rPr>
+          <w:lang w:eastAsia="fi-FI"/>
+        </w:rPr>
+        <w:t>StateFlow</w:t>
+      </w:r>
+      <w:proofErr w:type="spellEnd"/>
+      <w:r>
+        <w:rPr>
+          <w:lang w:eastAsia="fi-FI"/>
+        </w:rPr>
+        <w:t> </w:t>
+      </w:r>
+      <w:proofErr w:type="spellStart"/>
+      <w:r>
+        <w:rPr>
+          <w:lang w:eastAsia="fi-FI"/>
+        </w:rPr>
+        <w:t>and</w:t>
+      </w:r>
+      <w:proofErr w:type="spellEnd"/>
+      <w:r>
+        <w:rPr>
+          <w:lang w:eastAsia="fi-FI"/>
+        </w:rPr>
+        <w:t xml:space="preserve"> </w:t>
+      </w:r>
+      <w:proofErr w:type="spellStart"/>
+      <w:r>
+        <w:rPr>
+          <w:lang w:eastAsia="fi-FI"/>
+        </w:rPr>
+        <w:t>exposes</w:t>
+      </w:r>
+      <w:proofErr w:type="spellEnd"/>
+      <w:r>
+        <w:rPr>
+          <w:lang w:eastAsia="fi-FI"/>
+        </w:rPr>
+        <w:t xml:space="preserve"> </w:t>
+      </w:r>
+      <w:proofErr w:type="spellStart"/>
+      <w:r>
+        <w:rPr>
+          <w:lang w:eastAsia="fi-FI"/>
+        </w:rPr>
+        <w:t>user</w:t>
+      </w:r>
+      <w:proofErr w:type="spellEnd"/>
+      <w:r>
+        <w:rPr>
+          <w:lang w:eastAsia="fi-FI"/>
+        </w:rPr>
+        <w:t xml:space="preserve"> </w:t>
+      </w:r>
+      <w:proofErr w:type="spellStart"/>
+      <w:r>
+        <w:rPr>
+          <w:lang w:eastAsia="fi-FI"/>
+        </w:rPr>
+        <w:t>actions</w:t>
+      </w:r>
+      <w:proofErr w:type="spellEnd"/>
+      <w:r>
+        <w:rPr>
+          <w:lang w:eastAsia="fi-FI"/>
+        </w:rPr>
+        <w:t xml:space="preserve"> to </w:t>
+      </w:r>
+      <w:proofErr w:type="spellStart"/>
+      <w:r>
+        <w:rPr>
+          <w:lang w:eastAsia="fi-FI"/>
+        </w:rPr>
+        <w:t>mutate</w:t>
+      </w:r>
+      <w:proofErr w:type="spellEnd"/>
+      <w:r>
+        <w:rPr>
+          <w:lang w:eastAsia="fi-FI"/>
+        </w:rPr>
+        <w:t xml:space="preserve"> </w:t>
+      </w:r>
+      <w:proofErr w:type="spellStart"/>
+      <w:r>
+        <w:rPr>
+          <w:lang w:eastAsia="fi-FI"/>
+        </w:rPr>
+        <w:t>state</w:t>
+      </w:r>
+      <w:proofErr w:type="spellEnd"/>
+      <w:r>
+        <w:rPr>
+          <w:lang w:eastAsia="fi-FI"/>
+        </w:rPr>
+        <w:t xml:space="preserve"> </w:t>
+      </w:r>
+      <w:proofErr w:type="spellStart"/>
+      <w:r>
+        <w:rPr>
+          <w:lang w:eastAsia="fi-FI"/>
+        </w:rPr>
+        <w:t>predictably</w:t>
+      </w:r>
+      <w:proofErr w:type="spellEnd"/>
+      <w:r>
+        <w:rPr>
+          <w:lang w:eastAsia="fi-FI"/>
+        </w:rPr>
+        <w:t>.</w:t>
+      </w:r>
+    </w:p>
+    <w:p>
+      <w:pPr>
+        <w:rPr>
+          <w:b/>
+          <w:bCs/>
+          <w:lang w:eastAsia="fi-FI"/>
+        </w:rPr>
+      </w:pPr>
+      <w:proofErr w:type="spellStart"/>
+      <w:r>
+        <w:rPr>
+          <w:b/>
+          <w:bCs/>
+          <w:lang w:eastAsia="fi-FI"/>
+        </w:rPr>
+        <w:t>Memory</w:t>
+      </w:r>
+      <w:proofErr w:type="spellEnd"/>
+      <w:r>
+        <w:rPr>
+          <w:b/>
+          <w:bCs/>
+          <w:lang w:eastAsia="fi-FI"/>
+        </w:rPr>
+        <w:t xml:space="preserve"> </w:t>
+      </w:r>
+      <w:proofErr w:type="spellStart"/>
+      <w:r>
+        <w:rPr>
+          <w:b/>
+          <w:bCs/>
+          <w:lang w:eastAsia="fi-FI"/>
+        </w:rPr>
+        <w:t>Operations</w:t>
+      </w:r>
+      <w:proofErr w:type="spellEnd"/>
+      <w:r>
+        <w:rPr>
+          <w:b/>
+          <w:bCs/>
+          <w:lang w:eastAsia="fi-FI"/>
+        </w:rPr>
+        <w:t xml:space="preserve"> </w:t>
+      </w:r>
+      <w:proofErr w:type="spellStart"/>
+      <w:r>
+        <w:rPr>
+          <w:b/>
+          <w:bCs/>
+          <w:lang w:eastAsia="fi-FI"/>
+        </w:rPr>
+        <w:t>Example</w:t>
+      </w:r>
+      <w:proofErr w:type="spellEnd"/>
+      <w:r>
+        <w:rPr>
+          <w:b/>
+          <w:bCs/>
+          <w:lang w:eastAsia="fi-FI"/>
+        </w:rPr>
+        <w:t xml:space="preserve"> (MS, MR, MC):</w:t>
+      </w:r>
+    </w:p>
+    <w:p>
+      <w:pPr>
+        <w:pStyle w:val="HTMLPreformatted"/>
+        <w:shd w:val="clear" w:color="auto" w:fill="191A1C"/>
+        <w:rPr>
+          <w:color w:val="BCBEC4"/>
+          <w:sz w:val="18"/>
+          <w:szCs w:val="18"/>
+        </w:rPr>
+      </w:pPr>
+      <w:r>
+        <w:rPr>
+          <w:color w:val="7A7E85"/>
+          <w:sz w:val="18"/>
+          <w:szCs w:val="18"/>
+        </w:rPr>
+        <w:t xml:space="preserve">// </w:t>
+      </w:r>
+      <w:proofErr w:type="spellStart"/>
+      <w:r>
+        <w:rPr>
+          <w:color w:val="7A7E85"/>
+          <w:sz w:val="18"/>
+          <w:szCs w:val="18"/>
+        </w:rPr>
+        <w:t>Save</w:t>
+      </w:r>
+      <w:proofErr w:type="spellEnd"/>
+      <w:r>
+        <w:rPr>
+          <w:color w:val="7A7E85"/>
+          <w:sz w:val="18"/>
+          <w:szCs w:val="18"/>
+        </w:rPr>
+        <w:t xml:space="preserve"> </w:t>
+      </w:r>
+      <w:proofErr w:type="spellStart"/>
+      <w:r>
+        <w:rPr>
+          <w:color w:val="7A7E85"/>
+          <w:sz w:val="18"/>
+          <w:szCs w:val="18"/>
+        </w:rPr>
+        <w:t>current</w:t>
+      </w:r>
+      <w:proofErr w:type="spellEnd"/>
+      <w:r>
+        <w:rPr>
+          <w:color w:val="7A7E85"/>
+          <w:sz w:val="18"/>
+          <w:szCs w:val="18"/>
+        </w:rPr>
+        <w:t xml:space="preserve"> </w:t>
+      </w:r>
+      <w:proofErr w:type="spellStart"/>
+      <w:r>
+        <w:rPr>
+          <w:color w:val="7A7E85"/>
+          <w:sz w:val="18"/>
+          <w:szCs w:val="18"/>
+        </w:rPr>
+        <w:t>display</w:t>
+      </w:r>
+      <w:proofErr w:type="spellEnd"/>
+      <w:r>
+        <w:rPr>
+          <w:color w:val="7A7E85"/>
+          <w:sz w:val="18"/>
+          <w:szCs w:val="18"/>
+        </w:rPr>
+        <w:t xml:space="preserve"> to </w:t>
+      </w:r>
+      <w:proofErr w:type="spellStart"/>
+      <w:r>
+        <w:rPr>
+          <w:color w:val="7A7E85"/>
+          <w:sz w:val="18"/>
+          <w:szCs w:val="18"/>
+        </w:rPr>
+        <w:t>memory</w:t>
+      </w:r>
+      <w:proofErr w:type="spellEnd"/>
+      <w:r>
+        <w:rPr>
+          <w:color w:val="7A7E85"/>
+          <w:sz w:val="18"/>
+          <w:szCs w:val="18"/>
+        </w:rPr>
+        <w:br/>
+      </w:r>
+      <w:proofErr w:type="spellStart"/>
+      <w:r>
+        <w:rPr>
+          <w:color w:val="CF8E6D"/>
+          <w:sz w:val="18"/>
+          <w:szCs w:val="18"/>
+        </w:rPr>
+        <w:t>fun</w:t>
+      </w:r>
+      <w:proofErr w:type="spellEnd"/>
+      <w:r>
+        <w:rPr>
+          <w:color w:val="CF8E6D"/>
+          <w:sz w:val="18"/>
+          <w:szCs w:val="18"/>
+        </w:rPr>
+        <w:t xml:space="preserve"> </w:t>
+      </w:r>
+      <w:proofErr w:type="spellStart"/>
+      <w:r>
+        <w:rPr>
+          <w:color w:val="56A8F5"/>
+          <w:sz w:val="18"/>
+          <w:szCs w:val="18"/>
+        </w:rPr>
+        <w:t>onMemorySave</w:t>
+      </w:r>
+      <w:proofErr w:type="spellEnd"/>
+      <w:r>
+        <w:rPr>
+          <w:color w:val="BCBEC4"/>
+          <w:sz w:val="18"/>
+          <w:szCs w:val="18"/>
+        </w:rPr>
+        <w:t>() {</w:t>
+      </w:r>
+      <w:r>
+        <w:rPr>
+          <w:color w:val="BCBEC4"/>
+          <w:sz w:val="18"/>
+          <w:szCs w:val="18"/>
+        </w:rPr>
+        <w:br/>
+        <w:t xml:space="preserve">    </w:t>
+      </w:r>
+      <w:r>
+        <w:rPr>
+          <w:color w:val="C77DBB"/>
+          <w:sz w:val="18"/>
+          <w:szCs w:val="18"/>
+        </w:rPr>
+        <w:t>_</w:t>
+      </w:r>
+      <w:proofErr w:type="spellStart"/>
+      <w:r>
+        <w:rPr>
+          <w:color w:val="C77DBB"/>
+          <w:sz w:val="18"/>
+          <w:szCs w:val="18"/>
+        </w:rPr>
+        <w:t>uiState</w:t>
+      </w:r>
+      <w:r>
+        <w:rPr>
+          <w:color w:val="BCBEC4"/>
+          <w:sz w:val="18"/>
+          <w:szCs w:val="18"/>
+        </w:rPr>
+        <w:t>.</w:t>
+      </w:r>
+      <w:r>
+        <w:rPr>
+          <w:i/>
+          <w:iCs/>
+          <w:color w:val="57AAF7"/>
+          <w:sz w:val="18"/>
+          <w:szCs w:val="18"/>
+        </w:rPr>
+        <w:t>update</w:t>
+      </w:r>
+      <w:proofErr w:type="spellEnd"/>
+      <w:r>
+        <w:rPr>
+          <w:i/>
+          <w:iCs/>
+          <w:color w:val="57AAF7"/>
+          <w:sz w:val="18"/>
+          <w:szCs w:val="18"/>
+        </w:rPr>
+        <w:t xml:space="preserve"> </w:t>
+      </w:r>
+      <w:r>
+        <w:rPr>
+          <w:b/>
+          <w:bCs/>
+          <w:color w:val="BCBEC4"/>
+          <w:sz w:val="18"/>
+          <w:szCs w:val="18"/>
+        </w:rPr>
+        <w:t xml:space="preserve">{ </w:t>
+      </w:r>
+      <w:proofErr w:type="spellStart"/>
+      <w:r>
+        <w:rPr>
+          <w:color w:val="BCBEC4"/>
+          <w:sz w:val="18"/>
+          <w:szCs w:val="18"/>
+        </w:rPr>
+        <w:t>state</w:t>
+      </w:r>
+      <w:proofErr w:type="spellEnd"/>
+      <w:r>
+        <w:rPr>
+          <w:color w:val="BCBEC4"/>
+          <w:sz w:val="18"/>
+          <w:szCs w:val="18"/>
+        </w:rPr>
+        <w:t xml:space="preserve"> </w:t>
+      </w:r>
+      <w:r>
+        <w:rPr>
+          <w:b/>
+          <w:bCs/>
+          <w:color w:val="BCBEC4"/>
+          <w:sz w:val="18"/>
+          <w:szCs w:val="18"/>
+        </w:rPr>
+        <w:t>-&gt;</w:t>
+      </w:r>
+      <w:r>
+        <w:rPr>
+          <w:b/>
+          <w:bCs/>
+          <w:color w:val="BCBEC4"/>
+          <w:sz w:val="18"/>
+          <w:szCs w:val="18"/>
+        </w:rPr>
+        <w:br/>
+        <w:t xml:space="preserve">        </w:t>
+      </w:r>
+      <w:proofErr w:type="spellStart"/>
+      <w:r>
+        <w:rPr>
+          <w:color w:val="CF8E6D"/>
+          <w:sz w:val="18"/>
+          <w:szCs w:val="18"/>
+        </w:rPr>
+        <w:t>val</w:t>
+      </w:r>
+      <w:proofErr w:type="spellEnd"/>
+      <w:r>
+        <w:rPr>
+          <w:color w:val="CF8E6D"/>
+          <w:sz w:val="18"/>
+          <w:szCs w:val="18"/>
+        </w:rPr>
+        <w:t xml:space="preserve"> </w:t>
+      </w:r>
+      <w:proofErr w:type="spellStart"/>
+      <w:r>
+        <w:rPr>
+          <w:color w:val="BCBEC4"/>
+          <w:sz w:val="18"/>
+          <w:szCs w:val="18"/>
+        </w:rPr>
+        <w:t>currentVal</w:t>
+      </w:r>
+      <w:proofErr w:type="spellEnd"/>
+      <w:r>
+        <w:rPr>
+          <w:color w:val="BCBEC4"/>
+          <w:sz w:val="18"/>
+          <w:szCs w:val="18"/>
+        </w:rPr>
+        <w:t xml:space="preserve"> = </w:t>
+      </w:r>
+      <w:proofErr w:type="spellStart"/>
+      <w:r>
+        <w:rPr>
+          <w:color w:val="BCBEC4"/>
+          <w:sz w:val="18"/>
+          <w:szCs w:val="18"/>
+        </w:rPr>
+        <w:t>state.</w:t>
+      </w:r>
+      <w:r>
+        <w:rPr>
+          <w:color w:val="C77DBB"/>
+          <w:sz w:val="18"/>
+          <w:szCs w:val="18"/>
+        </w:rPr>
+        <w:t>display</w:t>
+      </w:r>
+      <w:r>
+        <w:rPr>
+          <w:color w:val="BCBEC4"/>
+          <w:sz w:val="18"/>
+          <w:szCs w:val="18"/>
+        </w:rPr>
+        <w:t>.</w:t>
+      </w:r>
+      <w:r>
+        <w:rPr>
+          <w:i/>
+          <w:iCs/>
+          <w:color w:val="57AAF7"/>
+          <w:sz w:val="18"/>
+          <w:szCs w:val="18"/>
+        </w:rPr>
+        <w:t>toDoubleOrNull</w:t>
+      </w:r>
+      <w:proofErr w:type="spellEnd"/>
+      <w:r>
+        <w:rPr>
+          <w:color w:val="BCBEC4"/>
+          <w:sz w:val="18"/>
+          <w:szCs w:val="18"/>
+        </w:rPr>
+        <w:t>()</w:t>
+      </w:r>
+      <w:r>
+        <w:rPr>
+          <w:color w:val="BCBEC4"/>
+          <w:sz w:val="18"/>
+          <w:szCs w:val="18"/>
+        </w:rPr>
+        <w:br/>
+        <w:t xml:space="preserve">        </w:t>
+      </w:r>
+      <w:proofErr w:type="spellStart"/>
+      <w:r>
+        <w:rPr>
+          <w:color w:val="CF8E6D"/>
+          <w:sz w:val="18"/>
+          <w:szCs w:val="18"/>
+        </w:rPr>
+        <w:t>if</w:t>
+      </w:r>
+      <w:proofErr w:type="spellEnd"/>
+      <w:r>
+        <w:rPr>
+          <w:color w:val="CF8E6D"/>
+          <w:sz w:val="18"/>
+          <w:szCs w:val="18"/>
+        </w:rPr>
+        <w:t xml:space="preserve"> </w:t>
+      </w:r>
+      <w:r>
+        <w:rPr>
+          <w:color w:val="BCBEC4"/>
+          <w:sz w:val="18"/>
+          <w:szCs w:val="18"/>
+        </w:rPr>
+        <w:t>(</w:t>
+      </w:r>
+      <w:proofErr w:type="spellStart"/>
+      <w:r>
+        <w:rPr>
+          <w:color w:val="BCBEC4"/>
+          <w:sz w:val="18"/>
+          <w:szCs w:val="18"/>
+        </w:rPr>
+        <w:t>currentVal</w:t>
+      </w:r>
+      <w:proofErr w:type="spellEnd"/>
+      <w:r>
+        <w:rPr>
+          <w:color w:val="BCBEC4"/>
+          <w:sz w:val="18"/>
+          <w:szCs w:val="18"/>
+        </w:rPr>
+        <w:t xml:space="preserve"> != </w:t>
+      </w:r>
+      <w:proofErr w:type="spellStart"/>
+      <w:r>
+        <w:rPr>
+          <w:color w:val="CF8E6D"/>
+          <w:sz w:val="18"/>
+          <w:szCs w:val="18"/>
+        </w:rPr>
+        <w:t>null</w:t>
+      </w:r>
+      <w:proofErr w:type="spellEnd"/>
+      <w:r>
+        <w:rPr>
+          <w:color w:val="CF8E6D"/>
+          <w:sz w:val="18"/>
+          <w:szCs w:val="18"/>
+        </w:rPr>
+        <w:t xml:space="preserve"> </w:t>
+      </w:r>
+      <w:r>
+        <w:rPr>
+          <w:color w:val="BCBEC4"/>
+          <w:sz w:val="18"/>
+          <w:szCs w:val="18"/>
+        </w:rPr>
+        <w:t>&amp;&amp; !</w:t>
+      </w:r>
+      <w:proofErr w:type="spellStart"/>
+      <w:r>
+        <w:rPr>
+          <w:color w:val="BCBEC4"/>
+          <w:sz w:val="18"/>
+          <w:szCs w:val="18"/>
+        </w:rPr>
+        <w:t>state.</w:t>
+      </w:r>
+      <w:r>
+        <w:rPr>
+          <w:color w:val="C77DBB"/>
+          <w:sz w:val="18"/>
+          <w:szCs w:val="18"/>
+        </w:rPr>
+        <w:t>isError</w:t>
+      </w:r>
+      <w:proofErr w:type="spellEnd"/>
+      <w:r>
+        <w:rPr>
+          <w:color w:val="BCBEC4"/>
+          <w:sz w:val="18"/>
+          <w:szCs w:val="18"/>
+        </w:rPr>
+        <w:t>) {</w:t>
+      </w:r>
+      <w:r>
+        <w:rPr>
+          <w:color w:val="BCBEC4"/>
+          <w:sz w:val="18"/>
+          <w:szCs w:val="18"/>
+        </w:rPr>
+        <w:br/>
+        <w:t xml:space="preserve">            </w:t>
+      </w:r>
+      <w:proofErr w:type="spellStart"/>
+      <w:r>
+        <w:rPr>
+          <w:color w:val="BCBEC4"/>
+          <w:sz w:val="18"/>
+          <w:szCs w:val="18"/>
+        </w:rPr>
+        <w:t>state.copy</w:t>
+      </w:r>
+      <w:proofErr w:type="spellEnd"/>
+      <w:r>
+        <w:rPr>
+          <w:color w:val="BCBEC4"/>
+          <w:sz w:val="18"/>
+          <w:szCs w:val="18"/>
+        </w:rPr>
+        <w:t>(</w:t>
+      </w:r>
+      <w:r>
+        <w:rPr>
+          <w:color w:val="BCBEC4"/>
+          <w:sz w:val="18"/>
+          <w:szCs w:val="18"/>
+        </w:rPr>
+        <w:br/>
+        <w:t xml:space="preserve">                </w:t>
+      </w:r>
+      <w:proofErr w:type="spellStart"/>
+      <w:r>
+        <w:rPr>
+          <w:color w:val="56C1D6"/>
+          <w:sz w:val="18"/>
+          <w:szCs w:val="18"/>
+        </w:rPr>
+        <w:t>memory</w:t>
+      </w:r>
+      <w:proofErr w:type="spellEnd"/>
+      <w:r>
+        <w:rPr>
+          <w:color w:val="56C1D6"/>
+          <w:sz w:val="18"/>
+          <w:szCs w:val="18"/>
+        </w:rPr>
+        <w:t xml:space="preserve"> = </w:t>
+      </w:r>
+      <w:proofErr w:type="spellStart"/>
+      <w:r>
+        <w:rPr>
+          <w:color w:val="BCBEC4"/>
+          <w:sz w:val="18"/>
+          <w:szCs w:val="18"/>
+        </w:rPr>
+        <w:t>currentVal</w:t>
+      </w:r>
+      <w:proofErr w:type="spellEnd"/>
+      <w:r>
+        <w:rPr>
+          <w:color w:val="BCBEC4"/>
+          <w:sz w:val="18"/>
+          <w:szCs w:val="18"/>
+        </w:rPr>
+        <w:t>,</w:t>
+      </w:r>
+      <w:r>
+        <w:rPr>
+          <w:color w:val="BCBEC4"/>
+          <w:sz w:val="18"/>
+          <w:szCs w:val="18"/>
+        </w:rPr>
+        <w:br/>
+        <w:t xml:space="preserve">                </w:t>
+      </w:r>
+      <w:proofErr w:type="spellStart"/>
+      <w:r>
+        <w:rPr>
+          <w:color w:val="56C1D6"/>
+          <w:sz w:val="18"/>
+          <w:szCs w:val="18"/>
+        </w:rPr>
+        <w:t>isNewInput</w:t>
+      </w:r>
+      <w:proofErr w:type="spellEnd"/>
+      <w:r>
+        <w:rPr>
+          <w:color w:val="56C1D6"/>
+          <w:sz w:val="18"/>
+          <w:szCs w:val="18"/>
+        </w:rPr>
+        <w:t xml:space="preserve"> = </w:t>
+      </w:r>
+      <w:proofErr w:type="spellStart"/>
+      <w:r>
+        <w:rPr>
+          <w:color w:val="CF8E6D"/>
+          <w:sz w:val="18"/>
+          <w:szCs w:val="18"/>
+        </w:rPr>
+        <w:t>true</w:t>
+      </w:r>
+      <w:proofErr w:type="spellEnd"/>
+      <w:r>
+        <w:rPr>
+          <w:color w:val="CF8E6D"/>
+          <w:sz w:val="18"/>
+          <w:szCs w:val="18"/>
+        </w:rPr>
+        <w:br/>
+        <w:t xml:space="preserve">            </w:t>
+      </w:r>
+      <w:r>
+        <w:rPr>
+          <w:color w:val="BCBEC4"/>
+          <w:sz w:val="18"/>
+          <w:szCs w:val="18"/>
+        </w:rPr>
+        <w:t>)</w:t>
+      </w:r>
+      <w:r>
+        <w:rPr>
+          <w:color w:val="BCBEC4"/>
+          <w:sz w:val="18"/>
+          <w:szCs w:val="18"/>
+        </w:rPr>
+        <w:br/>
+        <w:t xml:space="preserve">        } </w:t>
+      </w:r>
+      <w:proofErr w:type="spellStart"/>
+      <w:r>
+        <w:rPr>
+          <w:color w:val="CF8E6D"/>
+          <w:sz w:val="18"/>
+          <w:szCs w:val="18"/>
+        </w:rPr>
+        <w:t>else</w:t>
+      </w:r>
+      <w:proofErr w:type="spellEnd"/>
+      <w:r>
+        <w:rPr>
+          <w:color w:val="CF8E6D"/>
+          <w:sz w:val="18"/>
+          <w:szCs w:val="18"/>
+        </w:rPr>
+        <w:t xml:space="preserve"> </w:t>
+      </w:r>
+      <w:r>
+        <w:rPr>
+          <w:color w:val="BCBEC4"/>
+          <w:sz w:val="18"/>
+          <w:szCs w:val="18"/>
+        </w:rPr>
+        <w:t>{</w:t>
+      </w:r>
+      <w:r>
+        <w:rPr>
+          <w:color w:val="BCBEC4"/>
+          <w:sz w:val="18"/>
+          <w:szCs w:val="18"/>
+        </w:rPr>
+        <w:br/>
+        <w:t xml:space="preserve">            </w:t>
+      </w:r>
+      <w:proofErr w:type="spellStart"/>
+      <w:r>
+        <w:rPr>
+          <w:color w:val="BCBEC4"/>
+          <w:sz w:val="18"/>
+          <w:szCs w:val="18"/>
+        </w:rPr>
+        <w:t>state</w:t>
+      </w:r>
+      <w:proofErr w:type="spellEnd"/>
+      <w:r>
+        <w:rPr>
+          <w:color w:val="BCBEC4"/>
+          <w:sz w:val="18"/>
+          <w:szCs w:val="18"/>
+        </w:rPr>
+        <w:br/>
+        <w:t xml:space="preserve">        }</w:t>
+      </w:r>
+      <w:r>
+        <w:rPr>
+          <w:color w:val="BCBEC4"/>
+          <w:sz w:val="18"/>
+          <w:szCs w:val="18"/>
+        </w:rPr>
+        <w:br/>
+        <w:t xml:space="preserve">    </w:t>
+      </w:r>
+      <w:r>
+        <w:rPr>
+          <w:b/>
+          <w:bCs/>
+          <w:color w:val="BCBEC4"/>
+          <w:sz w:val="18"/>
+          <w:szCs w:val="18"/>
+        </w:rPr>
+        <w:t>}</w:t>
+      </w:r>
+      <w:r>
+        <w:rPr>
+          <w:b/>
+          <w:bCs/>
+          <w:color w:val="BCBEC4"/>
+          <w:sz w:val="18"/>
+          <w:szCs w:val="18"/>
+        </w:rPr>
+        <w:br/>
+      </w:r>
+      <w:r>
+        <w:rPr>
+          <w:color w:val="BCBEC4"/>
+          <w:sz w:val="18"/>
+          <w:szCs w:val="18"/>
+        </w:rPr>
+        <w:t>}</w:t>
+      </w:r>
+      <w:r>
+        <w:rPr>
+          <w:color w:val="BCBEC4"/>
+          <w:sz w:val="18"/>
+          <w:szCs w:val="18"/>
+        </w:rPr>
+        <w:br/>
+      </w:r>
+      <w:r>
+        <w:rPr>
+          <w:color w:val="BCBEC4"/>
+          <w:sz w:val="18"/>
+          <w:szCs w:val="18"/>
+        </w:rPr>
+        <w:br/>
+      </w:r>
+      <w:r>
+        <w:rPr>
+          <w:color w:val="7A7E85"/>
+          <w:sz w:val="18"/>
+          <w:szCs w:val="18"/>
+        </w:rPr>
+        <w:t xml:space="preserve">// </w:t>
+      </w:r>
+      <w:proofErr w:type="spellStart"/>
+      <w:r>
+        <w:rPr>
+          <w:color w:val="7A7E85"/>
+          <w:sz w:val="18"/>
+          <w:szCs w:val="18"/>
+        </w:rPr>
+        <w:t>Read</w:t>
+      </w:r>
+      <w:proofErr w:type="spellEnd"/>
+      <w:r>
+        <w:rPr>
+          <w:color w:val="7A7E85"/>
+          <w:sz w:val="18"/>
+          <w:szCs w:val="18"/>
+        </w:rPr>
+        <w:t xml:space="preserve"> saved </w:t>
+      </w:r>
+      <w:proofErr w:type="spellStart"/>
+      <w:r>
+        <w:rPr>
+          <w:color w:val="7A7E85"/>
+          <w:sz w:val="18"/>
+          <w:szCs w:val="18"/>
+        </w:rPr>
+        <w:t>value</w:t>
+      </w:r>
+      <w:proofErr w:type="spellEnd"/>
+      <w:r>
+        <w:rPr>
+          <w:color w:val="7A7E85"/>
+          <w:sz w:val="18"/>
+          <w:szCs w:val="18"/>
+        </w:rPr>
+        <w:t xml:space="preserve"> </w:t>
+      </w:r>
+      <w:proofErr w:type="spellStart"/>
+      <w:r>
+        <w:rPr>
+          <w:color w:val="7A7E85"/>
+          <w:sz w:val="18"/>
+          <w:szCs w:val="18"/>
+        </w:rPr>
+        <w:t>from</w:t>
+      </w:r>
+      <w:proofErr w:type="spellEnd"/>
+      <w:r>
+        <w:rPr>
+          <w:color w:val="7A7E85"/>
+          <w:sz w:val="18"/>
+          <w:szCs w:val="18"/>
+        </w:rPr>
+        <w:t xml:space="preserve"> </w:t>
+      </w:r>
+      <w:proofErr w:type="spellStart"/>
+      <w:r>
+        <w:rPr>
+          <w:color w:val="7A7E85"/>
+          <w:sz w:val="18"/>
+          <w:szCs w:val="18"/>
+        </w:rPr>
+        <w:t>memory</w:t>
+      </w:r>
+      <w:proofErr w:type="spellEnd"/>
+      <w:r>
+        <w:rPr>
+          <w:color w:val="7A7E85"/>
+          <w:sz w:val="18"/>
+          <w:szCs w:val="18"/>
+        </w:rPr>
+        <w:t xml:space="preserve"> </w:t>
+      </w:r>
+      <w:proofErr w:type="spellStart"/>
+      <w:r>
+        <w:rPr>
+          <w:color w:val="7A7E85"/>
+          <w:sz w:val="18"/>
+          <w:szCs w:val="18"/>
+        </w:rPr>
+        <w:t>onto</w:t>
+      </w:r>
+      <w:proofErr w:type="spellEnd"/>
+      <w:r>
+        <w:rPr>
+          <w:color w:val="7A7E85"/>
+          <w:sz w:val="18"/>
+          <w:szCs w:val="18"/>
+        </w:rPr>
+        <w:t xml:space="preserve"> </w:t>
+      </w:r>
+      <w:proofErr w:type="spellStart"/>
+      <w:r>
+        <w:rPr>
+          <w:color w:val="7A7E85"/>
+          <w:sz w:val="18"/>
+          <w:szCs w:val="18"/>
+        </w:rPr>
+        <w:t>display</w:t>
+      </w:r>
+      <w:proofErr w:type="spellEnd"/>
+      <w:r>
+        <w:rPr>
+          <w:color w:val="7A7E85"/>
+          <w:sz w:val="18"/>
+          <w:szCs w:val="18"/>
+        </w:rPr>
+        <w:br/>
+      </w:r>
+      <w:proofErr w:type="spellStart"/>
+      <w:r>
+        <w:rPr>
+          <w:color w:val="CF8E6D"/>
+          <w:sz w:val="18"/>
+          <w:szCs w:val="18"/>
+        </w:rPr>
+        <w:t>fun</w:t>
+      </w:r>
+      <w:proofErr w:type="spellEnd"/>
+      <w:r>
+        <w:rPr>
+          <w:color w:val="CF8E6D"/>
+          <w:sz w:val="18"/>
+          <w:szCs w:val="18"/>
+        </w:rPr>
+        <w:t xml:space="preserve"> </w:t>
+      </w:r>
+      <w:proofErr w:type="spellStart"/>
+      <w:r>
+        <w:rPr>
+          <w:color w:val="56A8F5"/>
+          <w:sz w:val="18"/>
+          <w:szCs w:val="18"/>
+        </w:rPr>
+        <w:t>onMemoryRead</w:t>
+      </w:r>
+      <w:proofErr w:type="spellEnd"/>
+      <w:r>
+        <w:rPr>
+          <w:color w:val="BCBEC4"/>
+          <w:sz w:val="18"/>
+          <w:szCs w:val="18"/>
+        </w:rPr>
+        <w:t>() {</w:t>
+      </w:r>
+      <w:r>
+        <w:rPr>
+          <w:color w:val="BCBEC4"/>
+          <w:sz w:val="18"/>
+          <w:szCs w:val="18"/>
+        </w:rPr>
+        <w:br/>
+        <w:t xml:space="preserve">    </w:t>
+      </w:r>
+      <w:r>
+        <w:rPr>
+          <w:color w:val="C77DBB"/>
+          <w:sz w:val="18"/>
+          <w:szCs w:val="18"/>
+        </w:rPr>
+        <w:t>_</w:t>
+      </w:r>
+      <w:proofErr w:type="spellStart"/>
+      <w:r>
+        <w:rPr>
+          <w:color w:val="C77DBB"/>
+          <w:sz w:val="18"/>
+          <w:szCs w:val="18"/>
+        </w:rPr>
+        <w:t>uiState</w:t>
+      </w:r>
+      <w:r>
+        <w:rPr>
+          <w:color w:val="BCBEC4"/>
+          <w:sz w:val="18"/>
+          <w:szCs w:val="18"/>
+        </w:rPr>
+        <w:t>.</w:t>
+      </w:r>
+      <w:r>
+        <w:rPr>
+          <w:i/>
+          <w:iCs/>
+          <w:color w:val="57AAF7"/>
+          <w:sz w:val="18"/>
+          <w:szCs w:val="18"/>
+        </w:rPr>
+        <w:t>update</w:t>
+      </w:r>
+      <w:proofErr w:type="spellEnd"/>
+      <w:r>
+        <w:rPr>
+          <w:i/>
+          <w:iCs/>
+          <w:color w:val="57AAF7"/>
+          <w:sz w:val="18"/>
+          <w:szCs w:val="18"/>
+        </w:rPr>
+        <w:t xml:space="preserve"> </w:t>
+      </w:r>
+      <w:r>
+        <w:rPr>
+          <w:b/>
+          <w:bCs/>
+          <w:color w:val="BCBEC4"/>
+          <w:sz w:val="18"/>
+          <w:szCs w:val="18"/>
+        </w:rPr>
+        <w:t xml:space="preserve">{ </w:t>
+      </w:r>
+      <w:proofErr w:type="spellStart"/>
+      <w:r>
+        <w:rPr>
+          <w:color w:val="BCBEC4"/>
+          <w:sz w:val="18"/>
+          <w:szCs w:val="18"/>
+        </w:rPr>
+        <w:t>state</w:t>
+      </w:r>
+      <w:proofErr w:type="spellEnd"/>
+      <w:r>
+        <w:rPr>
+          <w:color w:val="BCBEC4"/>
+          <w:sz w:val="18"/>
+          <w:szCs w:val="18"/>
+        </w:rPr>
+        <w:t xml:space="preserve"> </w:t>
+      </w:r>
+      <w:r>
+        <w:rPr>
+          <w:b/>
+          <w:bCs/>
+          <w:color w:val="BCBEC4"/>
+          <w:sz w:val="18"/>
+          <w:szCs w:val="18"/>
+        </w:rPr>
+        <w:t>-&gt;</w:t>
+      </w:r>
+      <w:r>
+        <w:rPr>
+          <w:b/>
+          <w:bCs/>
+          <w:color w:val="BCBEC4"/>
+          <w:sz w:val="18"/>
+          <w:szCs w:val="18"/>
+        </w:rPr>
+        <w:br/>
+        <w:t xml:space="preserve">        </w:t>
+      </w:r>
+      <w:proofErr w:type="spellStart"/>
+      <w:r>
+        <w:rPr>
+          <w:color w:val="CF8E6D"/>
+          <w:sz w:val="18"/>
+          <w:szCs w:val="18"/>
+        </w:rPr>
+        <w:t>if</w:t>
+      </w:r>
+      <w:proofErr w:type="spellEnd"/>
+      <w:r>
+        <w:rPr>
+          <w:color w:val="CF8E6D"/>
+          <w:sz w:val="18"/>
+          <w:szCs w:val="18"/>
+        </w:rPr>
+        <w:t xml:space="preserve"> </w:t>
+      </w:r>
+      <w:r>
+        <w:rPr>
+          <w:color w:val="BCBEC4"/>
+          <w:sz w:val="18"/>
+          <w:szCs w:val="18"/>
+        </w:rPr>
+        <w:t>(</w:t>
+      </w:r>
+      <w:proofErr w:type="spellStart"/>
+      <w:r>
+        <w:rPr>
+          <w:color w:val="BCBEC4"/>
+          <w:sz w:val="18"/>
+          <w:szCs w:val="18"/>
+        </w:rPr>
+        <w:t>state.</w:t>
+      </w:r>
+      <w:r>
+        <w:rPr>
+          <w:color w:val="C77DBB"/>
+          <w:sz w:val="18"/>
+          <w:szCs w:val="18"/>
+        </w:rPr>
+        <w:t>memory</w:t>
+      </w:r>
+      <w:proofErr w:type="spellEnd"/>
+      <w:r>
+        <w:rPr>
+          <w:color w:val="C77DBB"/>
+          <w:sz w:val="18"/>
+          <w:szCs w:val="18"/>
+        </w:rPr>
+        <w:t xml:space="preserve"> </w:t>
+      </w:r>
+      <w:r>
+        <w:rPr>
+          <w:color w:val="BCBEC4"/>
+          <w:sz w:val="18"/>
+          <w:szCs w:val="18"/>
+        </w:rPr>
+        <w:t xml:space="preserve">!= </w:t>
+      </w:r>
+      <w:proofErr w:type="spellStart"/>
+      <w:r>
+        <w:rPr>
+          <w:color w:val="CF8E6D"/>
+          <w:sz w:val="18"/>
+          <w:szCs w:val="18"/>
+        </w:rPr>
+        <w:t>null</w:t>
+      </w:r>
+      <w:proofErr w:type="spellEnd"/>
+      <w:r>
+        <w:rPr>
+          <w:color w:val="BCBEC4"/>
+          <w:sz w:val="18"/>
+          <w:szCs w:val="18"/>
+        </w:rPr>
+        <w:t>) {</w:t>
+      </w:r>
+      <w:r>
+        <w:rPr>
+          <w:color w:val="BCBEC4"/>
+          <w:sz w:val="18"/>
+          <w:szCs w:val="18"/>
+        </w:rPr>
+        <w:br/>
+        <w:t xml:space="preserve">            </w:t>
+      </w:r>
+      <w:proofErr w:type="spellStart"/>
+      <w:r>
+        <w:rPr>
+          <w:color w:val="BCBEC4"/>
+          <w:sz w:val="18"/>
+          <w:szCs w:val="18"/>
+        </w:rPr>
+        <w:t>state.copy</w:t>
+      </w:r>
+      <w:proofErr w:type="spellEnd"/>
+      <w:r>
+        <w:rPr>
+          <w:color w:val="BCBEC4"/>
+          <w:sz w:val="18"/>
+          <w:szCs w:val="18"/>
+        </w:rPr>
+        <w:t>(</w:t>
+      </w:r>
+      <w:r>
+        <w:rPr>
+          <w:color w:val="BCBEC4"/>
+          <w:sz w:val="18"/>
+          <w:szCs w:val="18"/>
+        </w:rPr>
+        <w:br/>
+        <w:t xml:space="preserve">                </w:t>
+      </w:r>
+      <w:proofErr w:type="spellStart"/>
+      <w:r>
+        <w:rPr>
+          <w:color w:val="56C1D6"/>
+          <w:sz w:val="18"/>
+          <w:szCs w:val="18"/>
+        </w:rPr>
+        <w:t>display</w:t>
+      </w:r>
+      <w:proofErr w:type="spellEnd"/>
+      <w:r>
+        <w:rPr>
+          <w:color w:val="56C1D6"/>
+          <w:sz w:val="18"/>
+          <w:szCs w:val="18"/>
+        </w:rPr>
+        <w:t xml:space="preserve"> = </w:t>
+      </w:r>
+      <w:proofErr w:type="spellStart"/>
+      <w:r>
+        <w:rPr>
+          <w:color w:val="BCBEC4"/>
+          <w:sz w:val="18"/>
+          <w:szCs w:val="18"/>
+        </w:rPr>
+        <w:t>formatResult</w:t>
+      </w:r>
+      <w:proofErr w:type="spellEnd"/>
+      <w:r>
+        <w:rPr>
+          <w:color w:val="BCBEC4"/>
+          <w:sz w:val="18"/>
+          <w:szCs w:val="18"/>
+        </w:rPr>
+        <w:t>(</w:t>
+      </w:r>
+      <w:proofErr w:type="spellStart"/>
+      <w:r>
+        <w:rPr>
+          <w:color w:val="BCBEC4"/>
+          <w:sz w:val="18"/>
+          <w:szCs w:val="18"/>
+          <w:shd w:val="clear" w:color="auto" w:fill="1A3B2D"/>
+        </w:rPr>
+        <w:t>state.memory</w:t>
+      </w:r>
+      <w:proofErr w:type="spellEnd"/>
+      <w:r>
+        <w:rPr>
+          <w:color w:val="BCBEC4"/>
+          <w:sz w:val="18"/>
+          <w:szCs w:val="18"/>
+        </w:rPr>
+        <w:t>),</w:t>
+      </w:r>
+      <w:r>
+        <w:rPr>
+          <w:color w:val="BCBEC4"/>
+          <w:sz w:val="18"/>
+          <w:szCs w:val="18"/>
+        </w:rPr>
+        <w:br/>
+        <w:t xml:space="preserve">                </w:t>
+      </w:r>
+      <w:proofErr w:type="spellStart"/>
+      <w:r>
+        <w:rPr>
+          <w:color w:val="56C1D6"/>
+          <w:sz w:val="18"/>
+          <w:szCs w:val="18"/>
+        </w:rPr>
+        <w:t>isNewInput</w:t>
+      </w:r>
+      <w:proofErr w:type="spellEnd"/>
+      <w:r>
+        <w:rPr>
+          <w:color w:val="56C1D6"/>
+          <w:sz w:val="18"/>
+          <w:szCs w:val="18"/>
+        </w:rPr>
+        <w:t xml:space="preserve"> = </w:t>
+      </w:r>
+      <w:proofErr w:type="spellStart"/>
+      <w:r>
+        <w:rPr>
+          <w:color w:val="CF8E6D"/>
+          <w:sz w:val="18"/>
+          <w:szCs w:val="18"/>
+        </w:rPr>
+        <w:t>true</w:t>
+      </w:r>
+      <w:proofErr w:type="spellEnd"/>
+      <w:r>
+        <w:rPr>
+          <w:color w:val="BCBEC4"/>
+          <w:sz w:val="18"/>
+          <w:szCs w:val="18"/>
+        </w:rPr>
+        <w:t>,</w:t>
+      </w:r>
+      <w:r>
+        <w:rPr>
+          <w:color w:val="BCBEC4"/>
+          <w:sz w:val="18"/>
+          <w:szCs w:val="18"/>
+        </w:rPr>
+        <w:br/>
+        <w:t xml:space="preserve">                </w:t>
+      </w:r>
+      <w:proofErr w:type="spellStart"/>
+      <w:r>
+        <w:rPr>
+          <w:color w:val="56C1D6"/>
+          <w:sz w:val="18"/>
+          <w:szCs w:val="18"/>
+        </w:rPr>
+        <w:t>isError</w:t>
+      </w:r>
+      <w:proofErr w:type="spellEnd"/>
+      <w:r>
+        <w:rPr>
+          <w:color w:val="56C1D6"/>
+          <w:sz w:val="18"/>
+          <w:szCs w:val="18"/>
+        </w:rPr>
+        <w:t xml:space="preserve"> = </w:t>
+      </w:r>
+      <w:proofErr w:type="spellStart"/>
+      <w:r>
+        <w:rPr>
+          <w:color w:val="CF8E6D"/>
+          <w:sz w:val="18"/>
+          <w:szCs w:val="18"/>
+        </w:rPr>
+        <w:t>false</w:t>
+      </w:r>
+      <w:proofErr w:type="spellEnd"/>
+      <w:r>
+        <w:rPr>
+          <w:color w:val="CF8E6D"/>
+          <w:sz w:val="18"/>
+          <w:szCs w:val="18"/>
+        </w:rPr>
+        <w:br/>
+        <w:t xml:space="preserve">            </w:t>
+      </w:r>
+      <w:r>
+        <w:rPr>
+          <w:color w:val="BCBEC4"/>
+          <w:sz w:val="18"/>
+          <w:szCs w:val="18"/>
+        </w:rPr>
+        <w:t>)</w:t>
+      </w:r>
+      <w:r>
+        <w:rPr>
+          <w:color w:val="BCBEC4"/>
+          <w:sz w:val="18"/>
+          <w:szCs w:val="18"/>
+        </w:rPr>
+        <w:br/>
+        <w:t xml:space="preserve">        } </w:t>
+      </w:r>
+      <w:proofErr w:type="spellStart"/>
+      <w:r>
+        <w:rPr>
+          <w:color w:val="CF8E6D"/>
+          <w:sz w:val="18"/>
+          <w:szCs w:val="18"/>
+        </w:rPr>
+        <w:t>else</w:t>
+      </w:r>
+      <w:proofErr w:type="spellEnd"/>
+      <w:r>
+        <w:rPr>
+          <w:color w:val="CF8E6D"/>
+          <w:sz w:val="18"/>
+          <w:szCs w:val="18"/>
+        </w:rPr>
+        <w:t xml:space="preserve"> </w:t>
+      </w:r>
+      <w:r>
+        <w:rPr>
+          <w:color w:val="BCBEC4"/>
+          <w:sz w:val="18"/>
+          <w:szCs w:val="18"/>
+        </w:rPr>
+        <w:t>{</w:t>
+      </w:r>
+      <w:r>
+        <w:rPr>
+          <w:color w:val="BCBEC4"/>
+          <w:sz w:val="18"/>
+          <w:szCs w:val="18"/>
+        </w:rPr>
+        <w:br/>
+        <w:t xml:space="preserve">            </w:t>
+      </w:r>
+      <w:proofErr w:type="spellStart"/>
+      <w:r>
+        <w:rPr>
+          <w:color w:val="BCBEC4"/>
+          <w:sz w:val="18"/>
+          <w:szCs w:val="18"/>
+        </w:rPr>
+        <w:t>state</w:t>
+      </w:r>
+      <w:proofErr w:type="spellEnd"/>
+      <w:r>
+        <w:rPr>
+          <w:color w:val="BCBEC4"/>
+          <w:sz w:val="18"/>
+          <w:szCs w:val="18"/>
+        </w:rPr>
+        <w:br/>
+        <w:t xml:space="preserve">        }</w:t>
+      </w:r>
+      <w:r>
+        <w:rPr>
+          <w:color w:val="BCBEC4"/>
+          <w:sz w:val="18"/>
+          <w:szCs w:val="18"/>
+        </w:rPr>
+        <w:br/>
+        <w:t xml:space="preserve">    </w:t>
+      </w:r>
+      <w:r>
+        <w:rPr>
+          <w:b/>
+          <w:bCs/>
+          <w:color w:val="BCBEC4"/>
+          <w:sz w:val="18"/>
+          <w:szCs w:val="18"/>
+        </w:rPr>
+        <w:t>}</w:t>
+      </w:r>
+      <w:r>
+        <w:rPr>
+          <w:b/>
+          <w:bCs/>
+          <w:color w:val="BCBEC4"/>
+          <w:sz w:val="18"/>
+          <w:szCs w:val="18"/>
+        </w:rPr>
+        <w:br/>
+      </w:r>
+      <w:r>
+        <w:rPr>
+          <w:color w:val="BCBEC4"/>
+          <w:sz w:val="18"/>
+          <w:szCs w:val="18"/>
+        </w:rPr>
+        <w:t>}</w:t>
+      </w:r>
+      <w:r>
+        <w:rPr>
+          <w:color w:val="BCBEC4"/>
+          <w:sz w:val="18"/>
+          <w:szCs w:val="18"/>
+        </w:rPr>
+        <w:br/>
+      </w:r>
+      <w:r>
+        <w:rPr>
+          <w:color w:val="BCBEC4"/>
+          <w:sz w:val="18"/>
+          <w:szCs w:val="18"/>
+        </w:rPr>
+        <w:br/>
+      </w:r>
+      <w:r>
+        <w:rPr>
+          <w:color w:val="7A7E85"/>
+          <w:sz w:val="18"/>
+          <w:szCs w:val="18"/>
+        </w:rPr>
+        <w:t xml:space="preserve">// </w:t>
+      </w:r>
+      <w:proofErr w:type="spellStart"/>
+      <w:r>
+        <w:rPr>
+          <w:color w:val="7A7E85"/>
+          <w:sz w:val="18"/>
+          <w:szCs w:val="18"/>
+        </w:rPr>
+        <w:t>Clear</w:t>
+      </w:r>
+      <w:proofErr w:type="spellEnd"/>
+      <w:r>
+        <w:rPr>
+          <w:color w:val="7A7E85"/>
+          <w:sz w:val="18"/>
+          <w:szCs w:val="18"/>
+        </w:rPr>
+        <w:t xml:space="preserve"> </w:t>
+      </w:r>
+      <w:proofErr w:type="spellStart"/>
+      <w:r>
+        <w:rPr>
+          <w:color w:val="7A7E85"/>
+          <w:sz w:val="18"/>
+          <w:szCs w:val="18"/>
+        </w:rPr>
+        <w:t>memory</w:t>
+      </w:r>
+      <w:proofErr w:type="spellEnd"/>
+      <w:r>
+        <w:rPr>
+          <w:color w:val="7A7E85"/>
+          <w:sz w:val="18"/>
+          <w:szCs w:val="18"/>
+        </w:rPr>
+        <w:br/>
+      </w:r>
+      <w:proofErr w:type="spellStart"/>
+      <w:r>
+        <w:rPr>
+          <w:color w:val="CF8E6D"/>
+          <w:sz w:val="18"/>
+          <w:szCs w:val="18"/>
+        </w:rPr>
+        <w:t>fun</w:t>
+      </w:r>
+      <w:proofErr w:type="spellEnd"/>
+      <w:r>
+        <w:rPr>
+          <w:color w:val="CF8E6D"/>
+          <w:sz w:val="18"/>
+          <w:szCs w:val="18"/>
+        </w:rPr>
+        <w:t xml:space="preserve"> </w:t>
+      </w:r>
+      <w:proofErr w:type="spellStart"/>
+      <w:r>
+        <w:rPr>
+          <w:color w:val="56A8F5"/>
+          <w:sz w:val="18"/>
+          <w:szCs w:val="18"/>
+        </w:rPr>
+        <w:t>onMemoryClear</w:t>
+      </w:r>
+      <w:proofErr w:type="spellEnd"/>
+      <w:r>
+        <w:rPr>
+          <w:color w:val="BCBEC4"/>
+          <w:sz w:val="18"/>
+          <w:szCs w:val="18"/>
+        </w:rPr>
+        <w:t>() {</w:t>
+      </w:r>
+      <w:r>
+        <w:rPr>
+          <w:color w:val="BCBEC4"/>
+          <w:sz w:val="18"/>
+          <w:szCs w:val="18"/>
+        </w:rPr>
+        <w:br/>
+        <w:t xml:space="preserve">    </w:t>
+      </w:r>
+      <w:r>
+        <w:rPr>
+          <w:color w:val="C77DBB"/>
+          <w:sz w:val="18"/>
+          <w:szCs w:val="18"/>
+        </w:rPr>
+        <w:t>_</w:t>
+      </w:r>
+      <w:proofErr w:type="spellStart"/>
+      <w:r>
+        <w:rPr>
+          <w:color w:val="C77DBB"/>
+          <w:sz w:val="18"/>
+          <w:szCs w:val="18"/>
+        </w:rPr>
+        <w:t>uiState</w:t>
+      </w:r>
+      <w:r>
+        <w:rPr>
+          <w:color w:val="BCBEC4"/>
+          <w:sz w:val="18"/>
+          <w:szCs w:val="18"/>
+        </w:rPr>
+        <w:t>.</w:t>
+      </w:r>
+      <w:r>
+        <w:rPr>
+          <w:i/>
+          <w:iCs/>
+          <w:color w:val="57AAF7"/>
+          <w:sz w:val="18"/>
+          <w:szCs w:val="18"/>
+        </w:rPr>
+        <w:t>update</w:t>
+      </w:r>
+      <w:proofErr w:type="spellEnd"/>
+      <w:r>
+        <w:rPr>
+          <w:i/>
+          <w:iCs/>
+          <w:color w:val="57AAF7"/>
+          <w:sz w:val="18"/>
+          <w:szCs w:val="18"/>
+        </w:rPr>
+        <w:t xml:space="preserve"> </w:t>
+      </w:r>
+      <w:r>
+        <w:rPr>
+          <w:b/>
+          <w:bCs/>
+          <w:color w:val="BCBEC4"/>
+          <w:sz w:val="18"/>
+          <w:szCs w:val="18"/>
+        </w:rPr>
+        <w:t xml:space="preserve">{ </w:t>
+      </w:r>
+      <w:proofErr w:type="spellStart"/>
+      <w:r>
+        <w:rPr>
+          <w:color w:val="BCBEC4"/>
+          <w:sz w:val="18"/>
+          <w:szCs w:val="18"/>
+        </w:rPr>
+        <w:t>state</w:t>
+      </w:r>
+      <w:proofErr w:type="spellEnd"/>
+      <w:r>
+        <w:rPr>
+          <w:color w:val="BCBEC4"/>
+          <w:sz w:val="18"/>
+          <w:szCs w:val="18"/>
+        </w:rPr>
+        <w:t xml:space="preserve"> </w:t>
+      </w:r>
+      <w:r>
+        <w:rPr>
+          <w:b/>
+          <w:bCs/>
+          <w:color w:val="BCBEC4"/>
+          <w:sz w:val="18"/>
+          <w:szCs w:val="18"/>
+        </w:rPr>
+        <w:t>-&gt;</w:t>
+      </w:r>
+      <w:r>
+        <w:rPr>
+          <w:b/>
+          <w:bCs/>
+          <w:color w:val="BCBEC4"/>
+          <w:sz w:val="18"/>
+          <w:szCs w:val="18"/>
+        </w:rPr>
+        <w:br/>
+        <w:t xml:space="preserve">        </w:t>
+      </w:r>
+      <w:proofErr w:type="spellStart"/>
+      <w:r>
+        <w:rPr>
+          <w:color w:val="BCBEC4"/>
+          <w:sz w:val="18"/>
+          <w:szCs w:val="18"/>
+        </w:rPr>
+        <w:t>state.copy</w:t>
+      </w:r>
+      <w:proofErr w:type="spellEnd"/>
+      <w:r>
+        <w:rPr>
+          <w:color w:val="BCBEC4"/>
+          <w:sz w:val="18"/>
+          <w:szCs w:val="18"/>
+        </w:rPr>
+        <w:t>(</w:t>
+      </w:r>
+      <w:proofErr w:type="spellStart"/>
+      <w:r>
+        <w:rPr>
+          <w:color w:val="56C1D6"/>
+          <w:sz w:val="18"/>
+          <w:szCs w:val="18"/>
+        </w:rPr>
+        <w:t>memory</w:t>
+      </w:r>
+      <w:proofErr w:type="spellEnd"/>
+      <w:r>
+        <w:rPr>
+          <w:color w:val="56C1D6"/>
+          <w:sz w:val="18"/>
+          <w:szCs w:val="18"/>
+        </w:rPr>
+        <w:t xml:space="preserve"> = </w:t>
+      </w:r>
+      <w:proofErr w:type="spellStart"/>
+      <w:r>
+        <w:rPr>
+          <w:color w:val="CF8E6D"/>
+          <w:sz w:val="18"/>
+          <w:szCs w:val="18"/>
+        </w:rPr>
+        <w:t>null</w:t>
+      </w:r>
+      <w:proofErr w:type="spellEnd"/>
+      <w:r>
+        <w:rPr>
+          <w:color w:val="BCBEC4"/>
+          <w:sz w:val="18"/>
+          <w:szCs w:val="18"/>
+        </w:rPr>
+        <w:t>)</w:t>
+      </w:r>
+      <w:r>
+        <w:rPr>
+          <w:color w:val="BCBEC4"/>
+          <w:sz w:val="18"/>
+          <w:szCs w:val="18"/>
+        </w:rPr>
+        <w:br/>
+        <w:t xml:space="preserve">    </w:t>
+      </w:r>
+      <w:r>
+        <w:rPr>
+          <w:b/>
+          <w:bCs/>
+          <w:color w:val="BCBEC4"/>
+          <w:sz w:val="18"/>
+          <w:szCs w:val="18"/>
+        </w:rPr>
+        <w:t>}</w:t>
+      </w:r>
+      <w:r>
+        <w:rPr>
+          <w:b/>
+          <w:bCs/>
+          <w:color w:val="BCBEC4"/>
+          <w:sz w:val="18"/>
+          <w:szCs w:val="18"/>
+        </w:rPr>
+        <w:br/>
+      </w:r>
+      <w:r>
+        <w:rPr>
+          <w:color w:val="BCBEC4"/>
+          <w:sz w:val="18"/>
+          <w:szCs w:val="18"/>
+        </w:rPr>
+        <w:t>}</w:t>
+      </w:r>
+    </w:p>
+    <w:p>
+      <w:pPr>
+        <w:rPr>
+          <w:b/>
+          <w:bCs/>
+          <w:lang w:eastAsia="fi-FI"/>
+        </w:rPr>
+      </w:pPr>
+    </w:p>
+    <w:p>
+      <w:pPr>
+        <w:rPr>
+          <w:b/>
+          <w:bCs/>
+          <w:lang w:eastAsia="fi-FI"/>
+        </w:rPr>
+      </w:pPr>
+      <w:proofErr w:type="spellStart"/>
+      <w:r>
+        <w:rPr>
+          <w:b/>
+          <w:bCs/>
+          <w:lang w:eastAsia="fi-FI"/>
+        </w:rPr>
+        <w:lastRenderedPageBreak/>
+        <w:t>Arithmetic</w:t>
+      </w:r>
+      <w:proofErr w:type="spellEnd"/>
+      <w:r>
+        <w:rPr>
+          <w:b/>
+          <w:bCs/>
+          <w:lang w:eastAsia="fi-FI"/>
+        </w:rPr>
+        <w:t xml:space="preserve"> </w:t>
+      </w:r>
+      <w:proofErr w:type="spellStart"/>
+      <w:r>
+        <w:rPr>
+          <w:b/>
+          <w:bCs/>
+          <w:lang w:eastAsia="fi-FI"/>
+        </w:rPr>
+        <w:t>Calculation</w:t>
+      </w:r>
+      <w:proofErr w:type="spellEnd"/>
+      <w:r>
+        <w:rPr>
+          <w:b/>
+          <w:bCs/>
+          <w:lang w:eastAsia="fi-FI"/>
+        </w:rPr>
+        <w:t xml:space="preserve"> &amp; </w:t>
+      </w:r>
+      <w:proofErr w:type="spellStart"/>
+      <w:r>
+        <w:rPr>
+          <w:b/>
+          <w:bCs/>
+          <w:lang w:eastAsia="fi-FI"/>
+        </w:rPr>
+        <w:t>Precise</w:t>
+      </w:r>
+      <w:proofErr w:type="spellEnd"/>
+      <w:r>
+        <w:rPr>
+          <w:b/>
+          <w:bCs/>
+          <w:lang w:eastAsia="fi-FI"/>
+        </w:rPr>
+        <w:t xml:space="preserve"> </w:t>
+      </w:r>
+      <w:proofErr w:type="spellStart"/>
+      <w:r>
+        <w:rPr>
+          <w:b/>
+          <w:bCs/>
+          <w:lang w:eastAsia="fi-FI"/>
+        </w:rPr>
+        <w:t>Formatting</w:t>
+      </w:r>
+      <w:proofErr w:type="spellEnd"/>
+      <w:r>
+        <w:rPr>
+          <w:b/>
+          <w:bCs/>
+          <w:lang w:eastAsia="fi-FI"/>
+        </w:rPr>
+        <w:t>:</w:t>
+      </w:r>
+    </w:p>
+    <w:p>
+      <w:pPr>
+        <w:rPr>
+          <w:lang w:eastAsia="fi-FI"/>
+        </w:rPr>
+      </w:pPr>
+      <w:r>
+        <w:rPr>
+          <w:lang w:eastAsia="fi-FI"/>
+        </w:rPr>
+        <w:t xml:space="preserve">To </w:t>
+      </w:r>
+      <w:proofErr w:type="spellStart"/>
+      <w:r>
+        <w:rPr>
+          <w:lang w:eastAsia="fi-FI"/>
+        </w:rPr>
+        <w:t>eliminate</w:t>
+      </w:r>
+      <w:proofErr w:type="spellEnd"/>
+      <w:r>
+        <w:rPr>
+          <w:lang w:eastAsia="fi-FI"/>
+        </w:rPr>
+        <w:t xml:space="preserve"> </w:t>
+      </w:r>
+      <w:proofErr w:type="spellStart"/>
+      <w:r>
+        <w:rPr>
+          <w:lang w:eastAsia="fi-FI"/>
+        </w:rPr>
+        <w:t>floating-point</w:t>
+      </w:r>
+      <w:proofErr w:type="spellEnd"/>
+      <w:r>
+        <w:rPr>
+          <w:lang w:eastAsia="fi-FI"/>
+        </w:rPr>
+        <w:t xml:space="preserve"> </w:t>
+      </w:r>
+      <w:proofErr w:type="spellStart"/>
+      <w:r>
+        <w:rPr>
+          <w:lang w:eastAsia="fi-FI"/>
+        </w:rPr>
+        <w:t>representation</w:t>
+      </w:r>
+      <w:proofErr w:type="spellEnd"/>
+      <w:r>
+        <w:rPr>
+          <w:lang w:eastAsia="fi-FI"/>
+        </w:rPr>
+        <w:t xml:space="preserve"> </w:t>
+      </w:r>
+      <w:proofErr w:type="spellStart"/>
+      <w:r>
+        <w:rPr>
+          <w:lang w:eastAsia="fi-FI"/>
+        </w:rPr>
+        <w:t>anomalies</w:t>
+      </w:r>
+      <w:proofErr w:type="spellEnd"/>
+      <w:r>
+        <w:rPr>
+          <w:lang w:eastAsia="fi-FI"/>
+        </w:rPr>
+        <w:t xml:space="preserve"> (</w:t>
+      </w:r>
+      <w:proofErr w:type="spellStart"/>
+      <w:r>
+        <w:rPr>
+          <w:lang w:eastAsia="fi-FI"/>
+        </w:rPr>
+        <w:t>such</w:t>
+      </w:r>
+      <w:proofErr w:type="spellEnd"/>
+      <w:r>
+        <w:rPr>
+          <w:lang w:eastAsia="fi-FI"/>
+        </w:rPr>
+        <w:t xml:space="preserve"> </w:t>
+      </w:r>
+      <w:proofErr w:type="spellStart"/>
+      <w:r>
+        <w:rPr>
+          <w:lang w:eastAsia="fi-FI"/>
+        </w:rPr>
+        <w:t>as</w:t>
+      </w:r>
+      <w:proofErr w:type="spellEnd"/>
+      <w:r>
+        <w:rPr>
+          <w:lang w:eastAsia="fi-FI"/>
+        </w:rPr>
+        <w:t xml:space="preserve"> 0.1 + 0.2 = 0.30000000000000004), </w:t>
+      </w:r>
+      <w:proofErr w:type="spellStart"/>
+      <w:r>
+        <w:rPr>
+          <w:lang w:eastAsia="fi-FI"/>
+        </w:rPr>
+        <w:t>calculation</w:t>
+      </w:r>
+      <w:proofErr w:type="spellEnd"/>
+      <w:r>
+        <w:rPr>
+          <w:lang w:eastAsia="fi-FI"/>
+        </w:rPr>
+        <w:t xml:space="preserve"> </w:t>
+      </w:r>
+      <w:proofErr w:type="spellStart"/>
+      <w:r>
+        <w:rPr>
+          <w:lang w:eastAsia="fi-FI"/>
+        </w:rPr>
+        <w:t>outputs</w:t>
+      </w:r>
+      <w:proofErr w:type="spellEnd"/>
+      <w:r>
+        <w:rPr>
+          <w:lang w:eastAsia="fi-FI"/>
+        </w:rPr>
+        <w:t xml:space="preserve"> </w:t>
+      </w:r>
+      <w:proofErr w:type="spellStart"/>
+      <w:r>
+        <w:rPr>
+          <w:lang w:eastAsia="fi-FI"/>
+        </w:rPr>
+        <w:t>are</w:t>
+      </w:r>
+      <w:proofErr w:type="spellEnd"/>
+      <w:r>
+        <w:rPr>
+          <w:lang w:eastAsia="fi-FI"/>
+        </w:rPr>
+        <w:t xml:space="preserve"> </w:t>
+      </w:r>
+      <w:proofErr w:type="spellStart"/>
+      <w:r>
+        <w:rPr>
+          <w:lang w:eastAsia="fi-FI"/>
+        </w:rPr>
+        <w:t>rounded</w:t>
+      </w:r>
+      <w:proofErr w:type="spellEnd"/>
+      <w:r>
+        <w:rPr>
+          <w:lang w:eastAsia="fi-FI"/>
+        </w:rPr>
+        <w:t xml:space="preserve"> </w:t>
+      </w:r>
+      <w:proofErr w:type="spellStart"/>
+      <w:r>
+        <w:rPr>
+          <w:lang w:eastAsia="fi-FI"/>
+        </w:rPr>
+        <w:t>and</w:t>
+      </w:r>
+      <w:proofErr w:type="spellEnd"/>
+      <w:r>
+        <w:rPr>
+          <w:lang w:eastAsia="fi-FI"/>
+        </w:rPr>
+        <w:t xml:space="preserve"> </w:t>
+      </w:r>
+      <w:proofErr w:type="spellStart"/>
+      <w:r>
+        <w:rPr>
+          <w:lang w:eastAsia="fi-FI"/>
+        </w:rPr>
+        <w:t>formatted</w:t>
+      </w:r>
+      <w:proofErr w:type="spellEnd"/>
+      <w:r>
+        <w:rPr>
+          <w:lang w:eastAsia="fi-FI"/>
+        </w:rPr>
+        <w:t xml:space="preserve"> </w:t>
+      </w:r>
+      <w:proofErr w:type="spellStart"/>
+      <w:r>
+        <w:rPr>
+          <w:lang w:eastAsia="fi-FI"/>
+        </w:rPr>
+        <w:t>cleanly</w:t>
+      </w:r>
+      <w:proofErr w:type="spellEnd"/>
+      <w:r>
+        <w:rPr>
+          <w:lang w:eastAsia="fi-FI"/>
+        </w:rPr>
+        <w:t xml:space="preserve"> </w:t>
+      </w:r>
+      <w:proofErr w:type="spellStart"/>
+      <w:r>
+        <w:rPr>
+          <w:lang w:eastAsia="fi-FI"/>
+        </w:rPr>
+        <w:t>using</w:t>
+      </w:r>
+      <w:proofErr w:type="spellEnd"/>
+      <w:r>
+        <w:rPr>
+          <w:lang w:eastAsia="fi-FI"/>
+        </w:rPr>
+        <w:t> </w:t>
+      </w:r>
+      <w:proofErr w:type="spellStart"/>
+      <w:r>
+        <w:rPr>
+          <w:lang w:eastAsia="fi-FI"/>
+        </w:rPr>
+        <w:t>BigDecimal</w:t>
+      </w:r>
+      <w:proofErr w:type="spellEnd"/>
+      <w:r>
+        <w:rPr>
+          <w:lang w:eastAsia="fi-FI"/>
+        </w:rPr>
+        <w:t>:</w:t>
+      </w:r>
+    </w:p>
+    <w:p>
+      <w:pPr>
+        <w:pStyle w:val="HTMLPreformatted"/>
+        <w:shd w:val="clear" w:color="auto" w:fill="191A1C"/>
+        <w:rPr>
+          <w:color w:val="BCBEC4"/>
+        </w:rPr>
+      </w:pPr>
+      <w:proofErr w:type="spellStart"/>
+      <w:r>
+        <w:rPr>
+          <w:color w:val="CF8E6D"/>
+        </w:rPr>
+        <w:t>private</w:t>
+      </w:r>
+      <w:proofErr w:type="spellEnd"/>
+      <w:r>
+        <w:rPr>
+          <w:color w:val="CF8E6D"/>
+        </w:rPr>
+        <w:t xml:space="preserve"> </w:t>
+      </w:r>
+      <w:proofErr w:type="spellStart"/>
+      <w:r>
+        <w:rPr>
+          <w:color w:val="CF8E6D"/>
+        </w:rPr>
+        <w:t>fun</w:t>
+      </w:r>
+      <w:proofErr w:type="spellEnd"/>
+      <w:r>
+        <w:rPr>
+          <w:color w:val="CF8E6D"/>
+        </w:rPr>
+        <w:t xml:space="preserve"> </w:t>
+      </w:r>
+      <w:proofErr w:type="spellStart"/>
+      <w:r>
+        <w:rPr>
+          <w:color w:val="56A8F5"/>
+        </w:rPr>
+        <w:t>performCalculation</w:t>
+      </w:r>
+      <w:proofErr w:type="spellEnd"/>
+      <w:r>
+        <w:rPr>
+          <w:color w:val="BCBEC4"/>
+        </w:rPr>
+        <w:t xml:space="preserve">(num1: </w:t>
+      </w:r>
+      <w:proofErr w:type="spellStart"/>
+      <w:r>
+        <w:rPr>
+          <w:color w:val="BCBEC4"/>
+        </w:rPr>
+        <w:t>Double</w:t>
+      </w:r>
+      <w:proofErr w:type="spellEnd"/>
+      <w:r>
+        <w:rPr>
+          <w:color w:val="BCBEC4"/>
+        </w:rPr>
+        <w:t xml:space="preserve">, num2: </w:t>
+      </w:r>
+      <w:proofErr w:type="spellStart"/>
+      <w:r>
+        <w:rPr>
+          <w:color w:val="BCBEC4"/>
+        </w:rPr>
+        <w:t>Double</w:t>
+      </w:r>
+      <w:proofErr w:type="spellEnd"/>
+      <w:r>
+        <w:rPr>
+          <w:color w:val="BCBEC4"/>
+        </w:rPr>
+        <w:t xml:space="preserve">, </w:t>
+      </w:r>
+      <w:proofErr w:type="spellStart"/>
+      <w:r>
+        <w:rPr>
+          <w:color w:val="BCBEC4"/>
+        </w:rPr>
+        <w:t>op</w:t>
+      </w:r>
+      <w:proofErr w:type="spellEnd"/>
+      <w:r>
+        <w:rPr>
+          <w:color w:val="BCBEC4"/>
+        </w:rPr>
+        <w:t xml:space="preserve">: </w:t>
+      </w:r>
+      <w:proofErr w:type="spellStart"/>
+      <w:r>
+        <w:rPr>
+          <w:color w:val="BCBEC4"/>
+        </w:rPr>
+        <w:t>String</w:t>
+      </w:r>
+      <w:proofErr w:type="spellEnd"/>
+      <w:r>
+        <w:rPr>
+          <w:color w:val="BCBEC4"/>
+        </w:rPr>
+        <w:t xml:space="preserve">): </w:t>
+      </w:r>
+      <w:proofErr w:type="spellStart"/>
+      <w:r>
+        <w:rPr>
+          <w:color w:val="BCBEC4"/>
+        </w:rPr>
+        <w:t>Double</w:t>
+      </w:r>
+      <w:proofErr w:type="spellEnd"/>
+      <w:r>
+        <w:rPr>
+          <w:color w:val="BCBEC4"/>
+        </w:rPr>
+        <w:t>? {</w:t>
+      </w:r>
+      <w:r>
+        <w:rPr>
+          <w:color w:val="BCBEC4"/>
+        </w:rPr>
+        <w:br/>
+        <w:t xml:space="preserve">    </w:t>
+      </w:r>
+      <w:proofErr w:type="spellStart"/>
+      <w:r>
+        <w:rPr>
+          <w:color w:val="CF8E6D"/>
+        </w:rPr>
+        <w:t>return</w:t>
+      </w:r>
+      <w:proofErr w:type="spellEnd"/>
+      <w:r>
+        <w:rPr>
+          <w:color w:val="CF8E6D"/>
+        </w:rPr>
+        <w:t xml:space="preserve"> </w:t>
+      </w:r>
+      <w:proofErr w:type="spellStart"/>
+      <w:r>
+        <w:rPr>
+          <w:color w:val="CF8E6D"/>
+        </w:rPr>
+        <w:t>when</w:t>
+      </w:r>
+      <w:proofErr w:type="spellEnd"/>
+      <w:r>
+        <w:rPr>
+          <w:color w:val="CF8E6D"/>
+        </w:rPr>
+        <w:t xml:space="preserve"> </w:t>
+      </w:r>
+      <w:r>
+        <w:rPr>
+          <w:color w:val="BCBEC4"/>
+        </w:rPr>
+        <w:t>(</w:t>
+      </w:r>
+      <w:proofErr w:type="spellStart"/>
+      <w:r>
+        <w:rPr>
+          <w:color w:val="BCBEC4"/>
+        </w:rPr>
+        <w:t>op</w:t>
+      </w:r>
+      <w:proofErr w:type="spellEnd"/>
+      <w:r>
+        <w:rPr>
+          <w:color w:val="BCBEC4"/>
+        </w:rPr>
+        <w:t>) {</w:t>
+      </w:r>
+      <w:r>
+        <w:rPr>
+          <w:color w:val="BCBEC4"/>
+        </w:rPr>
+        <w:br/>
+        <w:t xml:space="preserve">        </w:t>
+      </w:r>
+      <w:r>
+        <w:rPr>
+          <w:color w:val="6AAB73"/>
+        </w:rPr>
+        <w:t xml:space="preserve">"+" </w:t>
+      </w:r>
+      <w:r>
+        <w:rPr>
+          <w:color w:val="BCBEC4"/>
+        </w:rPr>
+        <w:t>-&gt; num1 + num2</w:t>
+      </w:r>
+      <w:r>
+        <w:rPr>
+          <w:color w:val="BCBEC4"/>
+        </w:rPr>
+        <w:br/>
+        <w:t xml:space="preserve">        </w:t>
+      </w:r>
+      <w:r>
+        <w:rPr>
+          <w:color w:val="6AAB73"/>
+        </w:rPr>
+        <w:t xml:space="preserve">"-" </w:t>
+      </w:r>
+      <w:r>
+        <w:rPr>
+          <w:color w:val="BCBEC4"/>
+        </w:rPr>
+        <w:t>-&gt; num1 - num2</w:t>
+      </w:r>
+      <w:r>
+        <w:rPr>
+          <w:color w:val="BCBEC4"/>
+        </w:rPr>
+        <w:br/>
+        <w:t xml:space="preserve">        </w:t>
+      </w:r>
+      <w:r>
+        <w:rPr>
+          <w:color w:val="6AAB73"/>
+        </w:rPr>
+        <w:t xml:space="preserve">"*" </w:t>
+      </w:r>
+      <w:r>
+        <w:rPr>
+          <w:color w:val="BCBEC4"/>
+        </w:rPr>
+        <w:t>-&gt; num1 * num2</w:t>
+      </w:r>
+      <w:r>
+        <w:rPr>
+          <w:color w:val="BCBEC4"/>
+        </w:rPr>
+        <w:br/>
+        <w:t xml:space="preserve">        </w:t>
+      </w:r>
+      <w:r>
+        <w:rPr>
+          <w:color w:val="6AAB73"/>
+        </w:rPr>
+        <w:t xml:space="preserve">"/" </w:t>
+      </w:r>
+      <w:r>
+        <w:rPr>
+          <w:color w:val="BCBEC4"/>
+        </w:rPr>
+        <w:t xml:space="preserve">-&gt; </w:t>
+      </w:r>
+      <w:proofErr w:type="spellStart"/>
+      <w:r>
+        <w:rPr>
+          <w:color w:val="CF8E6D"/>
+        </w:rPr>
+        <w:t>if</w:t>
+      </w:r>
+      <w:proofErr w:type="spellEnd"/>
+      <w:r>
+        <w:rPr>
+          <w:color w:val="CF8E6D"/>
+        </w:rPr>
+        <w:t xml:space="preserve"> </w:t>
+      </w:r>
+      <w:r>
+        <w:rPr>
+          <w:color w:val="BCBEC4"/>
+        </w:rPr>
+        <w:t xml:space="preserve">(num2 == </w:t>
+      </w:r>
+      <w:r>
+        <w:rPr>
+          <w:color w:val="2AACB8"/>
+        </w:rPr>
+        <w:t>0.0</w:t>
+      </w:r>
+      <w:r>
+        <w:rPr>
+          <w:color w:val="BCBEC4"/>
+        </w:rPr>
+        <w:t xml:space="preserve">) </w:t>
+      </w:r>
+      <w:proofErr w:type="spellStart"/>
+      <w:r>
+        <w:rPr>
+          <w:color w:val="CF8E6D"/>
+        </w:rPr>
+        <w:t>null</w:t>
+      </w:r>
+      <w:proofErr w:type="spellEnd"/>
+      <w:r>
+        <w:rPr>
+          <w:color w:val="CF8E6D"/>
+        </w:rPr>
+        <w:t xml:space="preserve"> </w:t>
+      </w:r>
+      <w:proofErr w:type="spellStart"/>
+      <w:r>
+        <w:rPr>
+          <w:color w:val="CF8E6D"/>
+        </w:rPr>
+        <w:t>else</w:t>
+      </w:r>
+      <w:proofErr w:type="spellEnd"/>
+      <w:r>
+        <w:rPr>
+          <w:color w:val="CF8E6D"/>
+        </w:rPr>
+        <w:t xml:space="preserve"> </w:t>
+      </w:r>
+      <w:r>
+        <w:rPr>
+          <w:color w:val="BCBEC4"/>
+        </w:rPr>
+        <w:t>num1 / num2</w:t>
+      </w:r>
+      <w:r>
+        <w:rPr>
+          <w:color w:val="BCBEC4"/>
+        </w:rPr>
+        <w:br/>
+        <w:t xml:space="preserve">        </w:t>
+      </w:r>
+      <w:proofErr w:type="spellStart"/>
+      <w:r>
+        <w:rPr>
+          <w:color w:val="CF8E6D"/>
+        </w:rPr>
+        <w:t>else</w:t>
+      </w:r>
+      <w:proofErr w:type="spellEnd"/>
+      <w:r>
+        <w:rPr>
+          <w:color w:val="CF8E6D"/>
+        </w:rPr>
+        <w:t xml:space="preserve"> </w:t>
+      </w:r>
+      <w:r>
+        <w:rPr>
+          <w:color w:val="BCBEC4"/>
+        </w:rPr>
+        <w:t xml:space="preserve">-&gt; </w:t>
+      </w:r>
+      <w:proofErr w:type="spellStart"/>
+      <w:r>
+        <w:rPr>
+          <w:color w:val="CF8E6D"/>
+        </w:rPr>
+        <w:t>null</w:t>
+      </w:r>
+      <w:proofErr w:type="spellEnd"/>
+      <w:r>
+        <w:rPr>
+          <w:color w:val="CF8E6D"/>
+        </w:rPr>
+        <w:br/>
+        <w:t xml:space="preserve">    </w:t>
+      </w:r>
+      <w:r>
+        <w:rPr>
+          <w:color w:val="BCBEC4"/>
+        </w:rPr>
+        <w:t>}</w:t>
+      </w:r>
+      <w:r>
+        <w:rPr>
+          <w:color w:val="BCBEC4"/>
+        </w:rPr>
+        <w:br/>
+        <w:t>}</w:t>
+      </w:r>
+      <w:r>
+        <w:rPr>
+          <w:color w:val="BCBEC4"/>
+        </w:rPr>
+        <w:br/>
+      </w:r>
+      <w:r>
+        <w:rPr>
+          <w:color w:val="BCBEC4"/>
+        </w:rPr>
+        <w:br/>
+      </w:r>
+      <w:proofErr w:type="spellStart"/>
+      <w:r>
+        <w:rPr>
+          <w:color w:val="CF8E6D"/>
+        </w:rPr>
+        <w:t>companion</w:t>
+      </w:r>
+      <w:proofErr w:type="spellEnd"/>
+      <w:r>
+        <w:rPr>
+          <w:color w:val="CF8E6D"/>
+        </w:rPr>
+        <w:t xml:space="preserve"> </w:t>
+      </w:r>
+      <w:proofErr w:type="spellStart"/>
+      <w:r>
+        <w:rPr>
+          <w:color w:val="CF8E6D"/>
+        </w:rPr>
+        <w:t>object</w:t>
+      </w:r>
+      <w:proofErr w:type="spellEnd"/>
+      <w:r>
+        <w:rPr>
+          <w:color w:val="CF8E6D"/>
+        </w:rPr>
+        <w:t xml:space="preserve"> </w:t>
+      </w:r>
+      <w:r>
+        <w:rPr>
+          <w:color w:val="BCBEC4"/>
+        </w:rPr>
+        <w:t>{</w:t>
+      </w:r>
+      <w:r>
+        <w:rPr>
+          <w:color w:val="BCBEC4"/>
+        </w:rPr>
+        <w:br/>
+        <w:t xml:space="preserve">    </w:t>
+      </w:r>
+      <w:proofErr w:type="spellStart"/>
+      <w:r>
+        <w:rPr>
+          <w:color w:val="CF8E6D"/>
+        </w:rPr>
+        <w:t>fun</w:t>
+      </w:r>
+      <w:proofErr w:type="spellEnd"/>
+      <w:r>
+        <w:rPr>
+          <w:color w:val="CF8E6D"/>
+        </w:rPr>
+        <w:t xml:space="preserve"> </w:t>
+      </w:r>
+      <w:proofErr w:type="spellStart"/>
+      <w:r>
+        <w:rPr>
+          <w:color w:val="56A8F5"/>
+        </w:rPr>
+        <w:t>formatResult</w:t>
+      </w:r>
+      <w:proofErr w:type="spellEnd"/>
+      <w:r>
+        <w:rPr>
+          <w:color w:val="BCBEC4"/>
+        </w:rPr>
+        <w:t>(</w:t>
+      </w:r>
+      <w:proofErr w:type="spellStart"/>
+      <w:r>
+        <w:rPr>
+          <w:color w:val="BCBEC4"/>
+        </w:rPr>
+        <w:t>value</w:t>
+      </w:r>
+      <w:proofErr w:type="spellEnd"/>
+      <w:r>
+        <w:rPr>
+          <w:color w:val="BCBEC4"/>
+        </w:rPr>
+        <w:t xml:space="preserve">: </w:t>
+      </w:r>
+      <w:proofErr w:type="spellStart"/>
+      <w:r>
+        <w:rPr>
+          <w:color w:val="BCBEC4"/>
+        </w:rPr>
+        <w:t>Double</w:t>
+      </w:r>
+      <w:proofErr w:type="spellEnd"/>
+      <w:r>
+        <w:rPr>
+          <w:color w:val="BCBEC4"/>
+        </w:rPr>
+        <w:t xml:space="preserve">): </w:t>
+      </w:r>
+      <w:proofErr w:type="spellStart"/>
+      <w:r>
+        <w:rPr>
+          <w:color w:val="BCBEC4"/>
+        </w:rPr>
+        <w:t>String</w:t>
+      </w:r>
+      <w:proofErr w:type="spellEnd"/>
+      <w:r>
+        <w:rPr>
+          <w:color w:val="BCBEC4"/>
+        </w:rPr>
+        <w:t xml:space="preserve"> {</w:t>
+      </w:r>
+      <w:r>
+        <w:rPr>
+          <w:color w:val="BCBEC4"/>
+        </w:rPr>
+        <w:br/>
+        <w:t xml:space="preserve">        </w:t>
+      </w:r>
+      <w:proofErr w:type="spellStart"/>
+      <w:r>
+        <w:rPr>
+          <w:color w:val="CF8E6D"/>
+        </w:rPr>
+        <w:t>if</w:t>
+      </w:r>
+      <w:proofErr w:type="spellEnd"/>
+      <w:r>
+        <w:rPr>
+          <w:color w:val="CF8E6D"/>
+        </w:rPr>
+        <w:t xml:space="preserve"> </w:t>
+      </w:r>
+      <w:r>
+        <w:rPr>
+          <w:color w:val="BCBEC4"/>
+        </w:rPr>
+        <w:t>(</w:t>
+      </w:r>
+      <w:proofErr w:type="spellStart"/>
+      <w:r>
+        <w:rPr>
+          <w:color w:val="BCBEC4"/>
+        </w:rPr>
+        <w:t>value.</w:t>
+      </w:r>
+      <w:r>
+        <w:rPr>
+          <w:i/>
+          <w:iCs/>
+          <w:color w:val="57AAF7"/>
+        </w:rPr>
+        <w:t>isNaN</w:t>
+      </w:r>
+      <w:proofErr w:type="spellEnd"/>
+      <w:r>
+        <w:rPr>
+          <w:color w:val="BCBEC4"/>
+        </w:rPr>
+        <w:t xml:space="preserve">() || </w:t>
+      </w:r>
+      <w:proofErr w:type="spellStart"/>
+      <w:r>
+        <w:rPr>
+          <w:color w:val="BCBEC4"/>
+        </w:rPr>
+        <w:t>value.</w:t>
+      </w:r>
+      <w:r>
+        <w:rPr>
+          <w:i/>
+          <w:iCs/>
+          <w:color w:val="57AAF7"/>
+        </w:rPr>
+        <w:t>isInfinite</w:t>
+      </w:r>
+      <w:proofErr w:type="spellEnd"/>
+      <w:r>
+        <w:rPr>
+          <w:color w:val="BCBEC4"/>
+        </w:rPr>
+        <w:t xml:space="preserve">()) </w:t>
+      </w:r>
+      <w:proofErr w:type="spellStart"/>
+      <w:r>
+        <w:rPr>
+          <w:color w:val="CF8E6D"/>
+        </w:rPr>
+        <w:t>return</w:t>
+      </w:r>
+      <w:proofErr w:type="spellEnd"/>
+      <w:r>
+        <w:rPr>
+          <w:color w:val="CF8E6D"/>
+        </w:rPr>
+        <w:t xml:space="preserve"> </w:t>
+      </w:r>
+      <w:r>
+        <w:rPr>
+          <w:color w:val="6AAB73"/>
+        </w:rPr>
+        <w:t>"</w:t>
+      </w:r>
+      <w:proofErr w:type="spellStart"/>
+      <w:r>
+        <w:rPr>
+          <w:color w:val="6AAB73"/>
+        </w:rPr>
+        <w:t>Error</w:t>
+      </w:r>
+      <w:proofErr w:type="spellEnd"/>
+      <w:r>
+        <w:rPr>
+          <w:color w:val="6AAB73"/>
+        </w:rPr>
+        <w:t>"</w:t>
+      </w:r>
+      <w:r>
+        <w:rPr>
+          <w:color w:val="6AAB73"/>
+        </w:rPr>
+        <w:br/>
+        <w:t xml:space="preserve">        </w:t>
+      </w:r>
+      <w:proofErr w:type="spellStart"/>
+      <w:r>
+        <w:rPr>
+          <w:color w:val="CF8E6D"/>
+        </w:rPr>
+        <w:t>return</w:t>
+      </w:r>
+      <w:proofErr w:type="spellEnd"/>
+      <w:r>
+        <w:rPr>
+          <w:color w:val="CF8E6D"/>
+        </w:rPr>
+        <w:t xml:space="preserve"> </w:t>
+      </w:r>
+      <w:proofErr w:type="spellStart"/>
+      <w:r>
+        <w:rPr>
+          <w:color w:val="CF8E6D"/>
+        </w:rPr>
+        <w:t>try</w:t>
+      </w:r>
+      <w:proofErr w:type="spellEnd"/>
+      <w:r>
+        <w:rPr>
+          <w:color w:val="CF8E6D"/>
+        </w:rPr>
+        <w:t xml:space="preserve"> </w:t>
+      </w:r>
+      <w:r>
+        <w:rPr>
+          <w:color w:val="BCBEC4"/>
+        </w:rPr>
+        <w:t>{</w:t>
+      </w:r>
+      <w:r>
+        <w:rPr>
+          <w:color w:val="BCBEC4"/>
+        </w:rPr>
+        <w:br/>
+        <w:t xml:space="preserve">            </w:t>
+      </w:r>
+      <w:proofErr w:type="spellStart"/>
+      <w:r>
+        <w:rPr>
+          <w:color w:val="CF8E6D"/>
+        </w:rPr>
+        <w:t>val</w:t>
+      </w:r>
+      <w:proofErr w:type="spellEnd"/>
+      <w:r>
+        <w:rPr>
+          <w:color w:val="CF8E6D"/>
+        </w:rPr>
+        <w:t xml:space="preserve"> </w:t>
+      </w:r>
+      <w:proofErr w:type="spellStart"/>
+      <w:r>
+        <w:rPr>
+          <w:color w:val="BCBEC4"/>
+        </w:rPr>
+        <w:t>bd</w:t>
+      </w:r>
+      <w:proofErr w:type="spellEnd"/>
+      <w:r>
+        <w:rPr>
+          <w:color w:val="BCBEC4"/>
+        </w:rPr>
+        <w:t xml:space="preserve"> = </w:t>
+      </w:r>
+      <w:proofErr w:type="spellStart"/>
+      <w:r>
+        <w:rPr>
+          <w:color w:val="BCBEC4"/>
+        </w:rPr>
+        <w:t>BigDecimal</w:t>
+      </w:r>
+      <w:proofErr w:type="spellEnd"/>
+      <w:r>
+        <w:rPr>
+          <w:color w:val="BCBEC4"/>
+        </w:rPr>
+        <w:t>(</w:t>
+      </w:r>
+      <w:proofErr w:type="spellStart"/>
+      <w:r>
+        <w:rPr>
+          <w:color w:val="BCBEC4"/>
+        </w:rPr>
+        <w:t>value.toString</w:t>
+      </w:r>
+      <w:proofErr w:type="spellEnd"/>
+      <w:r>
+        <w:rPr>
+          <w:color w:val="BCBEC4"/>
+        </w:rPr>
+        <w:t>())</w:t>
+      </w:r>
+      <w:r>
+        <w:rPr>
+          <w:color w:val="BCBEC4"/>
+        </w:rPr>
+        <w:br/>
+        <w:t xml:space="preserve">                .</w:t>
+      </w:r>
+      <w:proofErr w:type="spellStart"/>
+      <w:r>
+        <w:rPr>
+          <w:color w:val="BCBEC4"/>
+        </w:rPr>
+        <w:t>setScale</w:t>
+      </w:r>
+      <w:proofErr w:type="spellEnd"/>
+      <w:r>
+        <w:rPr>
+          <w:color w:val="BCBEC4"/>
+        </w:rPr>
+        <w:t>(</w:t>
+      </w:r>
+      <w:r>
+        <w:rPr>
+          <w:color w:val="2AACB8"/>
+        </w:rPr>
+        <w:t>10</w:t>
+      </w:r>
+      <w:r>
+        <w:rPr>
+          <w:color w:val="BCBEC4"/>
+        </w:rPr>
+        <w:t xml:space="preserve">, </w:t>
+      </w:r>
+      <w:proofErr w:type="spellStart"/>
+      <w:r>
+        <w:rPr>
+          <w:color w:val="BCBEC4"/>
+        </w:rPr>
+        <w:t>RoundingMode.</w:t>
+      </w:r>
+      <w:r>
+        <w:rPr>
+          <w:i/>
+          <w:iCs/>
+          <w:color w:val="C77DBB"/>
+        </w:rPr>
+        <w:t>HALF_UP</w:t>
+      </w:r>
+      <w:proofErr w:type="spellEnd"/>
+      <w:r>
+        <w:rPr>
+          <w:color w:val="BCBEC4"/>
+        </w:rPr>
+        <w:t>)</w:t>
+      </w:r>
+      <w:r>
+        <w:rPr>
+          <w:color w:val="BCBEC4"/>
+        </w:rPr>
+        <w:br/>
+        <w:t xml:space="preserve">                .</w:t>
+      </w:r>
+      <w:proofErr w:type="spellStart"/>
+      <w:r>
+        <w:rPr>
+          <w:color w:val="BCBEC4"/>
+        </w:rPr>
+        <w:t>stripTrailingZeros</w:t>
+      </w:r>
+      <w:proofErr w:type="spellEnd"/>
+      <w:r>
+        <w:rPr>
+          <w:color w:val="BCBEC4"/>
+        </w:rPr>
+        <w:t>()</w:t>
+      </w:r>
+      <w:r>
+        <w:rPr>
+          <w:color w:val="BCBEC4"/>
+        </w:rPr>
+        <w:br/>
+        <w:t xml:space="preserve">            </w:t>
+      </w:r>
+      <w:proofErr w:type="spellStart"/>
+      <w:r>
+        <w:rPr>
+          <w:color w:val="BCBEC4"/>
+        </w:rPr>
+        <w:t>bd.toPlainString</w:t>
+      </w:r>
+      <w:proofErr w:type="spellEnd"/>
+      <w:r>
+        <w:rPr>
+          <w:color w:val="BCBEC4"/>
+        </w:rPr>
+        <w:t>()</w:t>
+      </w:r>
+      <w:r>
+        <w:rPr>
+          <w:color w:val="BCBEC4"/>
+        </w:rPr>
+        <w:br/>
+        <w:t xml:space="preserve">        } </w:t>
+      </w:r>
+      <w:proofErr w:type="spellStart"/>
+      <w:r>
+        <w:rPr>
+          <w:color w:val="CF8E6D"/>
+        </w:rPr>
+        <w:t>catch</w:t>
+      </w:r>
+      <w:proofErr w:type="spellEnd"/>
+      <w:r>
+        <w:rPr>
+          <w:color w:val="CF8E6D"/>
+        </w:rPr>
+        <w:t xml:space="preserve"> </w:t>
+      </w:r>
+      <w:r>
+        <w:rPr>
+          <w:color w:val="BCBEC4"/>
+        </w:rPr>
+        <w:t xml:space="preserve">(_: </w:t>
+      </w:r>
+      <w:proofErr w:type="spellStart"/>
+      <w:r>
+        <w:rPr>
+          <w:color w:val="BCBEC4"/>
+        </w:rPr>
+        <w:t>Exception</w:t>
+      </w:r>
+      <w:proofErr w:type="spellEnd"/>
+      <w:r>
+        <w:rPr>
+          <w:color w:val="BCBEC4"/>
+        </w:rPr>
+        <w:t>) {</w:t>
+      </w:r>
+      <w:r>
+        <w:rPr>
+          <w:color w:val="BCBEC4"/>
+        </w:rPr>
+        <w:br/>
+        <w:t xml:space="preserve">            </w:t>
+      </w:r>
+      <w:proofErr w:type="spellStart"/>
+      <w:r>
+        <w:rPr>
+          <w:color w:val="BCBEC4"/>
+        </w:rPr>
+        <w:t>value.toString</w:t>
+      </w:r>
+      <w:proofErr w:type="spellEnd"/>
+      <w:r>
+        <w:rPr>
+          <w:color w:val="BCBEC4"/>
+        </w:rPr>
+        <w:t>()</w:t>
+      </w:r>
+      <w:r>
+        <w:rPr>
+          <w:color w:val="BCBEC4"/>
+        </w:rPr>
+        <w:br/>
+        <w:t xml:space="preserve">        }</w:t>
+      </w:r>
+      <w:r>
+        <w:rPr>
+          <w:color w:val="BCBEC4"/>
+        </w:rPr>
+        <w:br/>
+        <w:t xml:space="preserve">    }</w:t>
+      </w:r>
+      <w:r>
+        <w:rPr>
+          <w:color w:val="BCBEC4"/>
+        </w:rPr>
+        <w:br/>
+        <w:t>}</w:t>
+      </w:r>
+    </w:p>
+    <w:p>
+      <w:pPr>
+        <w:spacing w:after="0" w:line="240" w:lineRule="auto"/>
+        <w:rPr>
+          <w:lang w:eastAsia="fi-FI"/>
+        </w:rPr>
+      </w:pPr>
+    </w:p>
+    <w:p>
+      <w:pPr>
+        <w:spacing w:after="0" w:line="240" w:lineRule="auto"/>
+        <w:rPr>
+          <w:i/>
+          <w:iCs/>
+          <w:lang w:eastAsia="fi-FI"/>
+        </w:rPr>
+      </w:pPr>
+      <w:proofErr w:type="spellStart"/>
+      <w:r>
+        <w:rPr>
+          <w:lang w:eastAsia="fi-FI"/>
+        </w:rPr>
+        <w:t>Division</w:t>
+      </w:r>
+      <w:proofErr w:type="spellEnd"/>
+      <w:r>
+        <w:rPr>
+          <w:lang w:eastAsia="fi-FI"/>
+        </w:rPr>
+        <w:t xml:space="preserve"> </w:t>
+      </w:r>
+      <w:proofErr w:type="spellStart"/>
+      <w:r>
+        <w:rPr>
+          <w:lang w:eastAsia="fi-FI"/>
+        </w:rPr>
+        <w:t>by</w:t>
+      </w:r>
+      <w:proofErr w:type="spellEnd"/>
+      <w:r>
+        <w:rPr>
+          <w:lang w:eastAsia="fi-FI"/>
+        </w:rPr>
+        <w:t xml:space="preserve"> 0 </w:t>
+      </w:r>
+      <w:proofErr w:type="spellStart"/>
+      <w:r>
+        <w:rPr>
+          <w:lang w:eastAsia="fi-FI"/>
+        </w:rPr>
+        <w:t>is</w:t>
+      </w:r>
+      <w:proofErr w:type="spellEnd"/>
+      <w:r>
+        <w:rPr>
+          <w:lang w:eastAsia="fi-FI"/>
+        </w:rPr>
+        <w:t xml:space="preserve"> </w:t>
+      </w:r>
+      <w:proofErr w:type="spellStart"/>
+      <w:r>
+        <w:rPr>
+          <w:lang w:eastAsia="fi-FI"/>
+        </w:rPr>
+        <w:t>also</w:t>
+      </w:r>
+      <w:proofErr w:type="spellEnd"/>
+      <w:r>
+        <w:rPr>
+          <w:lang w:eastAsia="fi-FI"/>
+        </w:rPr>
+        <w:t xml:space="preserve"> </w:t>
+      </w:r>
+      <w:proofErr w:type="spellStart"/>
+      <w:r>
+        <w:rPr>
+          <w:lang w:eastAsia="fi-FI"/>
+        </w:rPr>
+        <w:t>handled</w:t>
+      </w:r>
+      <w:proofErr w:type="spellEnd"/>
+      <w:r>
+        <w:rPr>
+          <w:lang w:eastAsia="fi-FI"/>
+        </w:rPr>
+        <w:t xml:space="preserve"> </w:t>
+      </w:r>
+      <w:proofErr w:type="spellStart"/>
+      <w:r>
+        <w:rPr>
+          <w:lang w:eastAsia="fi-FI"/>
+        </w:rPr>
+        <w:t>in</w:t>
+      </w:r>
+      <w:proofErr w:type="spellEnd"/>
+      <w:r>
+        <w:rPr>
+          <w:lang w:eastAsia="fi-FI"/>
+        </w:rPr>
+        <w:t xml:space="preserve"> </w:t>
+      </w:r>
+      <w:proofErr w:type="spellStart"/>
+      <w:r>
+        <w:rPr>
+          <w:i/>
+          <w:iCs/>
+          <w:lang w:eastAsia="fi-FI"/>
+        </w:rPr>
+        <w:t>performCalculation</w:t>
+      </w:r>
+      <w:proofErr w:type="spellEnd"/>
+    </w:p>
+    <w:p>
+      <w:pPr>
+        <w:spacing w:after="0" w:line="240" w:lineRule="auto"/>
+        <w:rPr>
+          <w:i/>
+          <w:iCs/>
+          <w:lang w:eastAsia="fi-FI"/>
+        </w:rPr>
+      </w:pPr>
+    </w:p>
+    <w:p>
+      <w:pPr>
+        <w:spacing w:after="0" w:line="240" w:lineRule="auto"/>
+        <w:jc w:val="center"/>
+        <w:rPr>
+          <w:lang w:eastAsia="fi-FI"/>
+        </w:rPr>
+      </w:pPr>
+      <w:r>
+        <w:rPr>
+          <w:noProof/>
+        </w:rPr>
+        <w:drawing>
+          <wp:inline distT="0" distB="0" distL="0" distR="0" wp14:anchorId="1EEE1C8C" wp14:editId="7E38D7A4">
+            <wp:extent cx="1383323" cy="974171"/>
+            <wp:effectExtent l="0" t="0" r="0" b="0"/>
+            <wp:docPr id="179801378" name="Picture 1"/>
+            <wp:cNvGraphicFramePr>
+              <a:graphicFrameLocks xmlns:a="http://schemas.openxmlformats.org/drawingml/2006/main" noChangeAspect="1"/>
+            </wp:cNvGraphicFramePr>
+            <a:graphic xmlns:a="http://schemas.openxmlformats.org/drawingml/2006/main">
+              <a:graphicData uri="http://schemas.openxmlformats.org/drawingml/2006/picture">
+                <pic:pic xmlns:pic="http://schemas.openxmlformats.org/drawingml/2006/picture">
+                  <pic:nvPicPr>
+                    <pic:cNvPr id="179801378" name=""/>
+                    <pic:cNvPicPr/>
+                  </pic:nvPicPr>
+                  <pic:blipFill>
+                    <a:blip r:embed="rId10"/>
+                    <a:stretch>
+                      <a:fillRect/>
+                    </a:stretch>
+                  </pic:blipFill>
+                  <pic:spPr>
+                    <a:xfrm>
+                      <a:off x="0" y="0"/>
+                      <a:ext cx="1394644" cy="982144"/>
+                    </a:xfrm>
+                    <a:prstGeom prst="rect">
+                      <a:avLst/>
+                    </a:prstGeom>
+                  </pic:spPr>
+                </pic:pic>
+              </a:graphicData>
+            </a:graphic>
+          </wp:inline>
+        </w:drawing>
+      </w:r>
+    </w:p>
+    <w:p>
+      <w:pPr>
+        <w:spacing w:after="0" w:line="240" w:lineRule="auto"/>
+        <w:jc w:val="center"/>
+        <w:rPr>
+          <w:lang w:eastAsia="fi-FI"/>
+        </w:rPr>
+      </w:pPr>
+      <w:proofErr w:type="spellStart"/>
+      <w:r>
+        <w:rPr>
+          <w:lang w:eastAsia="fi-FI"/>
+        </w:rPr>
+        <w:t>Figure</w:t>
+      </w:r>
+      <w:proofErr w:type="spellEnd"/>
+      <w:r>
+        <w:rPr>
+          <w:lang w:eastAsia="fi-FI"/>
+        </w:rPr>
+        <w:t xml:space="preserve"> 2. </w:t>
+      </w:r>
+      <w:proofErr w:type="spellStart"/>
+      <w:r>
+        <w:rPr>
+          <w:lang w:eastAsia="fi-FI"/>
+        </w:rPr>
+        <w:t>Error</w:t>
+      </w:r>
+      <w:proofErr w:type="spellEnd"/>
+      <w:r>
+        <w:rPr>
+          <w:lang w:eastAsia="fi-FI"/>
+        </w:rPr>
+        <w:t xml:space="preserve"> </w:t>
+      </w:r>
+      <w:proofErr w:type="spellStart"/>
+      <w:r>
+        <w:rPr>
+          <w:lang w:eastAsia="fi-FI"/>
+        </w:rPr>
+        <w:t>message</w:t>
+      </w:r>
+      <w:proofErr w:type="spellEnd"/>
+      <w:r>
+        <w:rPr>
+          <w:lang w:eastAsia="fi-FI"/>
+        </w:rPr>
+        <w:t xml:space="preserve"> </w:t>
+      </w:r>
+      <w:proofErr w:type="spellStart"/>
+      <w:r>
+        <w:rPr>
+          <w:lang w:eastAsia="fi-FI"/>
+        </w:rPr>
+        <w:t>after</w:t>
+      </w:r>
+      <w:proofErr w:type="spellEnd"/>
+      <w:r>
+        <w:rPr>
+          <w:lang w:eastAsia="fi-FI"/>
+        </w:rPr>
+        <w:t xml:space="preserve"> </w:t>
+      </w:r>
+      <w:proofErr w:type="spellStart"/>
+      <w:r>
+        <w:rPr>
+          <w:lang w:eastAsia="fi-FI"/>
+        </w:rPr>
+        <w:t>trying</w:t>
+      </w:r>
+      <w:proofErr w:type="spellEnd"/>
+      <w:r>
+        <w:rPr>
+          <w:lang w:eastAsia="fi-FI"/>
+        </w:rPr>
+        <w:t xml:space="preserve"> to </w:t>
+      </w:r>
+      <w:proofErr w:type="spellStart"/>
+      <w:r>
+        <w:rPr>
+          <w:lang w:eastAsia="fi-FI"/>
+        </w:rPr>
+        <w:t>divide</w:t>
+      </w:r>
+      <w:proofErr w:type="spellEnd"/>
+      <w:r>
+        <w:rPr>
+          <w:lang w:eastAsia="fi-FI"/>
+        </w:rPr>
+        <w:t xml:space="preserve"> </w:t>
+      </w:r>
+      <w:proofErr w:type="spellStart"/>
+      <w:r>
+        <w:rPr>
+          <w:lang w:eastAsia="fi-FI"/>
+        </w:rPr>
+        <w:t>by</w:t>
+      </w:r>
+      <w:proofErr w:type="spellEnd"/>
+      <w:r>
+        <w:rPr>
+          <w:lang w:eastAsia="fi-FI"/>
+        </w:rPr>
+        <w:t xml:space="preserve"> </w:t>
+      </w:r>
+      <w:proofErr w:type="spellStart"/>
+      <w:r>
+        <w:rPr>
+          <w:lang w:eastAsia="fi-FI"/>
+        </w:rPr>
+        <w:t>zero</w:t>
+      </w:r>
+      <w:proofErr w:type="spellEnd"/>
+    </w:p>
+    <w:p>
+      <w:pPr>
+        <w:spacing w:after="0" w:line="240" w:lineRule="auto"/>
+        <w:jc w:val="center"/>
+        <w:rPr>
+          <w:lang w:eastAsia="fi-FI"/>
+        </w:rPr>
+      </w:pPr>
+      <w:r>
+        <w:rPr>
+          <w:lang w:eastAsia="fi-FI"/>
+        </w:rPr>
+        <w:br w:type="page"/>
+      </w:r>
+    </w:p>
+    <w:p>
+      <w:pPr>
+        <w:rPr>
+          <w:b/>
+          <w:bCs/>
+          <w:lang w:eastAsia="fi-FI"/>
+        </w:rPr>
+      </w:pPr>
+      <w:r>
+        <w:rPr>
+          <w:b/>
+          <w:bCs/>
+          <w:lang w:eastAsia="fi-FI"/>
+        </w:rPr>
+        <w:lastRenderedPageBreak/>
+        <w:t xml:space="preserve">3. </w:t>
+      </w:r>
+      <w:proofErr w:type="spellStart"/>
+      <w:r>
+        <w:rPr>
+          <w:b/>
+          <w:bCs/>
+          <w:lang w:eastAsia="fi-FI"/>
+        </w:rPr>
+        <w:t>Jetpack</w:t>
+      </w:r>
+      <w:proofErr w:type="spellEnd"/>
+      <w:r>
+        <w:rPr>
+          <w:b/>
+          <w:bCs/>
+          <w:lang w:eastAsia="fi-FI"/>
+        </w:rPr>
+        <w:t xml:space="preserve"> </w:t>
+      </w:r>
+      <w:proofErr w:type="spellStart"/>
+      <w:r>
+        <w:rPr>
+          <w:b/>
+          <w:bCs/>
+          <w:lang w:eastAsia="fi-FI"/>
+        </w:rPr>
+        <w:t>Compose</w:t>
+      </w:r>
+      <w:proofErr w:type="spellEnd"/>
+      <w:r>
+        <w:rPr>
+          <w:b/>
+          <w:bCs/>
+          <w:lang w:eastAsia="fi-FI"/>
+        </w:rPr>
+        <w:t xml:space="preserve"> UI (</w:t>
+      </w:r>
+      <w:proofErr w:type="spellStart"/>
+      <w:r>
+        <w:rPr>
+          <w:b/>
+          <w:bCs/>
+          <w:lang w:eastAsia="fi-FI"/>
+        </w:rPr>
+        <w:t>CalculatorScreen</w:t>
+      </w:r>
+      <w:proofErr w:type="spellEnd"/>
+      <w:r>
+        <w:rPr>
+          <w:b/>
+          <w:bCs/>
+          <w:lang w:eastAsia="fi-FI"/>
+        </w:rPr>
+        <w:t>)</w:t>
+      </w:r>
+    </w:p>
+    <w:p>
+      <w:pPr>
+        <w:rPr>
+          <w:lang w:eastAsia="fi-FI"/>
+        </w:rPr>
+      </w:pPr>
+      <w:proofErr w:type="spellStart"/>
+      <w:r>
+        <w:rPr>
+          <w:lang w:eastAsia="fi-FI"/>
+        </w:rPr>
+        <w:t>The</w:t>
+      </w:r>
+      <w:proofErr w:type="spellEnd"/>
+      <w:r>
+        <w:rPr>
+          <w:lang w:eastAsia="fi-FI"/>
+        </w:rPr>
+        <w:t xml:space="preserve"> </w:t>
+      </w:r>
+      <w:proofErr w:type="spellStart"/>
+      <w:r>
+        <w:rPr>
+          <w:lang w:eastAsia="fi-FI"/>
+        </w:rPr>
+        <w:t>user</w:t>
+      </w:r>
+      <w:proofErr w:type="spellEnd"/>
+      <w:r>
+        <w:rPr>
+          <w:lang w:eastAsia="fi-FI"/>
+        </w:rPr>
+        <w:t xml:space="preserve"> </w:t>
+      </w:r>
+      <w:proofErr w:type="spellStart"/>
+      <w:r>
+        <w:rPr>
+          <w:lang w:eastAsia="fi-FI"/>
+        </w:rPr>
+        <w:t>interface</w:t>
+      </w:r>
+      <w:proofErr w:type="spellEnd"/>
+      <w:r>
+        <w:rPr>
+          <w:lang w:eastAsia="fi-FI"/>
+        </w:rPr>
+        <w:t xml:space="preserve"> </w:t>
+      </w:r>
+      <w:proofErr w:type="spellStart"/>
+      <w:r>
+        <w:rPr>
+          <w:lang w:eastAsia="fi-FI"/>
+        </w:rPr>
+        <w:t>uses</w:t>
+      </w:r>
+      <w:proofErr w:type="spellEnd"/>
+      <w:r>
+        <w:rPr>
+          <w:lang w:eastAsia="fi-FI"/>
+        </w:rPr>
+        <w:t xml:space="preserve"> </w:t>
+      </w:r>
+      <w:proofErr w:type="spellStart"/>
+      <w:r>
+        <w:rPr>
+          <w:lang w:eastAsia="fi-FI"/>
+        </w:rPr>
+        <w:t>Material</w:t>
+      </w:r>
+      <w:proofErr w:type="spellEnd"/>
+      <w:r>
+        <w:rPr>
+          <w:lang w:eastAsia="fi-FI"/>
+        </w:rPr>
+        <w:t xml:space="preserve"> 3 </w:t>
+      </w:r>
+      <w:proofErr w:type="spellStart"/>
+      <w:r>
+        <w:rPr>
+          <w:lang w:eastAsia="fi-FI"/>
+        </w:rPr>
+        <w:t>components</w:t>
+      </w:r>
+      <w:proofErr w:type="spellEnd"/>
+      <w:r>
+        <w:rPr>
+          <w:lang w:eastAsia="fi-FI"/>
+        </w:rPr>
+        <w:t xml:space="preserve"> (</w:t>
+      </w:r>
+      <w:proofErr w:type="spellStart"/>
+      <w:r>
+        <w:rPr>
+          <w:lang w:eastAsia="fi-FI"/>
+        </w:rPr>
+        <w:t>Card</w:t>
+      </w:r>
+      <w:proofErr w:type="spellEnd"/>
+      <w:r>
+        <w:rPr>
+          <w:lang w:eastAsia="fi-FI"/>
+        </w:rPr>
+        <w:t>, </w:t>
+      </w:r>
+      <w:proofErr w:type="spellStart"/>
+      <w:r>
+        <w:rPr>
+          <w:lang w:eastAsia="fi-FI"/>
+        </w:rPr>
+        <w:t>Button</w:t>
+      </w:r>
+      <w:proofErr w:type="spellEnd"/>
+      <w:r>
+        <w:rPr>
+          <w:lang w:eastAsia="fi-FI"/>
+        </w:rPr>
+        <w:t>, </w:t>
+      </w:r>
+      <w:proofErr w:type="spellStart"/>
+      <w:r>
+        <w:rPr>
+          <w:lang w:eastAsia="fi-FI"/>
+        </w:rPr>
+        <w:t>AssistChip</w:t>
+      </w:r>
+      <w:proofErr w:type="spellEnd"/>
+      <w:r>
+        <w:rPr>
+          <w:lang w:eastAsia="fi-FI"/>
+        </w:rPr>
+        <w:t xml:space="preserve">) </w:t>
+      </w:r>
+      <w:proofErr w:type="spellStart"/>
+      <w:r>
+        <w:rPr>
+          <w:lang w:eastAsia="fi-FI"/>
+        </w:rPr>
+        <w:t>in</w:t>
+      </w:r>
+      <w:proofErr w:type="spellEnd"/>
+      <w:r>
+        <w:rPr>
+          <w:lang w:eastAsia="fi-FI"/>
+        </w:rPr>
+        <w:t xml:space="preserve"> a </w:t>
+      </w:r>
+      <w:proofErr w:type="spellStart"/>
+      <w:r>
+        <w:rPr>
+          <w:lang w:eastAsia="fi-FI"/>
+        </w:rPr>
+        <w:t>responsive</w:t>
+      </w:r>
+      <w:proofErr w:type="spellEnd"/>
+      <w:r>
+        <w:rPr>
+          <w:lang w:eastAsia="fi-FI"/>
+        </w:rPr>
+        <w:t xml:space="preserve"> </w:t>
+      </w:r>
+      <w:proofErr w:type="spellStart"/>
+      <w:r>
+        <w:rPr>
+          <w:lang w:eastAsia="fi-FI"/>
+        </w:rPr>
+        <w:t>grid</w:t>
+      </w:r>
+      <w:proofErr w:type="spellEnd"/>
+      <w:r>
+        <w:rPr>
+          <w:lang w:eastAsia="fi-FI"/>
+        </w:rPr>
+        <w:t xml:space="preserve"> </w:t>
+      </w:r>
+      <w:proofErr w:type="spellStart"/>
+      <w:r>
+        <w:rPr>
+          <w:lang w:eastAsia="fi-FI"/>
+        </w:rPr>
+        <w:t>constructed</w:t>
+      </w:r>
+      <w:proofErr w:type="spellEnd"/>
+      <w:r>
+        <w:rPr>
+          <w:lang w:eastAsia="fi-FI"/>
+        </w:rPr>
+        <w:t xml:space="preserve"> </w:t>
+      </w:r>
+      <w:proofErr w:type="spellStart"/>
+      <w:r>
+        <w:rPr>
+          <w:lang w:eastAsia="fi-FI"/>
+        </w:rPr>
+        <w:t>with</w:t>
+      </w:r>
+      <w:proofErr w:type="spellEnd"/>
+      <w:r>
+        <w:rPr>
+          <w:lang w:eastAsia="fi-FI"/>
+        </w:rPr>
+        <w:t xml:space="preserve"> </w:t>
+      </w:r>
+      <w:proofErr w:type="spellStart"/>
+      <w:r>
+        <w:rPr>
+          <w:lang w:eastAsia="fi-FI"/>
+        </w:rPr>
+        <w:t>weighted</w:t>
+      </w:r>
+      <w:proofErr w:type="spellEnd"/>
+      <w:r>
+        <w:rPr>
+          <w:lang w:eastAsia="fi-FI"/>
+        </w:rPr>
+        <w:t xml:space="preserve"> </w:t>
+      </w:r>
+      <w:proofErr w:type="spellStart"/>
+      <w:r>
+        <w:rPr>
+          <w:lang w:eastAsia="fi-FI"/>
+        </w:rPr>
+        <w:t>rows</w:t>
+      </w:r>
+      <w:proofErr w:type="spellEnd"/>
+      <w:r>
+        <w:rPr>
+          <w:lang w:eastAsia="fi-FI"/>
+        </w:rPr>
+        <w:t>:</w:t>
+      </w:r>
+    </w:p>
+    <w:p>
+      <w:pPr>
+        <w:pStyle w:val="HTMLPreformatted"/>
+        <w:shd w:val="clear" w:color="auto" w:fill="191A1C"/>
+        <w:rPr>
+          <w:color w:val="BCBEC4"/>
+        </w:rPr>
+      </w:pPr>
+      <w:r>
+        <w:rPr>
+          <w:color w:val="B3AE60"/>
+        </w:rPr>
+        <w:t>@Composable</w:t>
+      </w:r>
+      <w:r>
+        <w:rPr>
+          <w:color w:val="B3AE60"/>
+        </w:rPr>
+        <w:br/>
+      </w:r>
+      <w:proofErr w:type="spellStart"/>
+      <w:r>
+        <w:rPr>
+          <w:color w:val="CF8E6D"/>
+        </w:rPr>
+        <w:t>fun</w:t>
+      </w:r>
+      <w:proofErr w:type="spellEnd"/>
+      <w:r>
+        <w:rPr>
+          <w:color w:val="CF8E6D"/>
+        </w:rPr>
+        <w:t xml:space="preserve"> </w:t>
+      </w:r>
+      <w:proofErr w:type="spellStart"/>
+      <w:r>
+        <w:rPr>
+          <w:color w:val="56A8F5"/>
+        </w:rPr>
+        <w:t>CalculatorScreen</w:t>
+      </w:r>
+      <w:proofErr w:type="spellEnd"/>
+      <w:r>
+        <w:rPr>
+          <w:color w:val="BCBEC4"/>
+        </w:rPr>
+        <w:t>(</w:t>
+      </w:r>
+      <w:r>
+        <w:rPr>
+          <w:color w:val="BCBEC4"/>
+        </w:rPr>
+        <w:br/>
+        <w:t xml:space="preserve">    </w:t>
+      </w:r>
+      <w:proofErr w:type="spellStart"/>
+      <w:r>
+        <w:rPr>
+          <w:color w:val="BCBEC4"/>
+        </w:rPr>
+        <w:t>modifier</w:t>
+      </w:r>
+      <w:proofErr w:type="spellEnd"/>
+      <w:r>
+        <w:rPr>
+          <w:color w:val="BCBEC4"/>
+        </w:rPr>
+        <w:t xml:space="preserve">: </w:t>
+      </w:r>
+      <w:proofErr w:type="spellStart"/>
+      <w:r>
+        <w:rPr>
+          <w:color w:val="BCBEC4"/>
+        </w:rPr>
+        <w:t>Modifier</w:t>
+      </w:r>
+      <w:proofErr w:type="spellEnd"/>
+      <w:r>
+        <w:rPr>
+          <w:color w:val="BCBEC4"/>
+        </w:rPr>
+        <w:t xml:space="preserve"> = </w:t>
+      </w:r>
+      <w:proofErr w:type="spellStart"/>
+      <w:r>
+        <w:rPr>
+          <w:color w:val="BCBEC4"/>
+        </w:rPr>
+        <w:t>Modifier</w:t>
+      </w:r>
+      <w:proofErr w:type="spellEnd"/>
+      <w:r>
+        <w:rPr>
+          <w:color w:val="BCBEC4"/>
+        </w:rPr>
+        <w:t>,</w:t>
+      </w:r>
+      <w:r>
+        <w:rPr>
+          <w:color w:val="BCBEC4"/>
+        </w:rPr>
+        <w:br/>
+        <w:t xml:space="preserve">    </w:t>
+      </w:r>
+      <w:proofErr w:type="spellStart"/>
+      <w:r>
+        <w:rPr>
+          <w:color w:val="BCBEC4"/>
+        </w:rPr>
+        <w:t>viewModel</w:t>
+      </w:r>
+      <w:proofErr w:type="spellEnd"/>
+      <w:r>
+        <w:rPr>
+          <w:color w:val="BCBEC4"/>
+        </w:rPr>
+        <w:t xml:space="preserve">: </w:t>
+      </w:r>
+      <w:proofErr w:type="spellStart"/>
+      <w:r>
+        <w:rPr>
+          <w:color w:val="BCBEC4"/>
+        </w:rPr>
+        <w:t>CalculatorViewModel</w:t>
+      </w:r>
+      <w:proofErr w:type="spellEnd"/>
+      <w:r>
+        <w:rPr>
+          <w:color w:val="BCBEC4"/>
+        </w:rPr>
+        <w:t xml:space="preserve"> = </w:t>
+      </w:r>
+      <w:proofErr w:type="spellStart"/>
+      <w:r>
+        <w:rPr>
+          <w:color w:val="6BB38A"/>
+        </w:rPr>
+        <w:t>viewModel</w:t>
+      </w:r>
+      <w:proofErr w:type="spellEnd"/>
+      <w:r>
+        <w:rPr>
+          <w:color w:val="BCBEC4"/>
+        </w:rPr>
+        <w:t>()</w:t>
+      </w:r>
+      <w:r>
+        <w:rPr>
+          <w:color w:val="BCBEC4"/>
+        </w:rPr>
+        <w:br/>
+        <w:t>) {</w:t>
+      </w:r>
+      <w:r>
+        <w:rPr>
+          <w:color w:val="BCBEC4"/>
+        </w:rPr>
+        <w:br/>
+        <w:t xml:space="preserve">    </w:t>
+      </w:r>
+      <w:proofErr w:type="spellStart"/>
+      <w:r>
+        <w:rPr>
+          <w:color w:val="CF8E6D"/>
+        </w:rPr>
+        <w:t>val</w:t>
+      </w:r>
+      <w:proofErr w:type="spellEnd"/>
+      <w:r>
+        <w:rPr>
+          <w:color w:val="CF8E6D"/>
+        </w:rPr>
+        <w:t xml:space="preserve"> </w:t>
+      </w:r>
+      <w:proofErr w:type="spellStart"/>
+      <w:r>
+        <w:rPr>
+          <w:color w:val="BCBEC4"/>
+        </w:rPr>
+        <w:t>uiState</w:t>
+      </w:r>
+      <w:proofErr w:type="spellEnd"/>
+      <w:r>
+        <w:rPr>
+          <w:color w:val="BCBEC4"/>
+        </w:rPr>
+        <w:t xml:space="preserve"> </w:t>
+      </w:r>
+      <w:proofErr w:type="spellStart"/>
+      <w:r>
+        <w:rPr>
+          <w:color w:val="CF8E6D"/>
+        </w:rPr>
+        <w:t>by</w:t>
+      </w:r>
+      <w:proofErr w:type="spellEnd"/>
+      <w:r>
+        <w:rPr>
+          <w:color w:val="CF8E6D"/>
+        </w:rPr>
+        <w:t xml:space="preserve"> </w:t>
+      </w:r>
+      <w:proofErr w:type="spellStart"/>
+      <w:r>
+        <w:rPr>
+          <w:color w:val="BCBEC4"/>
+        </w:rPr>
+        <w:t>viewModel.</w:t>
+      </w:r>
+      <w:r>
+        <w:rPr>
+          <w:color w:val="C77DBB"/>
+        </w:rPr>
+        <w:t>uiState</w:t>
+      </w:r>
+      <w:r>
+        <w:rPr>
+          <w:color w:val="BCBEC4"/>
+        </w:rPr>
+        <w:t>.</w:t>
+      </w:r>
+      <w:r>
+        <w:rPr>
+          <w:color w:val="6BB38A"/>
+        </w:rPr>
+        <w:t>collectAsState</w:t>
+      </w:r>
+      <w:proofErr w:type="spellEnd"/>
+      <w:r>
+        <w:rPr>
+          <w:color w:val="BCBEC4"/>
+        </w:rPr>
+        <w:t>()</w:t>
+      </w:r>
+      <w:r>
+        <w:rPr>
+          <w:color w:val="BCBEC4"/>
+        </w:rPr>
+        <w:br/>
+      </w:r>
+      <w:r>
+        <w:rPr>
+          <w:color w:val="BCBEC4"/>
+        </w:rPr>
+        <w:br/>
+        <w:t xml:space="preserve">    </w:t>
+      </w:r>
+      <w:proofErr w:type="spellStart"/>
+      <w:r>
+        <w:rPr>
+          <w:color w:val="0DA19E"/>
+        </w:rPr>
+        <w:t>Column</w:t>
+      </w:r>
+      <w:proofErr w:type="spellEnd"/>
+      <w:r>
+        <w:rPr>
+          <w:color w:val="BCBEC4"/>
+        </w:rPr>
+        <w:t>(</w:t>
+      </w:r>
+      <w:r>
+        <w:rPr>
+          <w:color w:val="BCBEC4"/>
+        </w:rPr>
+        <w:br/>
+        <w:t xml:space="preserve">        </w:t>
+      </w:r>
+      <w:proofErr w:type="spellStart"/>
+      <w:r>
+        <w:rPr>
+          <w:color w:val="56C1D6"/>
+        </w:rPr>
+        <w:t>modifier</w:t>
+      </w:r>
+      <w:proofErr w:type="spellEnd"/>
+      <w:r>
+        <w:rPr>
+          <w:color w:val="56C1D6"/>
+        </w:rPr>
+        <w:t xml:space="preserve"> = </w:t>
+      </w:r>
+      <w:proofErr w:type="spellStart"/>
+      <w:r>
+        <w:rPr>
+          <w:color w:val="BCBEC4"/>
+        </w:rPr>
+        <w:t>modifier</w:t>
+      </w:r>
+      <w:proofErr w:type="spellEnd"/>
+      <w:r>
+        <w:rPr>
+          <w:color w:val="BCBEC4"/>
+        </w:rPr>
+        <w:br/>
+        <w:t xml:space="preserve">            .</w:t>
+      </w:r>
+      <w:proofErr w:type="spellStart"/>
+      <w:r>
+        <w:rPr>
+          <w:i/>
+          <w:iCs/>
+          <w:color w:val="57AAF7"/>
+        </w:rPr>
+        <w:t>fillMaxSize</w:t>
+      </w:r>
+      <w:proofErr w:type="spellEnd"/>
+      <w:r>
+        <w:rPr>
+          <w:color w:val="BCBEC4"/>
+        </w:rPr>
+        <w:t>()</w:t>
+      </w:r>
+      <w:r>
+        <w:rPr>
+          <w:color w:val="BCBEC4"/>
+        </w:rPr>
+        <w:br/>
+        <w:t xml:space="preserve">            .</w:t>
+      </w:r>
+      <w:proofErr w:type="spellStart"/>
+      <w:r>
+        <w:rPr>
+          <w:i/>
+          <w:iCs/>
+          <w:color w:val="57AAF7"/>
+        </w:rPr>
+        <w:t>padding</w:t>
+      </w:r>
+      <w:proofErr w:type="spellEnd"/>
+      <w:r>
+        <w:rPr>
+          <w:color w:val="BCBEC4"/>
+        </w:rPr>
+        <w:t>(</w:t>
+      </w:r>
+      <w:r>
+        <w:rPr>
+          <w:color w:val="2AACB8"/>
+        </w:rPr>
+        <w:t>16</w:t>
+      </w:r>
+      <w:r>
+        <w:rPr>
+          <w:color w:val="BCBEC4"/>
+        </w:rPr>
+        <w:t>.</w:t>
+      </w:r>
+      <w:r>
+        <w:rPr>
+          <w:i/>
+          <w:iCs/>
+          <w:color w:val="C77DBB"/>
+        </w:rPr>
+        <w:t>dp</w:t>
+      </w:r>
+      <w:r>
+        <w:rPr>
+          <w:color w:val="BCBEC4"/>
+        </w:rPr>
+        <w:t>),</w:t>
+      </w:r>
+      <w:r>
+        <w:rPr>
+          <w:color w:val="BCBEC4"/>
+        </w:rPr>
+        <w:br/>
+        <w:t xml:space="preserve">        </w:t>
+      </w:r>
+      <w:proofErr w:type="spellStart"/>
+      <w:r>
+        <w:rPr>
+          <w:color w:val="56C1D6"/>
+        </w:rPr>
+        <w:t>verticalArrangement</w:t>
+      </w:r>
+      <w:proofErr w:type="spellEnd"/>
+      <w:r>
+        <w:rPr>
+          <w:color w:val="56C1D6"/>
+        </w:rPr>
+        <w:t xml:space="preserve"> = </w:t>
+      </w:r>
+      <w:proofErr w:type="spellStart"/>
+      <w:r>
+        <w:rPr>
+          <w:color w:val="BCBEC4"/>
+        </w:rPr>
+        <w:t>Arrangement.</w:t>
+      </w:r>
+      <w:r>
+        <w:rPr>
+          <w:color w:val="C77DBB"/>
+        </w:rPr>
+        <w:t>SpaceBetween</w:t>
+      </w:r>
+      <w:proofErr w:type="spellEnd"/>
+      <w:r>
+        <w:rPr>
+          <w:color w:val="C77DBB"/>
+        </w:rPr>
+        <w:br/>
+        <w:t xml:space="preserve">    </w:t>
+      </w:r>
+      <w:r>
+        <w:rPr>
+          <w:color w:val="BCBEC4"/>
+        </w:rPr>
+        <w:t xml:space="preserve">) </w:t>
+      </w:r>
+      <w:r>
+        <w:rPr>
+          <w:b/>
+          <w:bCs/>
+          <w:color w:val="BCBEC4"/>
+        </w:rPr>
+        <w:t>{</w:t>
+      </w:r>
+      <w:r>
+        <w:rPr>
+          <w:b/>
+          <w:bCs/>
+          <w:color w:val="BCBEC4"/>
+        </w:rPr>
+        <w:br/>
+        <w:t xml:space="preserve">        </w:t>
+      </w:r>
+      <w:r>
+        <w:rPr>
+          <w:color w:val="7A7E85"/>
+        </w:rPr>
+        <w:t xml:space="preserve">// </w:t>
+      </w:r>
+      <w:proofErr w:type="spellStart"/>
+      <w:r>
+        <w:rPr>
+          <w:color w:val="7A7E85"/>
+        </w:rPr>
+        <w:t>Display</w:t>
+      </w:r>
+      <w:proofErr w:type="spellEnd"/>
+      <w:r>
+        <w:rPr>
+          <w:color w:val="7A7E85"/>
+        </w:rPr>
+        <w:t xml:space="preserve"> </w:t>
+      </w:r>
+      <w:proofErr w:type="spellStart"/>
+      <w:r>
+        <w:rPr>
+          <w:color w:val="7A7E85"/>
+        </w:rPr>
+        <w:t>Section</w:t>
+      </w:r>
+      <w:proofErr w:type="spellEnd"/>
+      <w:r>
+        <w:rPr>
+          <w:color w:val="7A7E85"/>
+        </w:rPr>
+        <w:br/>
+        <w:t xml:space="preserve">        </w:t>
+      </w:r>
+      <w:proofErr w:type="spellStart"/>
+      <w:r>
+        <w:rPr>
+          <w:color w:val="0DA19E"/>
+        </w:rPr>
+        <w:t>Card</w:t>
+      </w:r>
+      <w:proofErr w:type="spellEnd"/>
+      <w:r>
+        <w:rPr>
+          <w:color w:val="BCBEC4"/>
+        </w:rPr>
+        <w:t>(</w:t>
+      </w:r>
+      <w:r>
+        <w:rPr>
+          <w:color w:val="BCBEC4"/>
+        </w:rPr>
+        <w:br/>
+        <w:t xml:space="preserve">            </w:t>
+      </w:r>
+      <w:proofErr w:type="spellStart"/>
+      <w:r>
+        <w:rPr>
+          <w:color w:val="56C1D6"/>
+        </w:rPr>
+        <w:t>modifier</w:t>
+      </w:r>
+      <w:proofErr w:type="spellEnd"/>
+      <w:r>
+        <w:rPr>
+          <w:color w:val="56C1D6"/>
+        </w:rPr>
+        <w:t xml:space="preserve"> = </w:t>
+      </w:r>
+      <w:proofErr w:type="spellStart"/>
+      <w:r>
+        <w:rPr>
+          <w:color w:val="BCBEC4"/>
+        </w:rPr>
+        <w:t>Modifier.</w:t>
+      </w:r>
+      <w:r>
+        <w:rPr>
+          <w:i/>
+          <w:iCs/>
+          <w:color w:val="57AAF7"/>
+        </w:rPr>
+        <w:t>fillMaxWidth</w:t>
+      </w:r>
+      <w:proofErr w:type="spellEnd"/>
+      <w:r>
+        <w:rPr>
+          <w:color w:val="BCBEC4"/>
+        </w:rPr>
+        <w:t>().</w:t>
+      </w:r>
+      <w:proofErr w:type="spellStart"/>
+      <w:r>
+        <w:rPr>
+          <w:color w:val="0DA19E"/>
+        </w:rPr>
+        <w:t>weight</w:t>
+      </w:r>
+      <w:proofErr w:type="spellEnd"/>
+      <w:r>
+        <w:rPr>
+          <w:color w:val="BCBEC4"/>
+        </w:rPr>
+        <w:t>(</w:t>
+      </w:r>
+      <w:r>
+        <w:rPr>
+          <w:color w:val="2AACB8"/>
+        </w:rPr>
+        <w:t>0.35f</w:t>
+      </w:r>
+      <w:r>
+        <w:rPr>
+          <w:color w:val="BCBEC4"/>
+        </w:rPr>
+        <w:t>),</w:t>
+      </w:r>
+      <w:r>
+        <w:rPr>
+          <w:color w:val="BCBEC4"/>
+        </w:rPr>
+        <w:br/>
+        <w:t xml:space="preserve">            </w:t>
+      </w:r>
+      <w:proofErr w:type="spellStart"/>
+      <w:r>
+        <w:rPr>
+          <w:color w:val="56C1D6"/>
+        </w:rPr>
+        <w:t>colors</w:t>
+      </w:r>
+      <w:proofErr w:type="spellEnd"/>
+      <w:r>
+        <w:rPr>
+          <w:color w:val="56C1D6"/>
+        </w:rPr>
+        <w:t xml:space="preserve"> = </w:t>
+      </w:r>
+      <w:proofErr w:type="spellStart"/>
+      <w:r>
+        <w:rPr>
+          <w:color w:val="BCBEC4"/>
+        </w:rPr>
+        <w:t>CardDefaults.</w:t>
+      </w:r>
+      <w:r>
+        <w:rPr>
+          <w:color w:val="6BB38A"/>
+        </w:rPr>
+        <w:t>cardColors</w:t>
+      </w:r>
+      <w:proofErr w:type="spellEnd"/>
+      <w:r>
+        <w:rPr>
+          <w:color w:val="BCBEC4"/>
+        </w:rPr>
+        <w:t>(</w:t>
+      </w:r>
+      <w:proofErr w:type="spellStart"/>
+      <w:r>
+        <w:rPr>
+          <w:color w:val="56C1D6"/>
+        </w:rPr>
+        <w:t>containerColor</w:t>
+      </w:r>
+      <w:proofErr w:type="spellEnd"/>
+      <w:r>
+        <w:rPr>
+          <w:color w:val="56C1D6"/>
+        </w:rPr>
+        <w:t xml:space="preserve"> = </w:t>
+      </w:r>
+      <w:proofErr w:type="spellStart"/>
+      <w:r>
+        <w:rPr>
+          <w:color w:val="BCBEC4"/>
+        </w:rPr>
+        <w:t>MaterialTheme.</w:t>
+      </w:r>
+      <w:r>
+        <w:rPr>
+          <w:color w:val="6BB38A"/>
+        </w:rPr>
+        <w:t>colorScheme</w:t>
+      </w:r>
+      <w:r>
+        <w:rPr>
+          <w:color w:val="BCBEC4"/>
+        </w:rPr>
+        <w:t>.</w:t>
+      </w:r>
+      <w:r>
+        <w:rPr>
+          <w:color w:val="C77DBB"/>
+        </w:rPr>
+        <w:t>surfaceVariant</w:t>
+      </w:r>
+      <w:proofErr w:type="spellEnd"/>
+      <w:r>
+        <w:rPr>
+          <w:color w:val="BCBEC4"/>
+        </w:rPr>
+        <w:t>),</w:t>
+      </w:r>
+      <w:r>
+        <w:rPr>
+          <w:color w:val="BCBEC4"/>
+        </w:rPr>
+        <w:br/>
+        <w:t xml:space="preserve">            </w:t>
+      </w:r>
+      <w:proofErr w:type="spellStart"/>
+      <w:r>
+        <w:rPr>
+          <w:color w:val="56C1D6"/>
+        </w:rPr>
+        <w:t>shape</w:t>
+      </w:r>
+      <w:proofErr w:type="spellEnd"/>
+      <w:r>
+        <w:rPr>
+          <w:color w:val="56C1D6"/>
+        </w:rPr>
+        <w:t xml:space="preserve"> = </w:t>
+      </w:r>
+      <w:proofErr w:type="spellStart"/>
+      <w:r>
+        <w:rPr>
+          <w:i/>
+          <w:iCs/>
+          <w:color w:val="BCBEC4"/>
+        </w:rPr>
+        <w:t>RoundedCornerShape</w:t>
+      </w:r>
+      <w:proofErr w:type="spellEnd"/>
+      <w:r>
+        <w:rPr>
+          <w:color w:val="BCBEC4"/>
+        </w:rPr>
+        <w:t>(</w:t>
+      </w:r>
+      <w:r>
+        <w:rPr>
+          <w:color w:val="2AACB8"/>
+        </w:rPr>
+        <w:t>24</w:t>
+      </w:r>
+      <w:r>
+        <w:rPr>
+          <w:color w:val="BCBEC4"/>
+        </w:rPr>
+        <w:t>.</w:t>
+      </w:r>
+      <w:r>
+        <w:rPr>
+          <w:i/>
+          <w:iCs/>
+          <w:color w:val="C77DBB"/>
+        </w:rPr>
+        <w:t>dp</w:t>
+      </w:r>
+      <w:r>
+        <w:rPr>
+          <w:color w:val="BCBEC4"/>
+        </w:rPr>
+        <w:t>)</w:t>
+      </w:r>
+      <w:r>
+        <w:rPr>
+          <w:color w:val="BCBEC4"/>
+        </w:rPr>
+        <w:br/>
+        <w:t xml:space="preserve">        ) </w:t>
+      </w:r>
+      <w:r>
+        <w:rPr>
+          <w:b/>
+          <w:bCs/>
+          <w:color w:val="BCBEC4"/>
+        </w:rPr>
+        <w:t>{</w:t>
+      </w:r>
+      <w:r>
+        <w:rPr>
+          <w:b/>
+          <w:bCs/>
+          <w:color w:val="BCBEC4"/>
+        </w:rPr>
+        <w:br/>
+        <w:t xml:space="preserve">            </w:t>
+      </w:r>
+      <w:proofErr w:type="spellStart"/>
+      <w:r>
+        <w:rPr>
+          <w:color w:val="0DA19E"/>
+        </w:rPr>
+        <w:t>Column</w:t>
+      </w:r>
+      <w:proofErr w:type="spellEnd"/>
+      <w:r>
+        <w:rPr>
+          <w:color w:val="BCBEC4"/>
+        </w:rPr>
+        <w:t>(</w:t>
+      </w:r>
+      <w:proofErr w:type="spellStart"/>
+      <w:r>
+        <w:rPr>
+          <w:color w:val="56C1D6"/>
+        </w:rPr>
+        <w:t>modifier</w:t>
+      </w:r>
+      <w:proofErr w:type="spellEnd"/>
+      <w:r>
+        <w:rPr>
+          <w:color w:val="56C1D6"/>
+        </w:rPr>
+        <w:t xml:space="preserve"> = </w:t>
+      </w:r>
+      <w:proofErr w:type="spellStart"/>
+      <w:r>
+        <w:rPr>
+          <w:color w:val="BCBEC4"/>
+        </w:rPr>
+        <w:t>Modifier.</w:t>
+      </w:r>
+      <w:r>
+        <w:rPr>
+          <w:i/>
+          <w:iCs/>
+          <w:color w:val="57AAF7"/>
+        </w:rPr>
+        <w:t>fillMaxSize</w:t>
+      </w:r>
+      <w:proofErr w:type="spellEnd"/>
+      <w:r>
+        <w:rPr>
+          <w:color w:val="BCBEC4"/>
+        </w:rPr>
+        <w:t>().</w:t>
+      </w:r>
+      <w:proofErr w:type="spellStart"/>
+      <w:r>
+        <w:rPr>
+          <w:i/>
+          <w:iCs/>
+          <w:color w:val="57AAF7"/>
+        </w:rPr>
+        <w:t>padding</w:t>
+      </w:r>
+      <w:proofErr w:type="spellEnd"/>
+      <w:r>
+        <w:rPr>
+          <w:color w:val="BCBEC4"/>
+        </w:rPr>
+        <w:t>(</w:t>
+      </w:r>
+      <w:r>
+        <w:rPr>
+          <w:color w:val="2AACB8"/>
+        </w:rPr>
+        <w:t>20</w:t>
+      </w:r>
+      <w:r>
+        <w:rPr>
+          <w:color w:val="BCBEC4"/>
+        </w:rPr>
+        <w:t>.</w:t>
+      </w:r>
+      <w:r>
+        <w:rPr>
+          <w:i/>
+          <w:iCs/>
+          <w:color w:val="C77DBB"/>
+        </w:rPr>
+        <w:t>dp</w:t>
+      </w:r>
+      <w:r>
+        <w:rPr>
+          <w:color w:val="BCBEC4"/>
+        </w:rPr>
+        <w:t xml:space="preserve">)) </w:t>
+      </w:r>
+      <w:r>
+        <w:rPr>
+          <w:b/>
+          <w:bCs/>
+          <w:color w:val="BCBEC4"/>
+        </w:rPr>
+        <w:t>{</w:t>
+      </w:r>
+      <w:r>
+        <w:rPr>
+          <w:b/>
+          <w:bCs/>
+          <w:color w:val="BCBEC4"/>
+        </w:rPr>
+        <w:br/>
+        <w:t xml:space="preserve">                </w:t>
+      </w:r>
+      <w:r>
+        <w:rPr>
+          <w:color w:val="7A7E85"/>
+        </w:rPr>
+        <w:t xml:space="preserve">// </w:t>
+      </w:r>
+      <w:proofErr w:type="spellStart"/>
+      <w:r>
+        <w:rPr>
+          <w:color w:val="7A7E85"/>
+        </w:rPr>
+        <w:t>Memory</w:t>
+      </w:r>
+      <w:proofErr w:type="spellEnd"/>
+      <w:r>
+        <w:rPr>
+          <w:color w:val="7A7E85"/>
+        </w:rPr>
+        <w:t xml:space="preserve"> </w:t>
+      </w:r>
+      <w:proofErr w:type="spellStart"/>
+      <w:r>
+        <w:rPr>
+          <w:color w:val="7A7E85"/>
+        </w:rPr>
+        <w:t>indicator</w:t>
+      </w:r>
+      <w:proofErr w:type="spellEnd"/>
+      <w:r>
+        <w:rPr>
+          <w:color w:val="7A7E85"/>
+        </w:rPr>
+        <w:t xml:space="preserve"> </w:t>
+      </w:r>
+      <w:proofErr w:type="spellStart"/>
+      <w:r>
+        <w:rPr>
+          <w:color w:val="7A7E85"/>
+        </w:rPr>
+        <w:t>chip</w:t>
+      </w:r>
+      <w:proofErr w:type="spellEnd"/>
+      <w:r>
+        <w:rPr>
+          <w:color w:val="7A7E85"/>
+        </w:rPr>
+        <w:br/>
+        <w:t xml:space="preserve">                </w:t>
+      </w:r>
+      <w:proofErr w:type="spellStart"/>
+      <w:r>
+        <w:rPr>
+          <w:color w:val="CF8E6D"/>
+        </w:rPr>
+        <w:t>if</w:t>
+      </w:r>
+      <w:proofErr w:type="spellEnd"/>
+      <w:r>
+        <w:rPr>
+          <w:color w:val="CF8E6D"/>
+        </w:rPr>
+        <w:t xml:space="preserve"> </w:t>
+      </w:r>
+      <w:r>
+        <w:rPr>
+          <w:color w:val="BCBEC4"/>
+        </w:rPr>
+        <w:t>(</w:t>
+      </w:r>
+      <w:proofErr w:type="spellStart"/>
+      <w:r>
+        <w:rPr>
+          <w:color w:val="BCBEC4"/>
+        </w:rPr>
+        <w:t>uiState.</w:t>
+      </w:r>
+      <w:r>
+        <w:rPr>
+          <w:color w:val="C77DBB"/>
+        </w:rPr>
+        <w:t>memory</w:t>
+      </w:r>
+      <w:proofErr w:type="spellEnd"/>
+      <w:r>
+        <w:rPr>
+          <w:color w:val="C77DBB"/>
+        </w:rPr>
+        <w:t xml:space="preserve"> </w:t>
+      </w:r>
+      <w:r>
+        <w:rPr>
+          <w:color w:val="BCBEC4"/>
+        </w:rPr>
+        <w:t xml:space="preserve">!= </w:t>
+      </w:r>
+      <w:proofErr w:type="spellStart"/>
+      <w:r>
+        <w:rPr>
+          <w:color w:val="CF8E6D"/>
+        </w:rPr>
+        <w:t>null</w:t>
+      </w:r>
+      <w:proofErr w:type="spellEnd"/>
+      <w:r>
+        <w:rPr>
+          <w:color w:val="BCBEC4"/>
+        </w:rPr>
+        <w:t>) {</w:t>
+      </w:r>
+      <w:r>
+        <w:rPr>
+          <w:color w:val="BCBEC4"/>
+        </w:rPr>
+        <w:br/>
+        <w:t xml:space="preserve">                    </w:t>
+      </w:r>
+      <w:proofErr w:type="spellStart"/>
+      <w:r>
+        <w:rPr>
+          <w:color w:val="6BB38A"/>
+        </w:rPr>
+        <w:t>AssistChip</w:t>
+      </w:r>
+      <w:proofErr w:type="spellEnd"/>
+      <w:r>
+        <w:rPr>
+          <w:color w:val="BCBEC4"/>
+        </w:rPr>
+        <w:t>(</w:t>
+      </w:r>
+      <w:r>
+        <w:rPr>
+          <w:color w:val="BCBEC4"/>
+        </w:rPr>
+        <w:br/>
+        <w:t xml:space="preserve">                        </w:t>
+      </w:r>
+      <w:proofErr w:type="spellStart"/>
+      <w:r>
+        <w:rPr>
+          <w:color w:val="56C1D6"/>
+        </w:rPr>
+        <w:t>onClick</w:t>
+      </w:r>
+      <w:proofErr w:type="spellEnd"/>
+      <w:r>
+        <w:rPr>
+          <w:color w:val="56C1D6"/>
+        </w:rPr>
+        <w:t xml:space="preserve"> = </w:t>
+      </w:r>
+      <w:r>
+        <w:rPr>
+          <w:b/>
+          <w:bCs/>
+          <w:color w:val="BCBEC4"/>
+        </w:rPr>
+        <w:t xml:space="preserve">{ </w:t>
+      </w:r>
+      <w:proofErr w:type="spellStart"/>
+      <w:r>
+        <w:rPr>
+          <w:color w:val="BCBEC4"/>
+        </w:rPr>
+        <w:t>viewModel.onMemoryRead</w:t>
+      </w:r>
+      <w:proofErr w:type="spellEnd"/>
+      <w:r>
+        <w:rPr>
+          <w:color w:val="BCBEC4"/>
+        </w:rPr>
+        <w:t xml:space="preserve">() </w:t>
+      </w:r>
+      <w:r>
+        <w:rPr>
+          <w:b/>
+          <w:bCs/>
+          <w:color w:val="BCBEC4"/>
+        </w:rPr>
+        <w:t>}</w:t>
+      </w:r>
+      <w:r>
+        <w:rPr>
+          <w:color w:val="BCBEC4"/>
+        </w:rPr>
+        <w:t>,</w:t>
+      </w:r>
+      <w:r>
+        <w:rPr>
+          <w:color w:val="BCBEC4"/>
+        </w:rPr>
+        <w:br/>
+        <w:t xml:space="preserve">                        </w:t>
+      </w:r>
+      <w:proofErr w:type="spellStart"/>
+      <w:r>
+        <w:rPr>
+          <w:color w:val="56C1D6"/>
+        </w:rPr>
+        <w:t>label</w:t>
+      </w:r>
+      <w:proofErr w:type="spellEnd"/>
+      <w:r>
+        <w:rPr>
+          <w:color w:val="56C1D6"/>
+        </w:rPr>
+        <w:t xml:space="preserve"> = </w:t>
+      </w:r>
+      <w:r>
+        <w:rPr>
+          <w:b/>
+          <w:bCs/>
+          <w:color w:val="BCBEC4"/>
+        </w:rPr>
+        <w:t xml:space="preserve">{ </w:t>
+      </w:r>
+      <w:proofErr w:type="spellStart"/>
+      <w:r>
+        <w:rPr>
+          <w:color w:val="6BB38A"/>
+        </w:rPr>
+        <w:t>Text</w:t>
+      </w:r>
+      <w:proofErr w:type="spellEnd"/>
+      <w:r>
+        <w:rPr>
+          <w:color w:val="BCBEC4"/>
+        </w:rPr>
+        <w:t>(</w:t>
+      </w:r>
+      <w:r>
+        <w:rPr>
+          <w:color w:val="6AAB73"/>
+        </w:rPr>
+        <w:t xml:space="preserve">"M: </w:t>
+      </w:r>
+      <w:r>
+        <w:rPr>
+          <w:color w:val="CF8E6D"/>
+        </w:rPr>
+        <w:t>${</w:t>
+      </w:r>
+      <w:proofErr w:type="spellStart"/>
+      <w:r>
+        <w:rPr>
+          <w:color w:val="BCBEC4"/>
+        </w:rPr>
+        <w:t>CalculatorViewModel.formatResult</w:t>
+      </w:r>
+      <w:proofErr w:type="spellEnd"/>
+      <w:r>
+        <w:rPr>
+          <w:color w:val="BCBEC4"/>
+        </w:rPr>
+        <w:t>(</w:t>
+      </w:r>
+      <w:proofErr w:type="spellStart"/>
+      <w:r>
+        <w:rPr>
+          <w:color w:val="BCBEC4"/>
+        </w:rPr>
+        <w:t>uiState.</w:t>
+      </w:r>
+      <w:r>
+        <w:rPr>
+          <w:color w:val="C77DBB"/>
+        </w:rPr>
+        <w:t>memory</w:t>
+      </w:r>
+      <w:proofErr w:type="spellEnd"/>
+      <w:r>
+        <w:rPr>
+          <w:color w:val="BCBEC4"/>
+        </w:rPr>
+        <w:t>!!)</w:t>
+      </w:r>
+      <w:r>
+        <w:rPr>
+          <w:color w:val="CF8E6D"/>
+        </w:rPr>
+        <w:t>}</w:t>
+      </w:r>
+      <w:r>
+        <w:rPr>
+          <w:color w:val="6AAB73"/>
+        </w:rPr>
+        <w:t>"</w:t>
+      </w:r>
+      <w:r>
+        <w:rPr>
+          <w:color w:val="BCBEC4"/>
+        </w:rPr>
+        <w:t xml:space="preserve">) </w:t>
+      </w:r>
+      <w:r>
+        <w:rPr>
+          <w:b/>
+          <w:bCs/>
+          <w:color w:val="BCBEC4"/>
+        </w:rPr>
+        <w:t>}</w:t>
+      </w:r>
+      <w:r>
+        <w:rPr>
+          <w:b/>
+          <w:bCs/>
+          <w:color w:val="BCBEC4"/>
+        </w:rPr>
+        <w:br/>
+        <w:t xml:space="preserve">                    </w:t>
+      </w:r>
+      <w:r>
+        <w:rPr>
+          <w:color w:val="BCBEC4"/>
+        </w:rPr>
+        <w:t>)</w:t>
+      </w:r>
+      <w:r>
+        <w:rPr>
+          <w:color w:val="BCBEC4"/>
+        </w:rPr>
+        <w:br/>
+        <w:t xml:space="preserve">                }</w:t>
+      </w:r>
+      <w:r>
+        <w:rPr>
+          <w:color w:val="BCBEC4"/>
+        </w:rPr>
+        <w:br/>
+      </w:r>
+      <w:r>
+        <w:rPr>
+          <w:color w:val="BCBEC4"/>
+        </w:rPr>
+        <w:br/>
+        <w:t xml:space="preserve">                </w:t>
+      </w:r>
+      <w:r>
+        <w:rPr>
+          <w:color w:val="7A7E85"/>
+        </w:rPr>
+        <w:t xml:space="preserve">// </w:t>
+      </w:r>
+      <w:proofErr w:type="spellStart"/>
+      <w:r>
+        <w:rPr>
+          <w:color w:val="7A7E85"/>
+        </w:rPr>
+        <w:t>Pending</w:t>
+      </w:r>
+      <w:proofErr w:type="spellEnd"/>
+      <w:r>
+        <w:rPr>
+          <w:color w:val="7A7E85"/>
+        </w:rPr>
+        <w:t xml:space="preserve"> </w:t>
+      </w:r>
+      <w:proofErr w:type="spellStart"/>
+      <w:r>
+        <w:rPr>
+          <w:color w:val="7A7E85"/>
+        </w:rPr>
+        <w:t>expression</w:t>
+      </w:r>
+      <w:proofErr w:type="spellEnd"/>
+      <w:r>
+        <w:rPr>
+          <w:color w:val="7A7E85"/>
+        </w:rPr>
+        <w:t xml:space="preserve"> &amp; </w:t>
+      </w:r>
+      <w:proofErr w:type="spellStart"/>
+      <w:r>
+        <w:rPr>
+          <w:color w:val="7A7E85"/>
+        </w:rPr>
+        <w:t>main</w:t>
+      </w:r>
+      <w:proofErr w:type="spellEnd"/>
+      <w:r>
+        <w:rPr>
+          <w:color w:val="7A7E85"/>
+        </w:rPr>
+        <w:t xml:space="preserve"> </w:t>
+      </w:r>
+      <w:proofErr w:type="spellStart"/>
+      <w:r>
+        <w:rPr>
+          <w:color w:val="7A7E85"/>
+        </w:rPr>
+        <w:t>display</w:t>
+      </w:r>
+      <w:proofErr w:type="spellEnd"/>
+      <w:r>
+        <w:rPr>
+          <w:color w:val="7A7E85"/>
+        </w:rPr>
+        <w:br/>
+        <w:t xml:space="preserve">                </w:t>
+      </w:r>
+      <w:proofErr w:type="spellStart"/>
+      <w:r>
+        <w:rPr>
+          <w:color w:val="6BB38A"/>
+        </w:rPr>
+        <w:t>Text</w:t>
+      </w:r>
+      <w:proofErr w:type="spellEnd"/>
+      <w:r>
+        <w:rPr>
+          <w:color w:val="BCBEC4"/>
+        </w:rPr>
+        <w:t>(</w:t>
+      </w:r>
+      <w:proofErr w:type="spellStart"/>
+      <w:r>
+        <w:rPr>
+          <w:color w:val="56C1D6"/>
+        </w:rPr>
+        <w:t>text</w:t>
+      </w:r>
+      <w:proofErr w:type="spellEnd"/>
+      <w:r>
+        <w:rPr>
+          <w:color w:val="56C1D6"/>
+        </w:rPr>
+        <w:t xml:space="preserve"> = </w:t>
+      </w:r>
+      <w:proofErr w:type="spellStart"/>
+      <w:r>
+        <w:rPr>
+          <w:color w:val="BCBEC4"/>
+        </w:rPr>
+        <w:t>uiState.</w:t>
+      </w:r>
+      <w:r>
+        <w:rPr>
+          <w:color w:val="C77DBB"/>
+        </w:rPr>
+        <w:t>expression</w:t>
+      </w:r>
+      <w:proofErr w:type="spellEnd"/>
+      <w:r>
+        <w:rPr>
+          <w:color w:val="BCBEC4"/>
+        </w:rPr>
+        <w:t xml:space="preserve">, </w:t>
+      </w:r>
+      <w:proofErr w:type="spellStart"/>
+      <w:r>
+        <w:rPr>
+          <w:color w:val="56C1D6"/>
+        </w:rPr>
+        <w:t>style</w:t>
+      </w:r>
+      <w:proofErr w:type="spellEnd"/>
+      <w:r>
+        <w:rPr>
+          <w:color w:val="56C1D6"/>
+        </w:rPr>
+        <w:t xml:space="preserve"> = </w:t>
+      </w:r>
+      <w:proofErr w:type="spellStart"/>
+      <w:r>
+        <w:rPr>
+          <w:color w:val="BCBEC4"/>
+        </w:rPr>
+        <w:t>MaterialTheme.</w:t>
+      </w:r>
+      <w:r>
+        <w:rPr>
+          <w:color w:val="6BB38A"/>
+        </w:rPr>
+        <w:t>typography</w:t>
+      </w:r>
+      <w:r>
+        <w:rPr>
+          <w:color w:val="BCBEC4"/>
+        </w:rPr>
+        <w:t>.</w:t>
+      </w:r>
+      <w:r>
+        <w:rPr>
+          <w:color w:val="C77DBB"/>
+        </w:rPr>
+        <w:t>titleMedium</w:t>
+      </w:r>
+      <w:proofErr w:type="spellEnd"/>
+      <w:r>
+        <w:rPr>
+          <w:color w:val="BCBEC4"/>
+        </w:rPr>
+        <w:t>)</w:t>
+      </w:r>
+      <w:r>
+        <w:rPr>
+          <w:color w:val="BCBEC4"/>
+        </w:rPr>
+        <w:br/>
+        <w:t xml:space="preserve">                </w:t>
+      </w:r>
+      <w:proofErr w:type="spellStart"/>
+      <w:r>
+        <w:rPr>
+          <w:color w:val="6BB38A"/>
+        </w:rPr>
+        <w:t>Text</w:t>
+      </w:r>
+      <w:proofErr w:type="spellEnd"/>
+      <w:r>
+        <w:rPr>
+          <w:color w:val="BCBEC4"/>
+        </w:rPr>
+        <w:t>(</w:t>
+      </w:r>
+      <w:proofErr w:type="spellStart"/>
+      <w:r>
+        <w:rPr>
+          <w:color w:val="56C1D6"/>
+        </w:rPr>
+        <w:t>text</w:t>
+      </w:r>
+      <w:proofErr w:type="spellEnd"/>
+      <w:r>
+        <w:rPr>
+          <w:color w:val="56C1D6"/>
+        </w:rPr>
+        <w:t xml:space="preserve"> = </w:t>
+      </w:r>
+      <w:proofErr w:type="spellStart"/>
+      <w:r>
+        <w:rPr>
+          <w:color w:val="BCBEC4"/>
+        </w:rPr>
+        <w:t>uiState.</w:t>
+      </w:r>
+      <w:r>
+        <w:rPr>
+          <w:color w:val="C77DBB"/>
+        </w:rPr>
+        <w:t>display</w:t>
+      </w:r>
+      <w:proofErr w:type="spellEnd"/>
+      <w:r>
+        <w:rPr>
+          <w:color w:val="BCBEC4"/>
+        </w:rPr>
+        <w:t xml:space="preserve">, </w:t>
+      </w:r>
+      <w:proofErr w:type="spellStart"/>
+      <w:r>
+        <w:rPr>
+          <w:color w:val="56C1D6"/>
+        </w:rPr>
+        <w:t>style</w:t>
+      </w:r>
+      <w:proofErr w:type="spellEnd"/>
+      <w:r>
+        <w:rPr>
+          <w:color w:val="56C1D6"/>
+        </w:rPr>
+        <w:t xml:space="preserve"> = </w:t>
+      </w:r>
+      <w:proofErr w:type="spellStart"/>
+      <w:r>
+        <w:rPr>
+          <w:color w:val="BCBEC4"/>
+        </w:rPr>
+        <w:t>MaterialTheme.</w:t>
+      </w:r>
+      <w:r>
+        <w:rPr>
+          <w:color w:val="6BB38A"/>
+        </w:rPr>
+        <w:t>typography</w:t>
+      </w:r>
+      <w:r>
+        <w:rPr>
+          <w:color w:val="BCBEC4"/>
+        </w:rPr>
+        <w:t>.</w:t>
+      </w:r>
+      <w:r>
+        <w:rPr>
+          <w:color w:val="C77DBB"/>
+        </w:rPr>
+        <w:t>displayLarge</w:t>
+      </w:r>
+      <w:proofErr w:type="spellEnd"/>
+      <w:r>
+        <w:rPr>
+          <w:color w:val="BCBEC4"/>
+        </w:rPr>
+        <w:t>)</w:t>
+      </w:r>
+      <w:r>
+        <w:rPr>
+          <w:color w:val="BCBEC4"/>
+        </w:rPr>
+        <w:br/>
+        <w:t xml:space="preserve">            </w:t>
+      </w:r>
+      <w:r>
+        <w:rPr>
+          <w:b/>
+          <w:bCs/>
+          <w:color w:val="BCBEC4"/>
+        </w:rPr>
+        <w:t>}</w:t>
+      </w:r>
+      <w:r>
+        <w:rPr>
+          <w:b/>
+          <w:bCs/>
+          <w:color w:val="BCBEC4"/>
+        </w:rPr>
+        <w:br/>
+        <w:t xml:space="preserve">        }</w:t>
+      </w:r>
+      <w:r>
+        <w:rPr>
+          <w:b/>
+          <w:bCs/>
+          <w:color w:val="BCBEC4"/>
+        </w:rPr>
+        <w:br/>
+      </w:r>
+      <w:r>
+        <w:rPr>
+          <w:b/>
+          <w:bCs/>
+          <w:color w:val="BCBEC4"/>
+        </w:rPr>
+        <w:br/>
+        <w:t xml:space="preserve">        </w:t>
+      </w:r>
+      <w:r>
+        <w:rPr>
+          <w:color w:val="7A7E85"/>
+        </w:rPr>
+        <w:t xml:space="preserve">// </w:t>
+      </w:r>
+      <w:proofErr w:type="spellStart"/>
+      <w:r>
+        <w:rPr>
+          <w:color w:val="7A7E85"/>
+        </w:rPr>
+        <w:t>Calculator</w:t>
+      </w:r>
+      <w:proofErr w:type="spellEnd"/>
+      <w:r>
+        <w:rPr>
+          <w:color w:val="7A7E85"/>
+        </w:rPr>
+        <w:t xml:space="preserve"> </w:t>
+      </w:r>
+      <w:proofErr w:type="spellStart"/>
+      <w:r>
+        <w:rPr>
+          <w:color w:val="7A7E85"/>
+        </w:rPr>
+        <w:t>Keypad</w:t>
+      </w:r>
+      <w:proofErr w:type="spellEnd"/>
+      <w:r>
+        <w:rPr>
+          <w:color w:val="7A7E85"/>
+        </w:rPr>
+        <w:br/>
+        <w:t xml:space="preserve">        </w:t>
+      </w:r>
+      <w:proofErr w:type="spellStart"/>
+      <w:r>
+        <w:rPr>
+          <w:color w:val="0DA19E"/>
+        </w:rPr>
+        <w:t>Column</w:t>
+      </w:r>
+      <w:proofErr w:type="spellEnd"/>
+      <w:r>
+        <w:rPr>
+          <w:color w:val="BCBEC4"/>
+        </w:rPr>
+        <w:t>(</w:t>
+      </w:r>
+      <w:proofErr w:type="spellStart"/>
+      <w:r>
+        <w:rPr>
+          <w:color w:val="56C1D6"/>
+        </w:rPr>
+        <w:t>modifier</w:t>
+      </w:r>
+      <w:proofErr w:type="spellEnd"/>
+      <w:r>
+        <w:rPr>
+          <w:color w:val="56C1D6"/>
+        </w:rPr>
+        <w:t xml:space="preserve"> = </w:t>
+      </w:r>
+      <w:proofErr w:type="spellStart"/>
+      <w:r>
+        <w:rPr>
+          <w:color w:val="BCBEC4"/>
+        </w:rPr>
+        <w:t>Modifier.</w:t>
+      </w:r>
+      <w:r>
+        <w:rPr>
+          <w:i/>
+          <w:iCs/>
+          <w:color w:val="57AAF7"/>
+        </w:rPr>
+        <w:t>fillMaxWidth</w:t>
+      </w:r>
+      <w:proofErr w:type="spellEnd"/>
+      <w:r>
+        <w:rPr>
+          <w:color w:val="BCBEC4"/>
+        </w:rPr>
+        <w:t>().</w:t>
+      </w:r>
+      <w:proofErr w:type="spellStart"/>
+      <w:r>
+        <w:rPr>
+          <w:color w:val="0DA19E"/>
+        </w:rPr>
+        <w:t>weight</w:t>
+      </w:r>
+      <w:proofErr w:type="spellEnd"/>
+      <w:r>
+        <w:rPr>
+          <w:color w:val="BCBEC4"/>
+        </w:rPr>
+        <w:t>(</w:t>
+      </w:r>
+      <w:r>
+        <w:rPr>
+          <w:color w:val="2AACB8"/>
+        </w:rPr>
+        <w:t>0.65f</w:t>
+      </w:r>
+      <w:r>
+        <w:rPr>
+          <w:color w:val="BCBEC4"/>
+        </w:rPr>
+        <w:t xml:space="preserve">)) </w:t>
+      </w:r>
+      <w:r>
+        <w:rPr>
+          <w:b/>
+          <w:bCs/>
+          <w:color w:val="BCBEC4"/>
+        </w:rPr>
+        <w:t>{</w:t>
+      </w:r>
+      <w:r>
+        <w:rPr>
+          <w:b/>
+          <w:bCs/>
+          <w:color w:val="BCBEC4"/>
+        </w:rPr>
+        <w:br/>
+        <w:t xml:space="preserve">            </w:t>
+      </w:r>
+      <w:r>
+        <w:rPr>
+          <w:color w:val="7A7E85"/>
+        </w:rPr>
+        <w:t xml:space="preserve">// </w:t>
+      </w:r>
+      <w:proofErr w:type="spellStart"/>
+      <w:r>
+        <w:rPr>
+          <w:color w:val="7A7E85"/>
+        </w:rPr>
+        <w:t>Memory</w:t>
+      </w:r>
+      <w:proofErr w:type="spellEnd"/>
+      <w:r>
+        <w:rPr>
+          <w:color w:val="7A7E85"/>
+        </w:rPr>
+        <w:t xml:space="preserve"> </w:t>
+      </w:r>
+      <w:proofErr w:type="spellStart"/>
+      <w:r>
+        <w:rPr>
+          <w:color w:val="7A7E85"/>
+        </w:rPr>
+        <w:t>Row</w:t>
+      </w:r>
+      <w:proofErr w:type="spellEnd"/>
+      <w:r>
+        <w:rPr>
+          <w:color w:val="7A7E85"/>
+        </w:rPr>
+        <w:t>: MC, MR, MS, C</w:t>
+      </w:r>
+      <w:r>
+        <w:rPr>
+          <w:color w:val="7A7E85"/>
+        </w:rPr>
+        <w:br/>
+        <w:t xml:space="preserve">            </w:t>
+      </w:r>
+      <w:proofErr w:type="spellStart"/>
+      <w:r>
+        <w:rPr>
+          <w:color w:val="0DA19E"/>
+        </w:rPr>
+        <w:t>Row</w:t>
+      </w:r>
+      <w:proofErr w:type="spellEnd"/>
+      <w:r>
+        <w:rPr>
+          <w:color w:val="BCBEC4"/>
+        </w:rPr>
+        <w:t>(</w:t>
+      </w:r>
+      <w:proofErr w:type="spellStart"/>
+      <w:r>
+        <w:rPr>
+          <w:color w:val="56C1D6"/>
+        </w:rPr>
+        <w:t>modifier</w:t>
+      </w:r>
+      <w:proofErr w:type="spellEnd"/>
+      <w:r>
+        <w:rPr>
+          <w:color w:val="56C1D6"/>
+        </w:rPr>
+        <w:t xml:space="preserve"> = </w:t>
+      </w:r>
+      <w:proofErr w:type="spellStart"/>
+      <w:r>
+        <w:rPr>
+          <w:color w:val="BCBEC4"/>
+        </w:rPr>
+        <w:t>Modifier.</w:t>
+      </w:r>
+      <w:r>
+        <w:rPr>
+          <w:color w:val="0DA19E"/>
+        </w:rPr>
+        <w:t>weight</w:t>
+      </w:r>
+      <w:proofErr w:type="spellEnd"/>
+      <w:r>
+        <w:rPr>
+          <w:color w:val="BCBEC4"/>
+        </w:rPr>
+        <w:t>(</w:t>
+      </w:r>
+      <w:r>
+        <w:rPr>
+          <w:color w:val="2AACB8"/>
+        </w:rPr>
+        <w:t>1f</w:t>
+      </w:r>
+      <w:r>
+        <w:rPr>
+          <w:color w:val="BCBEC4"/>
+        </w:rPr>
+        <w:t xml:space="preserve">)) </w:t>
+      </w:r>
+      <w:r>
+        <w:rPr>
+          <w:b/>
+          <w:bCs/>
+          <w:color w:val="BCBEC4"/>
+        </w:rPr>
+        <w:t>{</w:t>
+      </w:r>
+      <w:r>
+        <w:rPr>
+          <w:b/>
+          <w:bCs/>
+          <w:color w:val="BCBEC4"/>
+        </w:rPr>
+        <w:br/>
+        <w:t xml:space="preserve">                </w:t>
+      </w:r>
+      <w:proofErr w:type="spellStart"/>
+      <w:r>
+        <w:rPr>
+          <w:color w:val="6BB38A"/>
+        </w:rPr>
+        <w:t>CalcButton</w:t>
+      </w:r>
+      <w:proofErr w:type="spellEnd"/>
+      <w:r>
+        <w:rPr>
+          <w:color w:val="BCBEC4"/>
+        </w:rPr>
+        <w:t>(</w:t>
+      </w:r>
+      <w:r>
+        <w:rPr>
+          <w:color w:val="6AAB73"/>
+        </w:rPr>
+        <w:t>"MC"</w:t>
+      </w:r>
+      <w:r>
+        <w:rPr>
+          <w:color w:val="BCBEC4"/>
+        </w:rPr>
+        <w:t xml:space="preserve">, </w:t>
+      </w:r>
+      <w:proofErr w:type="spellStart"/>
+      <w:r>
+        <w:rPr>
+          <w:color w:val="BCBEC4"/>
+        </w:rPr>
+        <w:t>Modifier.</w:t>
+      </w:r>
+      <w:r>
+        <w:rPr>
+          <w:color w:val="0DA19E"/>
+        </w:rPr>
+        <w:t>weight</w:t>
+      </w:r>
+      <w:proofErr w:type="spellEnd"/>
+      <w:r>
+        <w:rPr>
+          <w:color w:val="BCBEC4"/>
+        </w:rPr>
+        <w:t>(</w:t>
+      </w:r>
+      <w:r>
+        <w:rPr>
+          <w:color w:val="2AACB8"/>
+        </w:rPr>
+        <w:t>1f</w:t>
+      </w:r>
+      <w:r>
+        <w:rPr>
+          <w:color w:val="BCBEC4"/>
+        </w:rPr>
+        <w:t xml:space="preserve">)) </w:t>
+      </w:r>
+      <w:r>
+        <w:rPr>
+          <w:b/>
+          <w:bCs/>
+          <w:color w:val="BCBEC4"/>
+        </w:rPr>
+        <w:t xml:space="preserve">{ </w:t>
+      </w:r>
+      <w:proofErr w:type="spellStart"/>
+      <w:r>
+        <w:rPr>
+          <w:color w:val="BCBEC4"/>
+        </w:rPr>
+        <w:t>viewModel.onMemoryClear</w:t>
+      </w:r>
+      <w:proofErr w:type="spellEnd"/>
+      <w:r>
+        <w:rPr>
+          <w:color w:val="BCBEC4"/>
+        </w:rPr>
+        <w:t xml:space="preserve">() </w:t>
+      </w:r>
+      <w:r>
+        <w:rPr>
+          <w:b/>
+          <w:bCs/>
+          <w:color w:val="BCBEC4"/>
+        </w:rPr>
+        <w:t>}</w:t>
+      </w:r>
+      <w:r>
+        <w:rPr>
+          <w:b/>
+          <w:bCs/>
+          <w:color w:val="BCBEC4"/>
+        </w:rPr>
+        <w:br/>
+        <w:t xml:space="preserve">                </w:t>
+      </w:r>
+      <w:proofErr w:type="spellStart"/>
+      <w:r>
+        <w:rPr>
+          <w:color w:val="6BB38A"/>
+        </w:rPr>
+        <w:t>CalcButton</w:t>
+      </w:r>
+      <w:proofErr w:type="spellEnd"/>
+      <w:r>
+        <w:rPr>
+          <w:color w:val="BCBEC4"/>
+        </w:rPr>
+        <w:t>(</w:t>
+      </w:r>
+      <w:r>
+        <w:rPr>
+          <w:color w:val="6AAB73"/>
+        </w:rPr>
+        <w:t>"MR"</w:t>
+      </w:r>
+      <w:r>
+        <w:rPr>
+          <w:color w:val="BCBEC4"/>
+        </w:rPr>
+        <w:t xml:space="preserve">, </w:t>
+      </w:r>
+      <w:proofErr w:type="spellStart"/>
+      <w:r>
+        <w:rPr>
+          <w:color w:val="BCBEC4"/>
+        </w:rPr>
+        <w:t>Modifier.</w:t>
+      </w:r>
+      <w:r>
+        <w:rPr>
+          <w:color w:val="0DA19E"/>
+        </w:rPr>
+        <w:t>weight</w:t>
+      </w:r>
+      <w:proofErr w:type="spellEnd"/>
+      <w:r>
+        <w:rPr>
+          <w:color w:val="BCBEC4"/>
+        </w:rPr>
+        <w:t>(</w:t>
+      </w:r>
+      <w:r>
+        <w:rPr>
+          <w:color w:val="2AACB8"/>
+        </w:rPr>
+        <w:t>1f</w:t>
+      </w:r>
+      <w:r>
+        <w:rPr>
+          <w:color w:val="BCBEC4"/>
+        </w:rPr>
+        <w:t xml:space="preserve">)) </w:t>
+      </w:r>
+      <w:r>
+        <w:rPr>
+          <w:b/>
+          <w:bCs/>
+          <w:color w:val="BCBEC4"/>
+        </w:rPr>
+        <w:t xml:space="preserve">{ </w:t>
+      </w:r>
+      <w:proofErr w:type="spellStart"/>
+      <w:r>
+        <w:rPr>
+          <w:color w:val="BCBEC4"/>
+        </w:rPr>
+        <w:t>viewModel.onMemoryRead</w:t>
+      </w:r>
+      <w:proofErr w:type="spellEnd"/>
+      <w:r>
+        <w:rPr>
+          <w:color w:val="BCBEC4"/>
+        </w:rPr>
+        <w:t xml:space="preserve">() </w:t>
+      </w:r>
+      <w:r>
+        <w:rPr>
+          <w:b/>
+          <w:bCs/>
+          <w:color w:val="BCBEC4"/>
+        </w:rPr>
+        <w:t>}</w:t>
+      </w:r>
+      <w:r>
+        <w:rPr>
+          <w:b/>
+          <w:bCs/>
+          <w:color w:val="BCBEC4"/>
+        </w:rPr>
+        <w:br/>
+        <w:t xml:space="preserve">                </w:t>
+      </w:r>
+      <w:proofErr w:type="spellStart"/>
+      <w:r>
+        <w:rPr>
+          <w:color w:val="6BB38A"/>
+        </w:rPr>
+        <w:t>CalcButton</w:t>
+      </w:r>
+      <w:proofErr w:type="spellEnd"/>
+      <w:r>
+        <w:rPr>
+          <w:color w:val="BCBEC4"/>
+        </w:rPr>
+        <w:t>(</w:t>
+      </w:r>
+      <w:r>
+        <w:rPr>
+          <w:color w:val="6AAB73"/>
+        </w:rPr>
+        <w:t>"MS"</w:t>
+      </w:r>
+      <w:r>
+        <w:rPr>
+          <w:color w:val="BCBEC4"/>
+        </w:rPr>
+        <w:t xml:space="preserve">, </w:t>
+      </w:r>
+      <w:proofErr w:type="spellStart"/>
+      <w:r>
+        <w:rPr>
+          <w:color w:val="BCBEC4"/>
+        </w:rPr>
+        <w:t>Modifier.</w:t>
+      </w:r>
+      <w:r>
+        <w:rPr>
+          <w:color w:val="0DA19E"/>
+        </w:rPr>
+        <w:t>weight</w:t>
+      </w:r>
+      <w:proofErr w:type="spellEnd"/>
+      <w:r>
+        <w:rPr>
+          <w:color w:val="BCBEC4"/>
+        </w:rPr>
+        <w:t>(</w:t>
+      </w:r>
+      <w:r>
+        <w:rPr>
+          <w:color w:val="2AACB8"/>
+        </w:rPr>
+        <w:t>1f</w:t>
+      </w:r>
+      <w:r>
+        <w:rPr>
+          <w:color w:val="BCBEC4"/>
+        </w:rPr>
+        <w:t xml:space="preserve">)) </w:t>
+      </w:r>
+      <w:r>
+        <w:rPr>
+          <w:b/>
+          <w:bCs/>
+          <w:color w:val="BCBEC4"/>
+        </w:rPr>
+        <w:t xml:space="preserve">{ </w:t>
+      </w:r>
+      <w:proofErr w:type="spellStart"/>
+      <w:r>
+        <w:rPr>
+          <w:color w:val="BCBEC4"/>
+        </w:rPr>
+        <w:t>viewModel.onMemorySave</w:t>
+      </w:r>
+      <w:proofErr w:type="spellEnd"/>
+      <w:r>
+        <w:rPr>
+          <w:color w:val="BCBEC4"/>
+        </w:rPr>
+        <w:t xml:space="preserve">() </w:t>
+      </w:r>
+      <w:r>
+        <w:rPr>
+          <w:b/>
+          <w:bCs/>
+          <w:color w:val="BCBEC4"/>
+        </w:rPr>
+        <w:t>}</w:t>
+      </w:r>
+      <w:r>
+        <w:rPr>
+          <w:b/>
+          <w:bCs/>
+          <w:color w:val="BCBEC4"/>
+        </w:rPr>
+        <w:br/>
+        <w:t xml:space="preserve">                </w:t>
+      </w:r>
+      <w:proofErr w:type="spellStart"/>
+      <w:r>
+        <w:rPr>
+          <w:color w:val="6BB38A"/>
+        </w:rPr>
+        <w:t>CalcButton</w:t>
+      </w:r>
+      <w:proofErr w:type="spellEnd"/>
+      <w:r>
+        <w:rPr>
+          <w:color w:val="BCBEC4"/>
+        </w:rPr>
+        <w:t>(</w:t>
+      </w:r>
+      <w:r>
+        <w:rPr>
+          <w:color w:val="6AAB73"/>
+        </w:rPr>
+        <w:t>"C"</w:t>
+      </w:r>
+      <w:r>
+        <w:rPr>
+          <w:color w:val="BCBEC4"/>
+        </w:rPr>
+        <w:t xml:space="preserve">, </w:t>
+      </w:r>
+      <w:proofErr w:type="spellStart"/>
+      <w:r>
+        <w:rPr>
+          <w:color w:val="BCBEC4"/>
+        </w:rPr>
+        <w:t>Modifier.</w:t>
+      </w:r>
+      <w:r>
+        <w:rPr>
+          <w:color w:val="0DA19E"/>
+        </w:rPr>
+        <w:t>weight</w:t>
+      </w:r>
+      <w:proofErr w:type="spellEnd"/>
+      <w:r>
+        <w:rPr>
+          <w:color w:val="BCBEC4"/>
+        </w:rPr>
+        <w:t>(</w:t>
+      </w:r>
+      <w:r>
+        <w:rPr>
+          <w:color w:val="2AACB8"/>
+        </w:rPr>
+        <w:t>1f</w:t>
+      </w:r>
+      <w:r>
+        <w:rPr>
+          <w:color w:val="BCBEC4"/>
+        </w:rPr>
+        <w:t xml:space="preserve">)) </w:t>
+      </w:r>
+      <w:r>
+        <w:rPr>
+          <w:b/>
+          <w:bCs/>
+          <w:color w:val="BCBEC4"/>
+        </w:rPr>
+        <w:t xml:space="preserve">{ </w:t>
+      </w:r>
+      <w:proofErr w:type="spellStart"/>
+      <w:r>
+        <w:rPr>
+          <w:color w:val="BCBEC4"/>
+        </w:rPr>
+        <w:t>viewModel.onClearClick</w:t>
+      </w:r>
+      <w:proofErr w:type="spellEnd"/>
+      <w:r>
+        <w:rPr>
+          <w:color w:val="BCBEC4"/>
+        </w:rPr>
+        <w:t xml:space="preserve">() </w:t>
+      </w:r>
+      <w:r>
+        <w:rPr>
+          <w:b/>
+          <w:bCs/>
+          <w:color w:val="BCBEC4"/>
+        </w:rPr>
+        <w:t>}</w:t>
+      </w:r>
+      <w:r>
+        <w:rPr>
+          <w:b/>
+          <w:bCs/>
+          <w:color w:val="BCBEC4"/>
+        </w:rPr>
+        <w:br/>
+        <w:t xml:space="preserve">            }</w:t>
+      </w:r>
+      <w:r>
+        <w:rPr>
+          <w:b/>
+          <w:bCs/>
+          <w:color w:val="BCBEC4"/>
+        </w:rPr>
+        <w:br/>
+        <w:t xml:space="preserve">            </w:t>
+      </w:r>
+      <w:r>
+        <w:rPr>
+          <w:color w:val="7A7E85"/>
+        </w:rPr>
+        <w:t xml:space="preserve">// </w:t>
+      </w:r>
+      <w:proofErr w:type="spellStart"/>
+      <w:r>
+        <w:rPr>
+          <w:color w:val="7A7E85"/>
+        </w:rPr>
+        <w:t>Additional</w:t>
+      </w:r>
+      <w:proofErr w:type="spellEnd"/>
+      <w:r>
+        <w:rPr>
+          <w:color w:val="7A7E85"/>
+        </w:rPr>
+        <w:t xml:space="preserve"> </w:t>
+      </w:r>
+      <w:proofErr w:type="spellStart"/>
+      <w:r>
+        <w:rPr>
+          <w:color w:val="7A7E85"/>
+        </w:rPr>
+        <w:t>operation</w:t>
+      </w:r>
+      <w:proofErr w:type="spellEnd"/>
+      <w:r>
+        <w:rPr>
+          <w:color w:val="7A7E85"/>
+        </w:rPr>
+        <w:t xml:space="preserve"> </w:t>
+      </w:r>
+      <w:proofErr w:type="spellStart"/>
+      <w:r>
+        <w:rPr>
+          <w:color w:val="7A7E85"/>
+        </w:rPr>
+        <w:t>rows</w:t>
+      </w:r>
+      <w:proofErr w:type="spellEnd"/>
+      <w:r>
+        <w:rPr>
+          <w:color w:val="7A7E85"/>
+        </w:rPr>
+        <w:t>...</w:t>
+      </w:r>
+      <w:r>
+        <w:rPr>
+          <w:color w:val="7A7E85"/>
+        </w:rPr>
+        <w:br/>
+        <w:t xml:space="preserve">        </w:t>
+      </w:r>
+      <w:r>
+        <w:rPr>
+          <w:b/>
+          <w:bCs/>
+          <w:color w:val="BCBEC4"/>
+        </w:rPr>
+        <w:t>}</w:t>
+      </w:r>
+      <w:r>
+        <w:rPr>
+          <w:b/>
+          <w:bCs/>
+          <w:color w:val="BCBEC4"/>
+        </w:rPr>
+        <w:br/>
+        <w:t xml:space="preserve">    }</w:t>
+      </w:r>
+      <w:r>
+        <w:rPr>
+          <w:b/>
+          <w:bCs/>
+          <w:color w:val="BCBEC4"/>
+        </w:rPr>
+        <w:br/>
+      </w:r>
+      <w:r>
+        <w:rPr>
+          <w:color w:val="BCBEC4"/>
+        </w:rPr>
+        <w:t>}</w:t>
+      </w:r>
+    </w:p>
+    <w:p>
+      <w:pPr>
+        <w:rPr>
+          <w:lang w:eastAsia="fi-FI"/>
         </w:rPr>
       </w:pPr>
     </w:p>
     <w:sectPr>
-      <w:headerReference w:type="even" r:id="rId8"/>
-      <w:headerReference w:type="default" r:id="rId9"/>
-      <w:footerReference w:type="even" r:id="rId10"/>
-      <w:footerReference w:type="default" r:id="rId11"/>
-      <w:headerReference w:type="first" r:id="rId12"/>
-      <w:footerReference w:type="first" r:id="rId13"/>
+      <w:headerReference w:type="even" r:id="rId11"/>
+      <w:headerReference w:type="default" r:id="rId12"/>
+      <w:footerReference w:type="even" r:id="rId13"/>
+      <w:footerReference w:type="default" r:id="rId14"/>
+      <w:headerReference w:type="first" r:id="rId15"/>
+      <w:footerReference w:type="first" r:id="rId16"/>
       <w:pgSz w:w="11906" w:h="16838"/>
       <w:pgMar w:top="1132" w:right="849" w:bottom="1135" w:left="1418" w:header="426" w:footer="419" w:gutter="0"/>
       <w:cols w:space="720"/>
@@ -2190,6 +11061,304 @@
 <file path=word/numbering.xml><?xml version="1.0" encoding="utf-8"?>
 <w:numbering xmlns:wpc="http://schemas.microsoft.com/office/word/2010/wordprocessingCanvas" xmlns:cx="http://schemas.microsoft.com/office/drawing/2014/chartex" xmlns:cx1="http://schemas.microsoft.com/office/drawing/2015/9/8/chartex" xmlns:cx2="http://schemas.microsoft.com/office/drawing/2015/10/21/chartex" xmlns:cx3="http://schemas.microsoft.com/office/drawing/2016/5/9/chartex" xmlns:cx4="http://schemas.microsoft.com/office/drawing/2016/5/10/chartex" xmlns:cx5="http://schemas.microsoft.com/office/drawing/2016/5/11/chartex" xmlns:cx6="http://schemas.microsoft.com/office/drawing/2016/5/12/chartex" xmlns:cx7="http://schemas.microsoft.com/office/drawing/2016/5/13/chartex" xmlns:cx8="http://schemas.microsoft.com/office/drawing/2016/5/14/chartex" xmlns:mc="http://schemas.openxmlformats.org/markup-compatibility/2006" xmlns:aink="http://schemas.microsoft.com/office/drawing/2016/ink" xmlns:am3d="http://schemas.microsoft.com/office/drawing/2017/model3d" xmlns:o="urn:schemas-microsoft-com:office:office" xmlns:oel="http://schemas.microsoft.com/office/2019/extlst" xmlns:r="http://schemas.openxmlformats.org/officeDocument/2006/relationships" xmlns:m="http://schemas.openxmlformats.org/officeDocument/2006/math" xmlns:v="urn:schemas-microsoft-com:vml" xmlns:wp14="http://schemas.microsoft.com/office/word/2010/wordprocessingDrawing" xmlns:wp="http://schemas.openxmlformats.org/drawingml/2006/wordprocessingDrawing" xmlns:w10="urn:schemas-microsoft-com:office:word" xmlns:w="http://schemas.openxmlformats.org/wordprocessingml/2006/main" xmlns:w14="http://schemas.microsoft.com/office/word/2010/wordml" xmlns:w15="http://schemas.microsoft.com/office/word/2012/wordml" xmlns:w16cex="http://schemas.microsoft.com/office/word/2018/wordml/cex" xmlns:w16cid="http://schemas.microsoft.com/office/word/2016/wordml/cid" xmlns:w16="http://schemas.microsoft.com/office/word/2018/wordml" xmlns:w16du="http://schemas.microsoft.com/office/word/2023/wordml/word16du" xmlns:w16sdtdh="http://schemas.microsoft.com/office/word/2020/wordml/sdtdatahash" xmlns:w16sdtfl="http://schemas.microsoft.com/office/word/2024/wordml/sdtformatlock" xmlns:w16se="http://schemas.microsoft.com/office/word/2015/wordml/symex" xmlns:wpg="http://schemas.microsoft.com/office/word/2010/wordprocessingGroup" xmlns:wpi="http://schemas.microsoft.com/office/word/2010/wordprocessingInk" xmlns:wne="http://schemas.microsoft.com/office/word/2006/wordml" xmlns:wps="http://schemas.microsoft.com/office/word/2010/wordprocessingShape" mc:Ignorable="w14 w15 w16se w16cid w16 w16cex w16sdtdh w16sdtfl w16du wp14">
   <w:abstractNum w:abstractNumId="0" w15:restartNumberingAfterBreak="0">
+    <w:nsid w:val="04D93A48"/>
+    <w:multiLevelType w:val="multilevel"/>
+    <w:tmpl w:val="4D2E6CF2"/>
+    <w:lvl w:ilvl="0">
+      <w:start w:val="1"/>
+      <w:numFmt w:val="bullet"/>
+      <w:lvlText w:val=""/>
+      <w:lvlJc w:val="left"/>
+      <w:pPr>
+        <w:tabs>
+          <w:tab w:val="num" w:pos="720"/>
+        </w:tabs>
+        <w:ind w:left="720" w:hanging="360"/>
+      </w:pPr>
+      <w:rPr>
+        <w:rFonts w:ascii="Symbol" w:hAnsi="Symbol" w:hint="default"/>
+        <w:sz w:val="20"/>
+      </w:rPr>
+    </w:lvl>
+    <w:lvl w:ilvl="1" w:tentative="1">
+      <w:start w:val="1"/>
+      <w:numFmt w:val="bullet"/>
+      <w:lvlText w:val="o"/>
+      <w:lvlJc w:val="left"/>
+      <w:pPr>
+        <w:tabs>
+          <w:tab w:val="num" w:pos="1440"/>
+        </w:tabs>
+        <w:ind w:left="1440" w:hanging="360"/>
+      </w:pPr>
+      <w:rPr>
+        <w:rFonts w:ascii="Courier New" w:hAnsi="Courier New" w:hint="default"/>
+        <w:sz w:val="20"/>
+      </w:rPr>
+    </w:lvl>
+    <w:lvl w:ilvl="2" w:tentative="1">
+      <w:start w:val="1"/>
+      <w:numFmt w:val="bullet"/>
+      <w:lvlText w:val=""/>
+      <w:lvlJc w:val="left"/>
+      <w:pPr>
+        <w:tabs>
+          <w:tab w:val="num" w:pos="2160"/>
+        </w:tabs>
+        <w:ind w:left="2160" w:hanging="360"/>
+      </w:pPr>
+      <w:rPr>
+        <w:rFonts w:ascii="Wingdings" w:hAnsi="Wingdings" w:hint="default"/>
+        <w:sz w:val="20"/>
+      </w:rPr>
+    </w:lvl>
+    <w:lvl w:ilvl="3" w:tentative="1">
+      <w:start w:val="1"/>
+      <w:numFmt w:val="bullet"/>
+      <w:lvlText w:val=""/>
+      <w:lvlJc w:val="left"/>
+      <w:pPr>
+        <w:tabs>
+          <w:tab w:val="num" w:pos="2880"/>
+        </w:tabs>
+        <w:ind w:left="2880" w:hanging="360"/>
+      </w:pPr>
+      <w:rPr>
+        <w:rFonts w:ascii="Wingdings" w:hAnsi="Wingdings" w:hint="default"/>
+        <w:sz w:val="20"/>
+      </w:rPr>
+    </w:lvl>
+    <w:lvl w:ilvl="4" w:tentative="1">
+      <w:start w:val="1"/>
+      <w:numFmt w:val="bullet"/>
+      <w:lvlText w:val=""/>
+      <w:lvlJc w:val="left"/>
+      <w:pPr>
+        <w:tabs>
+          <w:tab w:val="num" w:pos="3600"/>
+        </w:tabs>
+        <w:ind w:left="3600" w:hanging="360"/>
+      </w:pPr>
+      <w:rPr>
+        <w:rFonts w:ascii="Wingdings" w:hAnsi="Wingdings" w:hint="default"/>
+        <w:sz w:val="20"/>
+      </w:rPr>
+    </w:lvl>
+    <w:lvl w:ilvl="5" w:tentative="1">
+      <w:start w:val="1"/>
+      <w:numFmt w:val="bullet"/>
+      <w:lvlText w:val=""/>
+      <w:lvlJc w:val="left"/>
+      <w:pPr>
+        <w:tabs>
+          <w:tab w:val="num" w:pos="4320"/>
+        </w:tabs>
+        <w:ind w:left="4320" w:hanging="360"/>
+      </w:pPr>
+      <w:rPr>
+        <w:rFonts w:ascii="Wingdings" w:hAnsi="Wingdings" w:hint="default"/>
+        <w:sz w:val="20"/>
+      </w:rPr>
+    </w:lvl>
+    <w:lvl w:ilvl="6" w:tentative="1">
+      <w:start w:val="1"/>
+      <w:numFmt w:val="bullet"/>
+      <w:lvlText w:val=""/>
+      <w:lvlJc w:val="left"/>
+      <w:pPr>
+        <w:tabs>
+          <w:tab w:val="num" w:pos="5040"/>
+        </w:tabs>
+        <w:ind w:left="5040" w:hanging="360"/>
+      </w:pPr>
+      <w:rPr>
+        <w:rFonts w:ascii="Wingdings" w:hAnsi="Wingdings" w:hint="default"/>
+        <w:sz w:val="20"/>
+      </w:rPr>
+    </w:lvl>
+    <w:lvl w:ilvl="7" w:tentative="1">
+      <w:start w:val="1"/>
+      <w:numFmt w:val="bullet"/>
+      <w:lvlText w:val=""/>
+      <w:lvlJc w:val="left"/>
+      <w:pPr>
+        <w:tabs>
+          <w:tab w:val="num" w:pos="5760"/>
+        </w:tabs>
+        <w:ind w:left="5760" w:hanging="360"/>
+      </w:pPr>
+      <w:rPr>
+        <w:rFonts w:ascii="Wingdings" w:hAnsi="Wingdings" w:hint="default"/>
+        <w:sz w:val="20"/>
+      </w:rPr>
+    </w:lvl>
+    <w:lvl w:ilvl="8" w:tentative="1">
+      <w:start w:val="1"/>
+      <w:numFmt w:val="bullet"/>
+      <w:lvlText w:val=""/>
+      <w:lvlJc w:val="left"/>
+      <w:pPr>
+        <w:tabs>
+          <w:tab w:val="num" w:pos="6480"/>
+        </w:tabs>
+        <w:ind w:left="6480" w:hanging="360"/>
+      </w:pPr>
+      <w:rPr>
+        <w:rFonts w:ascii="Wingdings" w:hAnsi="Wingdings" w:hint="default"/>
+        <w:sz w:val="20"/>
+      </w:rPr>
+    </w:lvl>
+  </w:abstractNum>
+  <w:abstractNum w:abstractNumId="1" w15:restartNumberingAfterBreak="0">
+    <w:nsid w:val="0DDB3D96"/>
+    <w:multiLevelType w:val="multilevel"/>
+    <w:tmpl w:val="AFCEDCAE"/>
+    <w:lvl w:ilvl="0">
+      <w:start w:val="1"/>
+      <w:numFmt w:val="bullet"/>
+      <w:lvlText w:val=""/>
+      <w:lvlJc w:val="left"/>
+      <w:pPr>
+        <w:tabs>
+          <w:tab w:val="num" w:pos="720"/>
+        </w:tabs>
+        <w:ind w:left="720" w:hanging="360"/>
+      </w:pPr>
+      <w:rPr>
+        <w:rFonts w:ascii="Symbol" w:hAnsi="Symbol" w:hint="default"/>
+        <w:sz w:val="20"/>
+      </w:rPr>
+    </w:lvl>
+    <w:lvl w:ilvl="1" w:tentative="1">
+      <w:start w:val="1"/>
+      <w:numFmt w:val="bullet"/>
+      <w:lvlText w:val="o"/>
+      <w:lvlJc w:val="left"/>
+      <w:pPr>
+        <w:tabs>
+          <w:tab w:val="num" w:pos="1440"/>
+        </w:tabs>
+        <w:ind w:left="1440" w:hanging="360"/>
+      </w:pPr>
+      <w:rPr>
+        <w:rFonts w:ascii="Courier New" w:hAnsi="Courier New" w:hint="default"/>
+        <w:sz w:val="20"/>
+      </w:rPr>
+    </w:lvl>
+    <w:lvl w:ilvl="2" w:tentative="1">
+      <w:start w:val="1"/>
+      <w:numFmt w:val="bullet"/>
+      <w:lvlText w:val=""/>
+      <w:lvlJc w:val="left"/>
+      <w:pPr>
+        <w:tabs>
+          <w:tab w:val="num" w:pos="2160"/>
+        </w:tabs>
+        <w:ind w:left="2160" w:hanging="360"/>
+      </w:pPr>
+      <w:rPr>
+        <w:rFonts w:ascii="Wingdings" w:hAnsi="Wingdings" w:hint="default"/>
+        <w:sz w:val="20"/>
+      </w:rPr>
+    </w:lvl>
+    <w:lvl w:ilvl="3" w:tentative="1">
+      <w:start w:val="1"/>
+      <w:numFmt w:val="bullet"/>
+      <w:lvlText w:val=""/>
+      <w:lvlJc w:val="left"/>
+      <w:pPr>
+        <w:tabs>
+          <w:tab w:val="num" w:pos="2880"/>
+        </w:tabs>
+        <w:ind w:left="2880" w:hanging="360"/>
+      </w:pPr>
+      <w:rPr>
+        <w:rFonts w:ascii="Wingdings" w:hAnsi="Wingdings" w:hint="default"/>
+        <w:sz w:val="20"/>
+      </w:rPr>
+    </w:lvl>
+    <w:lvl w:ilvl="4" w:tentative="1">
+      <w:start w:val="1"/>
+      <w:numFmt w:val="bullet"/>
+      <w:lvlText w:val=""/>
+      <w:lvlJc w:val="left"/>
+      <w:pPr>
+        <w:tabs>
+          <w:tab w:val="num" w:pos="3600"/>
+        </w:tabs>
+        <w:ind w:left="3600" w:hanging="360"/>
+      </w:pPr>
+      <w:rPr>
+        <w:rFonts w:ascii="Wingdings" w:hAnsi="Wingdings" w:hint="default"/>
+        <w:sz w:val="20"/>
+      </w:rPr>
+    </w:lvl>
+    <w:lvl w:ilvl="5" w:tentative="1">
+      <w:start w:val="1"/>
+      <w:numFmt w:val="bullet"/>
+      <w:lvlText w:val=""/>
+      <w:lvlJc w:val="left"/>
+      <w:pPr>
+        <w:tabs>
+          <w:tab w:val="num" w:pos="4320"/>
+        </w:tabs>
+        <w:ind w:left="4320" w:hanging="360"/>
+      </w:pPr>
+      <w:rPr>
+        <w:rFonts w:ascii="Wingdings" w:hAnsi="Wingdings" w:hint="default"/>
+        <w:sz w:val="20"/>
+      </w:rPr>
+    </w:lvl>
+    <w:lvl w:ilvl="6" w:tentative="1">
+      <w:start w:val="1"/>
+      <w:numFmt w:val="bullet"/>
+      <w:lvlText w:val=""/>
+      <w:lvlJc w:val="left"/>
+      <w:pPr>
+        <w:tabs>
+          <w:tab w:val="num" w:pos="5040"/>
+        </w:tabs>
+        <w:ind w:left="5040" w:hanging="360"/>
+      </w:pPr>
+      <w:rPr>
+        <w:rFonts w:ascii="Wingdings" w:hAnsi="Wingdings" w:hint="default"/>
+        <w:sz w:val="20"/>
+      </w:rPr>
+    </w:lvl>
+    <w:lvl w:ilvl="7" w:tentative="1">
+      <w:start w:val="1"/>
+      <w:numFmt w:val="bullet"/>
+      <w:lvlText w:val=""/>
+      <w:lvlJc w:val="left"/>
+      <w:pPr>
+        <w:tabs>
+          <w:tab w:val="num" w:pos="5760"/>
+        </w:tabs>
+        <w:ind w:left="5760" w:hanging="360"/>
+      </w:pPr>
+      <w:rPr>
+        <w:rFonts w:ascii="Wingdings" w:hAnsi="Wingdings" w:hint="default"/>
+        <w:sz w:val="20"/>
+      </w:rPr>
+    </w:lvl>
+    <w:lvl w:ilvl="8" w:tentative="1">
+      <w:start w:val="1"/>
+      <w:numFmt w:val="bullet"/>
+      <w:lvlText w:val=""/>
+      <w:lvlJc w:val="left"/>
+      <w:pPr>
+        <w:tabs>
+          <w:tab w:val="num" w:pos="6480"/>
+        </w:tabs>
+        <w:ind w:left="6480" w:hanging="360"/>
+      </w:pPr>
+      <w:rPr>
+        <w:rFonts w:ascii="Wingdings" w:hAnsi="Wingdings" w:hint="default"/>
+        <w:sz w:val="20"/>
+      </w:rPr>
+    </w:lvl>
+  </w:abstractNum>
+  <w:abstractNum w:abstractNumId="2" w15:restartNumberingAfterBreak="0">
     <w:nsid w:val="184B2A21"/>
     <w:multiLevelType w:val="hybridMultilevel"/>
     <w:tmpl w:val="E944784E"/>
@@ -2302,7 +11471,7 @@
       </w:rPr>
     </w:lvl>
   </w:abstractNum>
-  <w:abstractNum w:abstractNumId="1" w15:restartNumberingAfterBreak="0">
+  <w:abstractNum w:abstractNumId="3" w15:restartNumberingAfterBreak="0">
     <w:nsid w:val="2C347781"/>
     <w:multiLevelType w:val="hybridMultilevel"/>
     <w:tmpl w:val="E3688A84"/>
@@ -2415,7 +11584,7 @@
       </w:rPr>
     </w:lvl>
   </w:abstractNum>
-  <w:abstractNum w:abstractNumId="2" w15:restartNumberingAfterBreak="0">
+  <w:abstractNum w:abstractNumId="4" w15:restartNumberingAfterBreak="0">
     <w:nsid w:val="2CCF4CAE"/>
     <w:multiLevelType w:val="hybridMultilevel"/>
     <w:tmpl w:val="D248BA26"/>
@@ -2528,7 +11697,7 @@
       </w:rPr>
     </w:lvl>
   </w:abstractNum>
-  <w:abstractNum w:abstractNumId="3" w15:restartNumberingAfterBreak="0">
+  <w:abstractNum w:abstractNumId="5" w15:restartNumberingAfterBreak="0">
     <w:nsid w:val="344B60E7"/>
     <w:multiLevelType w:val="hybridMultilevel"/>
     <w:tmpl w:val="7A9E8FB2"/>
@@ -2641,7 +11810,7 @@
       </w:rPr>
     </w:lvl>
   </w:abstractNum>
-  <w:abstractNum w:abstractNumId="4" w15:restartNumberingAfterBreak="0">
+  <w:abstractNum w:abstractNumId="6" w15:restartNumberingAfterBreak="0">
     <w:nsid w:val="384202C7"/>
     <w:multiLevelType w:val="hybridMultilevel"/>
     <w:tmpl w:val="81006638"/>
@@ -2754,7 +11923,156 @@
       </w:rPr>
     </w:lvl>
   </w:abstractNum>
-  <w:abstractNum w:abstractNumId="5" w15:restartNumberingAfterBreak="0">
+  <w:abstractNum w:abstractNumId="7" w15:restartNumberingAfterBreak="0">
+    <w:nsid w:val="3BF55816"/>
+    <w:multiLevelType w:val="multilevel"/>
+    <w:tmpl w:val="344C9958"/>
+    <w:lvl w:ilvl="0">
+      <w:start w:val="1"/>
+      <w:numFmt w:val="bullet"/>
+      <w:lvlText w:val=""/>
+      <w:lvlJc w:val="left"/>
+      <w:pPr>
+        <w:tabs>
+          <w:tab w:val="num" w:pos="720"/>
+        </w:tabs>
+        <w:ind w:left="720" w:hanging="360"/>
+      </w:pPr>
+      <w:rPr>
+        <w:rFonts w:ascii="Symbol" w:hAnsi="Symbol" w:hint="default"/>
+        <w:sz w:val="20"/>
+      </w:rPr>
+    </w:lvl>
+    <w:lvl w:ilvl="1" w:tentative="1">
+      <w:start w:val="1"/>
+      <w:numFmt w:val="bullet"/>
+      <w:lvlText w:val="o"/>
+      <w:lvlJc w:val="left"/>
+      <w:pPr>
+        <w:tabs>
+          <w:tab w:val="num" w:pos="1440"/>
+        </w:tabs>
+        <w:ind w:left="1440" w:hanging="360"/>
+      </w:pPr>
+      <w:rPr>
+        <w:rFonts w:ascii="Courier New" w:hAnsi="Courier New" w:hint="default"/>
+        <w:sz w:val="20"/>
+      </w:rPr>
+    </w:lvl>
+    <w:lvl w:ilvl="2" w:tentative="1">
+      <w:start w:val="1"/>
+      <w:numFmt w:val="bullet"/>
+      <w:lvlText w:val=""/>
+      <w:lvlJc w:val="left"/>
+      <w:pPr>
+        <w:tabs>
+          <w:tab w:val="num" w:pos="2160"/>
+        </w:tabs>
+        <w:ind w:left="2160" w:hanging="360"/>
+      </w:pPr>
+      <w:rPr>
+        <w:rFonts w:ascii="Wingdings" w:hAnsi="Wingdings" w:hint="default"/>
+        <w:sz w:val="20"/>
+      </w:rPr>
+    </w:lvl>
+    <w:lvl w:ilvl="3" w:tentative="1">
+      <w:start w:val="1"/>
+      <w:numFmt w:val="bullet"/>
+      <w:lvlText w:val=""/>
+      <w:lvlJc w:val="left"/>
+      <w:pPr>
+        <w:tabs>
+          <w:tab w:val="num" w:pos="2880"/>
+        </w:tabs>
+        <w:ind w:left="2880" w:hanging="360"/>
+      </w:pPr>
+      <w:rPr>
+        <w:rFonts w:ascii="Wingdings" w:hAnsi="Wingdings" w:hint="default"/>
+        <w:sz w:val="20"/>
+      </w:rPr>
+    </w:lvl>
+    <w:lvl w:ilvl="4" w:tentative="1">
+      <w:start w:val="1"/>
+      <w:numFmt w:val="bullet"/>
+      <w:lvlText w:val=""/>
+      <w:lvlJc w:val="left"/>
+      <w:pPr>
+        <w:tabs>
+          <w:tab w:val="num" w:pos="3600"/>
+        </w:tabs>
+        <w:ind w:left="3600" w:hanging="360"/>
+      </w:pPr>
+      <w:rPr>
+        <w:rFonts w:ascii="Wingdings" w:hAnsi="Wingdings" w:hint="default"/>
+        <w:sz w:val="20"/>
+      </w:rPr>
+    </w:lvl>
+    <w:lvl w:ilvl="5" w:tentative="1">
+      <w:start w:val="1"/>
+      <w:numFmt w:val="bullet"/>
+      <w:lvlText w:val=""/>
+      <w:lvlJc w:val="left"/>
+      <w:pPr>
+        <w:tabs>
+          <w:tab w:val="num" w:pos="4320"/>
+        </w:tabs>
+        <w:ind w:left="4320" w:hanging="360"/>
+      </w:pPr>
+      <w:rPr>
+        <w:rFonts w:ascii="Wingdings" w:hAnsi="Wingdings" w:hint="default"/>
+        <w:sz w:val="20"/>
+      </w:rPr>
+    </w:lvl>
+    <w:lvl w:ilvl="6" w:tentative="1">
+      <w:start w:val="1"/>
+      <w:numFmt w:val="bullet"/>
+      <w:lvlText w:val=""/>
+      <w:lvlJc w:val="left"/>
+      <w:pPr>
+        <w:tabs>
+          <w:tab w:val="num" w:pos="5040"/>
+        </w:tabs>
+        <w:ind w:left="5040" w:hanging="360"/>
+      </w:pPr>
+      <w:rPr>
+        <w:rFonts w:ascii="Wingdings" w:hAnsi="Wingdings" w:hint="default"/>
+        <w:sz w:val="20"/>
+      </w:rPr>
+    </w:lvl>
+    <w:lvl w:ilvl="7" w:tentative="1">
+      <w:start w:val="1"/>
+      <w:numFmt w:val="bullet"/>
+      <w:lvlText w:val=""/>
+      <w:lvlJc w:val="left"/>
+      <w:pPr>
+        <w:tabs>
+          <w:tab w:val="num" w:pos="5760"/>
+        </w:tabs>
+        <w:ind w:left="5760" w:hanging="360"/>
+      </w:pPr>
+      <w:rPr>
+        <w:rFonts w:ascii="Wingdings" w:hAnsi="Wingdings" w:hint="default"/>
+        <w:sz w:val="20"/>
+      </w:rPr>
+    </w:lvl>
+    <w:lvl w:ilvl="8" w:tentative="1">
+      <w:start w:val="1"/>
+      <w:numFmt w:val="bullet"/>
+      <w:lvlText w:val=""/>
+      <w:lvlJc w:val="left"/>
+      <w:pPr>
+        <w:tabs>
+          <w:tab w:val="num" w:pos="6480"/>
+        </w:tabs>
+        <w:ind w:left="6480" w:hanging="360"/>
+      </w:pPr>
+      <w:rPr>
+        <w:rFonts w:ascii="Wingdings" w:hAnsi="Wingdings" w:hint="default"/>
+        <w:sz w:val="20"/>
+      </w:rPr>
+    </w:lvl>
+  </w:abstractNum>
+  <w:abstractNum w:abstractNumId="8" w15:restartNumberingAfterBreak="0">
     <w:nsid w:val="5C7F482F"/>
     <w:multiLevelType w:val="multilevel"/>
     <w:tmpl w:val="ED6CE13A"/>
@@ -2867,7 +12185,7 @@
       </w:pPr>
     </w:lvl>
   </w:abstractNum>
-  <w:abstractNum w:abstractNumId="6" w15:restartNumberingAfterBreak="0">
+  <w:abstractNum w:abstractNumId="9" w15:restartNumberingAfterBreak="0">
     <w:nsid w:val="65792FFB"/>
     <w:multiLevelType w:val="hybridMultilevel"/>
     <w:tmpl w:val="D0A260EA"/>
@@ -2980,7 +12298,7 @@
       </w:rPr>
     </w:lvl>
   </w:abstractNum>
-  <w:abstractNum w:abstractNumId="7" w15:restartNumberingAfterBreak="0">
+  <w:abstractNum w:abstractNumId="10" w15:restartNumberingAfterBreak="0">
     <w:nsid w:val="72ED31F5"/>
     <w:multiLevelType w:val="multilevel"/>
     <w:tmpl w:val="E69EC600"/>
@@ -3102,29 +12420,190 @@
       </w:pPr>
     </w:lvl>
   </w:abstractNum>
+  <w:abstractNum w:abstractNumId="11" w15:restartNumberingAfterBreak="0">
+    <w:nsid w:val="7AF31E31"/>
+    <w:multiLevelType w:val="multilevel"/>
+    <w:tmpl w:val="E6F4D21A"/>
+    <w:lvl w:ilvl="0">
+      <w:start w:val="1"/>
+      <w:numFmt w:val="bullet"/>
+      <w:lvlText w:val=""/>
+      <w:lvlJc w:val="left"/>
+      <w:pPr>
+        <w:tabs>
+          <w:tab w:val="num" w:pos="720"/>
+        </w:tabs>
+        <w:ind w:left="720" w:hanging="360"/>
+      </w:pPr>
+      <w:rPr>
+        <w:rFonts w:ascii="Symbol" w:hAnsi="Symbol" w:hint="default"/>
+        <w:sz w:val="20"/>
+      </w:rPr>
+    </w:lvl>
+    <w:lvl w:ilvl="1" w:tentative="1">
+      <w:start w:val="1"/>
+      <w:numFmt w:val="bullet"/>
+      <w:lvlText w:val="o"/>
+      <w:lvlJc w:val="left"/>
+      <w:pPr>
+        <w:tabs>
+          <w:tab w:val="num" w:pos="1440"/>
+        </w:tabs>
+        <w:ind w:left="1440" w:hanging="360"/>
+      </w:pPr>
+      <w:rPr>
+        <w:rFonts w:ascii="Courier New" w:hAnsi="Courier New" w:hint="default"/>
+        <w:sz w:val="20"/>
+      </w:rPr>
+    </w:lvl>
+    <w:lvl w:ilvl="2" w:tentative="1">
+      <w:start w:val="1"/>
+      <w:numFmt w:val="bullet"/>
+      <w:lvlText w:val=""/>
+      <w:lvlJc w:val="left"/>
+      <w:pPr>
+        <w:tabs>
+          <w:tab w:val="num" w:pos="2160"/>
+        </w:tabs>
+        <w:ind w:left="2160" w:hanging="360"/>
+      </w:pPr>
+      <w:rPr>
+        <w:rFonts w:ascii="Wingdings" w:hAnsi="Wingdings" w:hint="default"/>
+        <w:sz w:val="20"/>
+      </w:rPr>
+    </w:lvl>
+    <w:lvl w:ilvl="3" w:tentative="1">
+      <w:start w:val="1"/>
+      <w:numFmt w:val="bullet"/>
+      <w:lvlText w:val=""/>
+      <w:lvlJc w:val="left"/>
+      <w:pPr>
+        <w:tabs>
+          <w:tab w:val="num" w:pos="2880"/>
+        </w:tabs>
+        <w:ind w:left="2880" w:hanging="360"/>
+      </w:pPr>
+      <w:rPr>
+        <w:rFonts w:ascii="Wingdings" w:hAnsi="Wingdings" w:hint="default"/>
+        <w:sz w:val="20"/>
+      </w:rPr>
+    </w:lvl>
+    <w:lvl w:ilvl="4" w:tentative="1">
+      <w:start w:val="1"/>
+      <w:numFmt w:val="bullet"/>
+      <w:lvlText w:val=""/>
+      <w:lvlJc w:val="left"/>
+      <w:pPr>
+        <w:tabs>
+          <w:tab w:val="num" w:pos="3600"/>
+        </w:tabs>
+        <w:ind w:left="3600" w:hanging="360"/>
+      </w:pPr>
+      <w:rPr>
+        <w:rFonts w:ascii="Wingdings" w:hAnsi="Wingdings" w:hint="default"/>
+        <w:sz w:val="20"/>
+      </w:rPr>
+    </w:lvl>
+    <w:lvl w:ilvl="5" w:tentative="1">
+      <w:start w:val="1"/>
+      <w:numFmt w:val="bullet"/>
+      <w:lvlText w:val=""/>
+      <w:lvlJc w:val="left"/>
+      <w:pPr>
+        <w:tabs>
+          <w:tab w:val="num" w:pos="4320"/>
+        </w:tabs>
+        <w:ind w:left="4320" w:hanging="360"/>
+      </w:pPr>
+      <w:rPr>
+        <w:rFonts w:ascii="Wingdings" w:hAnsi="Wingdings" w:hint="default"/>
+        <w:sz w:val="20"/>
+      </w:rPr>
+    </w:lvl>
+    <w:lvl w:ilvl="6" w:tentative="1">
+      <w:start w:val="1"/>
+      <w:numFmt w:val="bullet"/>
+      <w:lvlText w:val=""/>
+      <w:lvlJc w:val="left"/>
+      <w:pPr>
+        <w:tabs>
+          <w:tab w:val="num" w:pos="5040"/>
+        </w:tabs>
+        <w:ind w:left="5040" w:hanging="360"/>
+      </w:pPr>
+      <w:rPr>
+        <w:rFonts w:ascii="Wingdings" w:hAnsi="Wingdings" w:hint="default"/>
+        <w:sz w:val="20"/>
+      </w:rPr>
+    </w:lvl>
+    <w:lvl w:ilvl="7" w:tentative="1">
+      <w:start w:val="1"/>
+      <w:numFmt w:val="bullet"/>
+      <w:lvlText w:val=""/>
+      <w:lvlJc w:val="left"/>
+      <w:pPr>
+        <w:tabs>
+          <w:tab w:val="num" w:pos="5760"/>
+        </w:tabs>
+        <w:ind w:left="5760" w:hanging="360"/>
+      </w:pPr>
+      <w:rPr>
+        <w:rFonts w:ascii="Wingdings" w:hAnsi="Wingdings" w:hint="default"/>
+        <w:sz w:val="20"/>
+      </w:rPr>
+    </w:lvl>
+    <w:lvl w:ilvl="8" w:tentative="1">
+      <w:start w:val="1"/>
+      <w:numFmt w:val="bullet"/>
+      <w:lvlText w:val=""/>
+      <w:lvlJc w:val="left"/>
+      <w:pPr>
+        <w:tabs>
+          <w:tab w:val="num" w:pos="6480"/>
+        </w:tabs>
+        <w:ind w:left="6480" w:hanging="360"/>
+      </w:pPr>
+      <w:rPr>
+        <w:rFonts w:ascii="Wingdings" w:hAnsi="Wingdings" w:hint="default"/>
+        <w:sz w:val="20"/>
+      </w:rPr>
+    </w:lvl>
+  </w:abstractNum>
   <w:num w:numId="1" w16cid:durableId="616453552">
+    <w:abstractNumId w:val="10"/>
+  </w:num>
+  <w:num w:numId="2" w16cid:durableId="564222570">
+    <w:abstractNumId w:val="8"/>
+  </w:num>
+  <w:num w:numId="3" w16cid:durableId="1033267169">
+    <w:abstractNumId w:val="9"/>
+  </w:num>
+  <w:num w:numId="4" w16cid:durableId="1924416971">
+    <w:abstractNumId w:val="4"/>
+  </w:num>
+  <w:num w:numId="5" w16cid:durableId="192889394">
+    <w:abstractNumId w:val="6"/>
+  </w:num>
+  <w:num w:numId="6" w16cid:durableId="1138765721">
+    <w:abstractNumId w:val="3"/>
+  </w:num>
+  <w:num w:numId="7" w16cid:durableId="796797854">
+    <w:abstractNumId w:val="2"/>
+  </w:num>
+  <w:num w:numId="8" w16cid:durableId="732896582">
+    <w:abstractNumId w:val="5"/>
+  </w:num>
+  <w:num w:numId="9" w16cid:durableId="573899465">
     <w:abstractNumId w:val="7"/>
   </w:num>
-  <w:num w:numId="2" w16cid:durableId="564222570">
-    <w:abstractNumId w:val="5"/>
+  <w:num w:numId="10" w16cid:durableId="2041666913">
+    <w:abstractNumId w:val="0"/>
   </w:num>
-  <w:num w:numId="3" w16cid:durableId="1033267169">
-    <w:abstractNumId w:val="6"/>
-  </w:num>
-  <w:num w:numId="4" w16cid:durableId="1924416971">
-    <w:abstractNumId w:val="2"/>
-  </w:num>
-  <w:num w:numId="5" w16cid:durableId="192889394">
-    <w:abstractNumId w:val="4"/>
-  </w:num>
-  <w:num w:numId="6" w16cid:durableId="1138765721">
+  <w:num w:numId="11" w16cid:durableId="1582836347">
     <w:abstractNumId w:val="1"/>
   </w:num>
-  <w:num w:numId="7" w16cid:durableId="796797854">
-    <w:abstractNumId w:val="0"/>
-  </w:num>
-  <w:num w:numId="8" w16cid:durableId="732896582">
-    <w:abstractNumId w:val="3"/>
+  <w:num w:numId="12" w16cid:durableId="1758362344">
+    <w:abstractNumId w:val="11"/>
   </w:num>
 </w:numbering>
 </file>
@@ -3687,7 +13166,6 @@
   <w:style w:type="character" w:default="1" w:styleId="DefaultParagraphFont">
     <w:name w:val="Default Paragraph Font"/>
     <w:uiPriority w:val="1"/>
-    <w:semiHidden/>
     <w:unhideWhenUsed/>
   </w:style>
   <w:style w:type="table" w:default="1" w:styleId="TableNormal">
@@ -4311,6 +13789,23 @@
       <w:shd w:val="clear" w:color="auto" w:fill="E1DFDD"/>
     </w:rPr>
   </w:style>
+  <w:style w:type="paragraph" w:styleId="NormalWeb">
+    <w:name w:val="Normal (Web)"/>
+    <w:basedOn w:val="Normal"/>
+    <w:uiPriority w:val="99"/>
+    <w:semiHidden/>
+    <w:unhideWhenUsed/>
+    <w:rsid w:val="00EA4A67"/>
+    <w:pPr>
+      <w:suppressAutoHyphens w:val="0"/>
+      <w:spacing w:before="100" w:beforeAutospacing="1" w:after="100" w:afterAutospacing="1" w:line="240" w:lineRule="auto"/>
+    </w:pPr>
+    <w:rPr>
+      <w:rFonts w:ascii="Times New Roman" w:eastAsia="Times New Roman" w:hAnsi="Times New Roman" w:cs="Times New Roman"/>
+      <w:sz w:val="24"/>
+      <w:szCs w:val="24"/>
+    </w:rPr>
+  </w:style>
 </w:styles>
 </file>
 
@@ -4489,4 +13984,16 @@
   <a:objectDefaults/>
   <a:extraClrSchemeLst/>
 </a:theme>
+</file>
+
+<file path=customXml/item1.xml><?xml version="1.0" encoding="utf-8"?>
+<b:Sources xmlns:b="http://schemas.openxmlformats.org/officeDocument/2006/bibliography" xmlns="http://schemas.openxmlformats.org/officeDocument/2006/bibliography" SelectedStyle="\APASixthEditionOfficeOnline.xsl" StyleName="APA" Version="6"/>
+</file>
+
+<file path=customXml/itemProps1.xml><?xml version="1.0" encoding="utf-8"?>
+<ds:datastoreItem xmlns:ds="http://schemas.openxmlformats.org/officeDocument/2006/customXml" ds:itemID="{FB187471-7348-4537-841B-876341C30C19}">
+  <ds:schemaRefs>
+    <ds:schemaRef ds:uri="http://schemas.openxmlformats.org/officeDocument/2006/bibliography"/>
+  </ds:schemaRefs>
+</ds:datastoreItem>
 </file>